--- a/mobile application document.docx
+++ b/mobile application document.docx
@@ -7,24 +7,20 @@
         <w:spacing w:line="360" w:lineRule="auto"/>
         <w:rPr>
           <w:rFonts w:ascii="Times New Roman" w:hAnsi="Times New Roman" w:cs="Times New Roman"/>
-        </w:rPr>
-      </w:pPr>
-    </w:p>
-    <w:p>
-      <w:pPr>
-        <w:spacing w:line="360" w:lineRule="auto"/>
-        <w:rPr>
-          <w:rFonts w:ascii="Times New Roman" w:hAnsi="Times New Roman" w:cs="Times New Roman"/>
+          <w:sz w:val="28"/>
+          <w:szCs w:val="28"/>
         </w:rPr>
       </w:pPr>
       <w:r>
         <w:rPr>
           <w:rFonts w:ascii="Times New Roman" w:hAnsi="Times New Roman" w:cs="Times New Roman"/>
           <w:noProof/>
+          <w:sz w:val="28"/>
+          <w:szCs w:val="28"/>
           <w:lang w:val="en-GB" w:eastAsia="en-GB"/>
         </w:rPr>
         <w:drawing>
-          <wp:inline distT="0" distB="0" distL="0" distR="0" wp14:anchorId="5621BC61" wp14:editId="6744BB70">
+          <wp:inline distT="0" distB="0" distL="0" distR="0" wp14:anchorId="31161E96" wp14:editId="38A02833">
             <wp:extent cx="6206026" cy="1111250"/>
             <wp:effectExtent l="0" t="0" r="0" b="0"/>
             <wp:docPr id="276915388" name="Picture 2"/>
@@ -39,7 +35,7 @@
                     <pic:cNvPicPr/>
                   </pic:nvPicPr>
                   <pic:blipFill>
-                    <a:blip r:embed="rId6" cstate="print">
+                    <a:blip r:embed="rId9" cstate="print">
                       <a:extLst>
                         <a:ext uri="{28A0092B-C50C-407E-A947-70E740481C1C}">
                           <a14:useLocalDpi xmlns:a14="http://schemas.microsoft.com/office/drawing/2010/main" val="0"/>
@@ -71,6 +67,18 @@
         <w:spacing w:line="360" w:lineRule="auto"/>
         <w:rPr>
           <w:rFonts w:ascii="Times New Roman" w:hAnsi="Times New Roman" w:cs="Times New Roman"/>
+          <w:sz w:val="28"/>
+          <w:szCs w:val="28"/>
+        </w:rPr>
+      </w:pPr>
+    </w:p>
+    <w:p>
+      <w:pPr>
+        <w:spacing w:line="360" w:lineRule="auto"/>
+        <w:rPr>
+          <w:rFonts w:ascii="Times New Roman" w:hAnsi="Times New Roman" w:cs="Times New Roman"/>
+          <w:sz w:val="28"/>
+          <w:szCs w:val="28"/>
         </w:rPr>
       </w:pPr>
     </w:p>
@@ -82,6 +90,8 @@
           <w:rFonts w:ascii="Times New Roman" w:hAnsi="Times New Roman" w:cs="Times New Roman"/>
           <w:b/>
           <w:bCs/>
+          <w:sz w:val="28"/>
+          <w:szCs w:val="28"/>
         </w:rPr>
       </w:pPr>
       <w:r>
@@ -89,6 +99,8 @@
           <w:rFonts w:ascii="Times New Roman" w:hAnsi="Times New Roman" w:cs="Times New Roman"/>
           <w:b/>
           <w:bCs/>
+          <w:sz w:val="28"/>
+          <w:szCs w:val="28"/>
         </w:rPr>
         <w:t>SCHOOL OF COMPUTING AND INFORMATICS</w:t>
       </w:r>
@@ -101,6 +113,8 @@
           <w:rFonts w:ascii="Times New Roman" w:hAnsi="Times New Roman" w:cs="Times New Roman"/>
           <w:b/>
           <w:bCs/>
+          <w:sz w:val="28"/>
+          <w:szCs w:val="28"/>
         </w:rPr>
       </w:pPr>
       <w:r>
@@ -108,6 +122,8 @@
           <w:rFonts w:ascii="Times New Roman" w:hAnsi="Times New Roman" w:cs="Times New Roman"/>
           <w:b/>
           <w:bCs/>
+          <w:sz w:val="28"/>
+          <w:szCs w:val="28"/>
         </w:rPr>
         <w:t>DEPARTEMENT OF INFORMATION TECHNOLOGY</w:t>
       </w:r>
@@ -120,6 +136,8 @@
           <w:rFonts w:ascii="Times New Roman" w:hAnsi="Times New Roman" w:cs="Times New Roman"/>
           <w:b/>
           <w:bCs/>
+          <w:sz w:val="28"/>
+          <w:szCs w:val="28"/>
         </w:rPr>
       </w:pPr>
     </w:p>
@@ -131,6 +149,8 @@
           <w:rFonts w:ascii="Times New Roman" w:hAnsi="Times New Roman" w:cs="Times New Roman"/>
           <w:b/>
           <w:bCs/>
+          <w:sz w:val="28"/>
+          <w:szCs w:val="28"/>
         </w:rPr>
       </w:pPr>
     </w:p>
@@ -146,17 +166,20 @@
           <w:bCs/>
           <w:color w:val="0F1115"/>
           <w:kern w:val="0"/>
-          <w:sz w:val="33"/>
-          <w:szCs w:val="33"/>
+          <w:sz w:val="28"/>
+          <w:szCs w:val="28"/>
           <w:lang w:val="en-GB" w:eastAsia="en-GB"/>
           <w14:ligatures w14:val="none"/>
         </w:rPr>
       </w:pPr>
+      <w:bookmarkStart w:id="0" w:name="_Toc232450486"/>
       <w:r>
         <w:rPr>
           <w:rFonts w:ascii="Times New Roman" w:hAnsi="Times New Roman" w:cs="Times New Roman"/>
           <w:b/>
           <w:bCs/>
+          <w:sz w:val="28"/>
+          <w:szCs w:val="28"/>
         </w:rPr>
         <w:t>TITLE</w:t>
       </w:r>
@@ -165,6 +188,8 @@
           <w:rFonts w:ascii="Times New Roman" w:hAnsi="Times New Roman" w:cs="Times New Roman"/>
           <w:b/>
           <w:bCs/>
+          <w:sz w:val="28"/>
+          <w:szCs w:val="28"/>
         </w:rPr>
         <w:t xml:space="preserve">: </w:t>
       </w:r>
@@ -175,11 +200,14 @@
           <w:bCs/>
           <w:color w:val="0F1115"/>
           <w:kern w:val="0"/>
+          <w:sz w:val="28"/>
+          <w:szCs w:val="28"/>
           <w:lang w:val="en-GB" w:eastAsia="en-GB"/>
           <w14:ligatures w14:val="none"/>
         </w:rPr>
         <w:t>Smart Food Rescue Mobile</w:t>
       </w:r>
+      <w:bookmarkEnd w:id="0"/>
     </w:p>
     <w:p>
       <w:pPr>
@@ -189,6 +217,8 @@
           <w:rFonts w:ascii="Times New Roman" w:hAnsi="Times New Roman" w:cs="Times New Roman"/>
           <w:b/>
           <w:bCs/>
+          <w:sz w:val="28"/>
+          <w:szCs w:val="28"/>
         </w:rPr>
       </w:pPr>
     </w:p>
@@ -200,6 +230,8 @@
           <w:rFonts w:ascii="Times New Roman" w:hAnsi="Times New Roman" w:cs="Times New Roman"/>
           <w:b/>
           <w:bCs/>
+          <w:sz w:val="28"/>
+          <w:szCs w:val="28"/>
         </w:rPr>
       </w:pPr>
       <w:r>
@@ -207,6 +239,8 @@
           <w:rFonts w:ascii="Times New Roman" w:hAnsi="Times New Roman" w:cs="Times New Roman"/>
           <w:b/>
           <w:bCs/>
+          <w:sz w:val="28"/>
+          <w:szCs w:val="28"/>
         </w:rPr>
         <w:t>STUDENT: MBUGUA LUCY WANGUI</w:t>
       </w:r>
@@ -219,6 +253,8 @@
           <w:rFonts w:ascii="Times New Roman" w:hAnsi="Times New Roman" w:cs="Times New Roman"/>
           <w:b/>
           <w:bCs/>
+          <w:sz w:val="28"/>
+          <w:szCs w:val="28"/>
         </w:rPr>
       </w:pPr>
       <w:r>
@@ -226,6 +262,8 @@
           <w:rFonts w:ascii="Times New Roman" w:hAnsi="Times New Roman" w:cs="Times New Roman"/>
           <w:b/>
           <w:bCs/>
+          <w:sz w:val="28"/>
+          <w:szCs w:val="28"/>
         </w:rPr>
         <w:t>REG NO: BIT/2024/44576</w:t>
       </w:r>
@@ -237,6 +275,8 @@
           <w:rFonts w:ascii="Times New Roman" w:hAnsi="Times New Roman" w:cs="Times New Roman"/>
           <w:b/>
           <w:bCs/>
+          <w:sz w:val="28"/>
+          <w:szCs w:val="28"/>
         </w:rPr>
       </w:pPr>
     </w:p>
@@ -247,58 +287,2845 @@
           <w:rFonts w:ascii="Times New Roman" w:hAnsi="Times New Roman" w:cs="Times New Roman"/>
           <w:b/>
           <w:bCs/>
-        </w:rPr>
-      </w:pPr>
-    </w:p>
-    <w:p/>
-    <w:p/>
-    <w:p/>
-    <w:p/>
-    <w:p/>
-    <w:p/>
-    <w:p/>
-    <w:p/>
+          <w:sz w:val="28"/>
+          <w:szCs w:val="28"/>
+        </w:rPr>
+      </w:pPr>
+    </w:p>
+    <w:p>
+      <w:pPr>
+        <w:rPr>
+          <w:sz w:val="28"/>
+          <w:szCs w:val="28"/>
+        </w:rPr>
+      </w:pPr>
+    </w:p>
+    <w:p>
+      <w:pPr>
+        <w:rPr>
+          <w:sz w:val="28"/>
+          <w:szCs w:val="28"/>
+        </w:rPr>
+      </w:pPr>
+    </w:p>
+    <w:p>
+      <w:pPr>
+        <w:rPr>
+          <w:sz w:val="28"/>
+          <w:szCs w:val="28"/>
+        </w:rPr>
+      </w:pPr>
+    </w:p>
+    <w:p>
+      <w:pPr>
+        <w:rPr>
+          <w:sz w:val="28"/>
+          <w:szCs w:val="28"/>
+        </w:rPr>
+      </w:pPr>
+    </w:p>
+    <w:p>
+      <w:pPr>
+        <w:rPr>
+          <w:sz w:val="28"/>
+          <w:szCs w:val="28"/>
+        </w:rPr>
+      </w:pPr>
+    </w:p>
+    <w:p>
+      <w:pPr>
+        <w:rPr>
+          <w:sz w:val="28"/>
+          <w:szCs w:val="28"/>
+        </w:rPr>
+      </w:pPr>
+    </w:p>
     <w:p>
       <w:pPr>
         <w:rPr>
           <w:rFonts w:ascii="Times New Roman" w:hAnsi="Times New Roman" w:cs="Times New Roman"/>
           <w:b/>
-        </w:rPr>
-      </w:pPr>
-    </w:p>
-    <w:p>
-      <w:pPr>
-        <w:rPr>
-          <w:rFonts w:ascii="Times New Roman" w:hAnsi="Times New Roman" w:cs="Times New Roman"/>
-          <w:b/>
-        </w:rPr>
-      </w:pPr>
-    </w:p>
-    <w:p>
-      <w:pPr>
-        <w:rPr>
-          <w:rFonts w:ascii="Times New Roman" w:hAnsi="Times New Roman" w:cs="Times New Roman"/>
-        </w:rPr>
-      </w:pPr>
-      <w:r>
-        <w:rPr>
-          <w:rFonts w:ascii="Times New Roman" w:hAnsi="Times New Roman" w:cs="Times New Roman"/>
-          <w:b/>
+          <w:sz w:val="28"/>
+          <w:szCs w:val="28"/>
+        </w:rPr>
+      </w:pPr>
+    </w:p>
+    <w:sdt>
+      <w:sdtPr>
+        <w:id w:val="2020044268"/>
+        <w:docPartObj>
+          <w:docPartGallery w:val="Table of Contents"/>
+          <w:docPartUnique/>
+        </w:docPartObj>
+      </w:sdtPr>
+      <w:sdtEndPr>
+        <w:rPr>
+          <w:rFonts w:asciiTheme="minorHAnsi" w:eastAsiaTheme="minorHAnsi" w:hAnsiTheme="minorHAnsi" w:cstheme="minorBidi"/>
+          <w:noProof/>
+          <w:color w:val="auto"/>
+          <w:kern w:val="2"/>
+          <w:sz w:val="24"/>
+          <w:szCs w:val="24"/>
+          <w:lang w:eastAsia="en-US"/>
+          <w14:ligatures w14:val="standardContextual"/>
+        </w:rPr>
+      </w:sdtEndPr>
+      <w:sdtContent>
+        <w:p>
+          <w:pPr>
+            <w:pStyle w:val="TOCHeading"/>
+          </w:pPr>
+          <w:r>
+            <w:t>Contents</w:t>
+          </w:r>
+        </w:p>
+        <w:p>
+          <w:pPr>
+            <w:pStyle w:val="TOC2"/>
+            <w:tabs>
+              <w:tab w:val="right" w:leader="dot" w:pos="9016"/>
+            </w:tabs>
+            <w:rPr>
+              <w:rFonts w:eastAsiaTheme="minorEastAsia"/>
+              <w:noProof/>
+              <w:kern w:val="0"/>
+              <w:sz w:val="22"/>
+              <w:szCs w:val="22"/>
+              <w:lang w:val="en-GB" w:eastAsia="en-GB"/>
+              <w14:ligatures w14:val="none"/>
+            </w:rPr>
+          </w:pPr>
+          <w:r>
+            <w:fldChar w:fldCharType="begin"/>
+          </w:r>
+          <w:r>
+            <w:instrText xml:space="preserve"> TOC \o "1-3" \h \z \u </w:instrText>
+          </w:r>
+          <w:r>
+            <w:fldChar w:fldCharType="separate"/>
+          </w:r>
+          <w:hyperlink w:anchor="_Toc232450486" w:history="1">
+            <w:r>
+              <w:rPr>
+                <w:rStyle w:val="Hyperlink"/>
+                <w:rFonts w:ascii="Times New Roman" w:hAnsi="Times New Roman" w:cs="Times New Roman"/>
+                <w:b/>
+                <w:bCs/>
+                <w:noProof/>
+              </w:rPr>
+              <w:t xml:space="preserve">TITLE: </w:t>
+            </w:r>
+            <w:r>
+              <w:rPr>
+                <w:rStyle w:val="Hyperlink"/>
+                <w:rFonts w:ascii="Times New Roman" w:eastAsia="Times New Roman" w:hAnsi="Times New Roman" w:cs="Times New Roman"/>
+                <w:b/>
+                <w:bCs/>
+                <w:noProof/>
+                <w:lang w:val="en-GB" w:eastAsia="en-GB"/>
+              </w:rPr>
+              <w:t>Smart Food Rescue Mobile</w:t>
+            </w:r>
+            <w:r>
+              <w:rPr>
+                <w:noProof/>
+                <w:webHidden/>
+              </w:rPr>
+              <w:tab/>
+            </w:r>
+            <w:r>
+              <w:rPr>
+                <w:noProof/>
+                <w:webHidden/>
+              </w:rPr>
+              <w:fldChar w:fldCharType="begin"/>
+            </w:r>
+            <w:r>
+              <w:rPr>
+                <w:noProof/>
+                <w:webHidden/>
+              </w:rPr>
+              <w:instrText xml:space="preserve"> PAGEREF _Toc232450486 \h </w:instrText>
+            </w:r>
+            <w:r>
+              <w:rPr>
+                <w:noProof/>
+                <w:webHidden/>
+              </w:rPr>
+            </w:r>
+            <w:r>
+              <w:rPr>
+                <w:noProof/>
+                <w:webHidden/>
+              </w:rPr>
+              <w:fldChar w:fldCharType="separate"/>
+            </w:r>
+            <w:r>
+              <w:rPr>
+                <w:noProof/>
+                <w:webHidden/>
+              </w:rPr>
+              <w:t>1</w:t>
+            </w:r>
+            <w:r>
+              <w:rPr>
+                <w:noProof/>
+                <w:webHidden/>
+              </w:rPr>
+              <w:fldChar w:fldCharType="end"/>
+            </w:r>
+          </w:hyperlink>
+        </w:p>
+        <w:p>
+          <w:pPr>
+            <w:pStyle w:val="TOC2"/>
+            <w:tabs>
+              <w:tab w:val="right" w:leader="dot" w:pos="9016"/>
+            </w:tabs>
+            <w:rPr>
+              <w:rFonts w:eastAsiaTheme="minorEastAsia"/>
+              <w:noProof/>
+              <w:kern w:val="0"/>
+              <w:sz w:val="22"/>
+              <w:szCs w:val="22"/>
+              <w:lang w:val="en-GB" w:eastAsia="en-GB"/>
+              <w14:ligatures w14:val="none"/>
+            </w:rPr>
+          </w:pPr>
+          <w:hyperlink w:anchor="_Toc232450487" w:history="1">
+            <w:r>
+              <w:rPr>
+                <w:rStyle w:val="Hyperlink"/>
+                <w:noProof/>
+              </w:rPr>
+              <w:t>WEEK 1</w:t>
+            </w:r>
+            <w:r>
+              <w:rPr>
+                <w:noProof/>
+                <w:webHidden/>
+              </w:rPr>
+              <w:tab/>
+            </w:r>
+            <w:r>
+              <w:rPr>
+                <w:noProof/>
+                <w:webHidden/>
+              </w:rPr>
+              <w:fldChar w:fldCharType="begin"/>
+            </w:r>
+            <w:r>
+              <w:rPr>
+                <w:noProof/>
+                <w:webHidden/>
+              </w:rPr>
+              <w:instrText xml:space="preserve"> PAGEREF _Toc232450487 \h </w:instrText>
+            </w:r>
+            <w:r>
+              <w:rPr>
+                <w:noProof/>
+                <w:webHidden/>
+              </w:rPr>
+            </w:r>
+            <w:r>
+              <w:rPr>
+                <w:noProof/>
+                <w:webHidden/>
+              </w:rPr>
+              <w:fldChar w:fldCharType="separate"/>
+            </w:r>
+            <w:r>
+              <w:rPr>
+                <w:noProof/>
+                <w:webHidden/>
+              </w:rPr>
+              <w:t>2</w:t>
+            </w:r>
+            <w:r>
+              <w:rPr>
+                <w:noProof/>
+                <w:webHidden/>
+              </w:rPr>
+              <w:fldChar w:fldCharType="end"/>
+            </w:r>
+          </w:hyperlink>
+        </w:p>
+        <w:p>
+          <w:pPr>
+            <w:pStyle w:val="TOC2"/>
+            <w:tabs>
+              <w:tab w:val="right" w:leader="dot" w:pos="9016"/>
+            </w:tabs>
+            <w:rPr>
+              <w:rFonts w:eastAsiaTheme="minorEastAsia"/>
+              <w:noProof/>
+              <w:kern w:val="0"/>
+              <w:sz w:val="22"/>
+              <w:szCs w:val="22"/>
+              <w:lang w:val="en-GB" w:eastAsia="en-GB"/>
+              <w14:ligatures w14:val="none"/>
+            </w:rPr>
+          </w:pPr>
+          <w:hyperlink w:anchor="_Toc232450488" w:history="1">
+            <w:r>
+              <w:rPr>
+                <w:rStyle w:val="Hyperlink"/>
+                <w:noProof/>
+              </w:rPr>
+              <w:t>FIGURE 1:INSTALLATION PROCESS</w:t>
+            </w:r>
+            <w:r>
+              <w:rPr>
+                <w:noProof/>
+                <w:webHidden/>
+              </w:rPr>
+              <w:tab/>
+            </w:r>
+            <w:r>
+              <w:rPr>
+                <w:noProof/>
+                <w:webHidden/>
+              </w:rPr>
+              <w:fldChar w:fldCharType="begin"/>
+            </w:r>
+            <w:r>
+              <w:rPr>
+                <w:noProof/>
+                <w:webHidden/>
+              </w:rPr>
+              <w:instrText xml:space="preserve"> PAGEREF _Toc232450488 \h </w:instrText>
+            </w:r>
+            <w:r>
+              <w:rPr>
+                <w:noProof/>
+                <w:webHidden/>
+              </w:rPr>
+            </w:r>
+            <w:r>
+              <w:rPr>
+                <w:noProof/>
+                <w:webHidden/>
+              </w:rPr>
+              <w:fldChar w:fldCharType="separate"/>
+            </w:r>
+            <w:r>
+              <w:rPr>
+                <w:noProof/>
+                <w:webHidden/>
+              </w:rPr>
+              <w:t>2</w:t>
+            </w:r>
+            <w:r>
+              <w:rPr>
+                <w:noProof/>
+                <w:webHidden/>
+              </w:rPr>
+              <w:fldChar w:fldCharType="end"/>
+            </w:r>
+          </w:hyperlink>
+        </w:p>
+        <w:p>
+          <w:pPr>
+            <w:pStyle w:val="TOC2"/>
+            <w:tabs>
+              <w:tab w:val="right" w:leader="dot" w:pos="9016"/>
+            </w:tabs>
+            <w:rPr>
+              <w:rFonts w:eastAsiaTheme="minorEastAsia"/>
+              <w:noProof/>
+              <w:kern w:val="0"/>
+              <w:sz w:val="22"/>
+              <w:szCs w:val="22"/>
+              <w:lang w:val="en-GB" w:eastAsia="en-GB"/>
+              <w14:ligatures w14:val="none"/>
+            </w:rPr>
+          </w:pPr>
+          <w:hyperlink w:anchor="_Toc232450489" w:history="1">
+            <w:r>
+              <w:rPr>
+                <w:rStyle w:val="Hyperlink"/>
+                <w:noProof/>
+              </w:rPr>
+              <w:t>FIG 2:  TERMINAL: set the folder structure</w:t>
+            </w:r>
+            <w:r>
+              <w:rPr>
+                <w:noProof/>
+                <w:webHidden/>
+              </w:rPr>
+              <w:tab/>
+            </w:r>
+            <w:r>
+              <w:rPr>
+                <w:noProof/>
+                <w:webHidden/>
+              </w:rPr>
+              <w:fldChar w:fldCharType="begin"/>
+            </w:r>
+            <w:r>
+              <w:rPr>
+                <w:noProof/>
+                <w:webHidden/>
+              </w:rPr>
+              <w:instrText xml:space="preserve"> PAGEREF _Toc232450489 \h </w:instrText>
+            </w:r>
+            <w:r>
+              <w:rPr>
+                <w:noProof/>
+                <w:webHidden/>
+              </w:rPr>
+            </w:r>
+            <w:r>
+              <w:rPr>
+                <w:noProof/>
+                <w:webHidden/>
+              </w:rPr>
+              <w:fldChar w:fldCharType="separate"/>
+            </w:r>
+            <w:r>
+              <w:rPr>
+                <w:noProof/>
+                <w:webHidden/>
+              </w:rPr>
+              <w:t>2</w:t>
+            </w:r>
+            <w:r>
+              <w:rPr>
+                <w:noProof/>
+                <w:webHidden/>
+              </w:rPr>
+              <w:fldChar w:fldCharType="end"/>
+            </w:r>
+          </w:hyperlink>
+        </w:p>
+        <w:p>
+          <w:pPr>
+            <w:pStyle w:val="TOC2"/>
+            <w:tabs>
+              <w:tab w:val="right" w:leader="dot" w:pos="9016"/>
+            </w:tabs>
+            <w:rPr>
+              <w:rFonts w:eastAsiaTheme="minorEastAsia"/>
+              <w:noProof/>
+              <w:kern w:val="0"/>
+              <w:sz w:val="22"/>
+              <w:szCs w:val="22"/>
+              <w:lang w:val="en-GB" w:eastAsia="en-GB"/>
+              <w14:ligatures w14:val="none"/>
+            </w:rPr>
+          </w:pPr>
+          <w:hyperlink w:anchor="_Toc232450490" w:history="1">
+            <w:r>
+              <w:rPr>
+                <w:rStyle w:val="Hyperlink"/>
+                <w:noProof/>
+              </w:rPr>
+              <w:t>FIG 3: CODES</w:t>
+            </w:r>
+            <w:r>
+              <w:rPr>
+                <w:noProof/>
+                <w:webHidden/>
+              </w:rPr>
+              <w:tab/>
+            </w:r>
+            <w:r>
+              <w:rPr>
+                <w:noProof/>
+                <w:webHidden/>
+              </w:rPr>
+              <w:fldChar w:fldCharType="begin"/>
+            </w:r>
+            <w:r>
+              <w:rPr>
+                <w:noProof/>
+                <w:webHidden/>
+              </w:rPr>
+              <w:instrText xml:space="preserve"> PAGEREF _Toc232450490 \h </w:instrText>
+            </w:r>
+            <w:r>
+              <w:rPr>
+                <w:noProof/>
+                <w:webHidden/>
+              </w:rPr>
+            </w:r>
+            <w:r>
+              <w:rPr>
+                <w:noProof/>
+                <w:webHidden/>
+              </w:rPr>
+              <w:fldChar w:fldCharType="separate"/>
+            </w:r>
+            <w:r>
+              <w:rPr>
+                <w:noProof/>
+                <w:webHidden/>
+              </w:rPr>
+              <w:t>3</w:t>
+            </w:r>
+            <w:r>
+              <w:rPr>
+                <w:noProof/>
+                <w:webHidden/>
+              </w:rPr>
+              <w:fldChar w:fldCharType="end"/>
+            </w:r>
+          </w:hyperlink>
+        </w:p>
+        <w:p>
+          <w:pPr>
+            <w:pStyle w:val="TOC2"/>
+            <w:tabs>
+              <w:tab w:val="right" w:leader="dot" w:pos="9016"/>
+            </w:tabs>
+            <w:rPr>
+              <w:rFonts w:eastAsiaTheme="minorEastAsia"/>
+              <w:noProof/>
+              <w:kern w:val="0"/>
+              <w:sz w:val="22"/>
+              <w:szCs w:val="22"/>
+              <w:lang w:val="en-GB" w:eastAsia="en-GB"/>
+              <w14:ligatures w14:val="none"/>
+            </w:rPr>
+          </w:pPr>
+          <w:hyperlink w:anchor="_Toc232450491" w:history="1">
+            <w:r>
+              <w:rPr>
+                <w:rStyle w:val="Hyperlink"/>
+                <w:noProof/>
+              </w:rPr>
+              <w:t>FIG 4:FIRST_APP: display</w:t>
+            </w:r>
+            <w:r>
+              <w:rPr>
+                <w:noProof/>
+                <w:webHidden/>
+              </w:rPr>
+              <w:tab/>
+            </w:r>
+            <w:r>
+              <w:rPr>
+                <w:noProof/>
+                <w:webHidden/>
+              </w:rPr>
+              <w:fldChar w:fldCharType="begin"/>
+            </w:r>
+            <w:r>
+              <w:rPr>
+                <w:noProof/>
+                <w:webHidden/>
+              </w:rPr>
+              <w:instrText xml:space="preserve"> PAGEREF _Toc232450491 \h </w:instrText>
+            </w:r>
+            <w:r>
+              <w:rPr>
+                <w:noProof/>
+                <w:webHidden/>
+              </w:rPr>
+            </w:r>
+            <w:r>
+              <w:rPr>
+                <w:noProof/>
+                <w:webHidden/>
+              </w:rPr>
+              <w:fldChar w:fldCharType="separate"/>
+            </w:r>
+            <w:r>
+              <w:rPr>
+                <w:noProof/>
+                <w:webHidden/>
+              </w:rPr>
+              <w:t>3</w:t>
+            </w:r>
+            <w:r>
+              <w:rPr>
+                <w:noProof/>
+                <w:webHidden/>
+              </w:rPr>
+              <w:fldChar w:fldCharType="end"/>
+            </w:r>
+          </w:hyperlink>
+        </w:p>
+        <w:p>
+          <w:pPr>
+            <w:pStyle w:val="TOC2"/>
+            <w:tabs>
+              <w:tab w:val="right" w:leader="dot" w:pos="9016"/>
+            </w:tabs>
+            <w:rPr>
+              <w:rFonts w:eastAsiaTheme="minorEastAsia"/>
+              <w:noProof/>
+              <w:kern w:val="0"/>
+              <w:sz w:val="22"/>
+              <w:szCs w:val="22"/>
+              <w:lang w:val="en-GB" w:eastAsia="en-GB"/>
+              <w14:ligatures w14:val="none"/>
+            </w:rPr>
+          </w:pPr>
+          <w:hyperlink w:anchor="_Toc232450492" w:history="1">
+            <w:r>
+              <w:rPr>
+                <w:rStyle w:val="Hyperlink"/>
+                <w:noProof/>
+              </w:rPr>
+              <w:t>FIG 5:output after clicking</w:t>
+            </w:r>
+            <w:r>
+              <w:rPr>
+                <w:noProof/>
+                <w:webHidden/>
+              </w:rPr>
+              <w:tab/>
+            </w:r>
+            <w:r>
+              <w:rPr>
+                <w:noProof/>
+                <w:webHidden/>
+              </w:rPr>
+              <w:fldChar w:fldCharType="begin"/>
+            </w:r>
+            <w:r>
+              <w:rPr>
+                <w:noProof/>
+                <w:webHidden/>
+              </w:rPr>
+              <w:instrText xml:space="preserve"> PAGEREF _Toc232450492 \h </w:instrText>
+            </w:r>
+            <w:r>
+              <w:rPr>
+                <w:noProof/>
+                <w:webHidden/>
+              </w:rPr>
+            </w:r>
+            <w:r>
+              <w:rPr>
+                <w:noProof/>
+                <w:webHidden/>
+              </w:rPr>
+              <w:fldChar w:fldCharType="separate"/>
+            </w:r>
+            <w:r>
+              <w:rPr>
+                <w:noProof/>
+                <w:webHidden/>
+              </w:rPr>
+              <w:t>3</w:t>
+            </w:r>
+            <w:r>
+              <w:rPr>
+                <w:noProof/>
+                <w:webHidden/>
+              </w:rPr>
+              <w:fldChar w:fldCharType="end"/>
+            </w:r>
+          </w:hyperlink>
+        </w:p>
+        <w:p>
+          <w:pPr>
+            <w:pStyle w:val="TOC1"/>
+            <w:tabs>
+              <w:tab w:val="right" w:leader="dot" w:pos="9016"/>
+            </w:tabs>
+            <w:rPr>
+              <w:rFonts w:eastAsiaTheme="minorEastAsia"/>
+              <w:noProof/>
+              <w:kern w:val="0"/>
+              <w:sz w:val="22"/>
+              <w:szCs w:val="22"/>
+              <w:lang w:val="en-GB" w:eastAsia="en-GB"/>
+              <w14:ligatures w14:val="none"/>
+            </w:rPr>
+          </w:pPr>
+          <w:hyperlink w:anchor="_Toc232450493" w:history="1">
+            <w:r>
+              <w:rPr>
+                <w:rStyle w:val="Hyperlink"/>
+                <w:noProof/>
+              </w:rPr>
+              <w:t>WEEK 2 -3: DEVELOPMENT OF THE MOBILE APP</w:t>
+            </w:r>
+            <w:r>
+              <w:rPr>
+                <w:noProof/>
+                <w:webHidden/>
+              </w:rPr>
+              <w:tab/>
+            </w:r>
+            <w:r>
+              <w:rPr>
+                <w:noProof/>
+                <w:webHidden/>
+              </w:rPr>
+              <w:fldChar w:fldCharType="begin"/>
+            </w:r>
+            <w:r>
+              <w:rPr>
+                <w:noProof/>
+                <w:webHidden/>
+              </w:rPr>
+              <w:instrText xml:space="preserve"> PAGEREF _Toc232450493 \h </w:instrText>
+            </w:r>
+            <w:r>
+              <w:rPr>
+                <w:noProof/>
+                <w:webHidden/>
+              </w:rPr>
+            </w:r>
+            <w:r>
+              <w:rPr>
+                <w:noProof/>
+                <w:webHidden/>
+              </w:rPr>
+              <w:fldChar w:fldCharType="separate"/>
+            </w:r>
+            <w:r>
+              <w:rPr>
+                <w:noProof/>
+                <w:webHidden/>
+              </w:rPr>
+              <w:t>4</w:t>
+            </w:r>
+            <w:r>
+              <w:rPr>
+                <w:noProof/>
+                <w:webHidden/>
+              </w:rPr>
+              <w:fldChar w:fldCharType="end"/>
+            </w:r>
+          </w:hyperlink>
+        </w:p>
+        <w:p>
+          <w:pPr>
+            <w:pStyle w:val="TOC2"/>
+            <w:tabs>
+              <w:tab w:val="right" w:leader="dot" w:pos="9016"/>
+            </w:tabs>
+            <w:rPr>
+              <w:rFonts w:eastAsiaTheme="minorEastAsia"/>
+              <w:noProof/>
+              <w:kern w:val="0"/>
+              <w:sz w:val="22"/>
+              <w:szCs w:val="22"/>
+              <w:lang w:val="en-GB" w:eastAsia="en-GB"/>
+              <w14:ligatures w14:val="none"/>
+            </w:rPr>
+          </w:pPr>
+          <w:hyperlink w:anchor="_Toc232450494" w:history="1">
+            <w:r>
+              <w:rPr>
+                <w:rStyle w:val="Hyperlink"/>
+                <w:noProof/>
+              </w:rPr>
+              <w:t>Smart Food Rescue Mobile</w:t>
+            </w:r>
+            <w:r>
+              <w:rPr>
+                <w:noProof/>
+                <w:webHidden/>
+              </w:rPr>
+              <w:tab/>
+            </w:r>
+            <w:r>
+              <w:rPr>
+                <w:noProof/>
+                <w:webHidden/>
+              </w:rPr>
+              <w:fldChar w:fldCharType="begin"/>
+            </w:r>
+            <w:r>
+              <w:rPr>
+                <w:noProof/>
+                <w:webHidden/>
+              </w:rPr>
+              <w:instrText xml:space="preserve"> PAGEREF _Toc232450494 \h </w:instrText>
+            </w:r>
+            <w:r>
+              <w:rPr>
+                <w:noProof/>
+                <w:webHidden/>
+              </w:rPr>
+            </w:r>
+            <w:r>
+              <w:rPr>
+                <w:noProof/>
+                <w:webHidden/>
+              </w:rPr>
+              <w:fldChar w:fldCharType="separate"/>
+            </w:r>
+            <w:r>
+              <w:rPr>
+                <w:noProof/>
+                <w:webHidden/>
+              </w:rPr>
+              <w:t>4</w:t>
+            </w:r>
+            <w:r>
+              <w:rPr>
+                <w:noProof/>
+                <w:webHidden/>
+              </w:rPr>
+              <w:fldChar w:fldCharType="end"/>
+            </w:r>
+          </w:hyperlink>
+        </w:p>
+        <w:p>
+          <w:pPr>
+            <w:pStyle w:val="TOC3"/>
+            <w:tabs>
+              <w:tab w:val="right" w:leader="dot" w:pos="9016"/>
+            </w:tabs>
+            <w:rPr>
+              <w:rFonts w:eastAsiaTheme="minorEastAsia"/>
+              <w:noProof/>
+              <w:kern w:val="0"/>
+              <w:sz w:val="22"/>
+              <w:szCs w:val="22"/>
+              <w:lang w:val="en-GB" w:eastAsia="en-GB"/>
+              <w14:ligatures w14:val="none"/>
+            </w:rPr>
+          </w:pPr>
+          <w:hyperlink w:anchor="_Toc232450495" w:history="1">
+            <w:r>
+              <w:rPr>
+                <w:rStyle w:val="Hyperlink"/>
+                <w:noProof/>
+              </w:rPr>
+              <w:t>Home screen</w:t>
+            </w:r>
+            <w:r>
+              <w:rPr>
+                <w:noProof/>
+                <w:webHidden/>
+              </w:rPr>
+              <w:tab/>
+            </w:r>
+            <w:r>
+              <w:rPr>
+                <w:noProof/>
+                <w:webHidden/>
+              </w:rPr>
+              <w:fldChar w:fldCharType="begin"/>
+            </w:r>
+            <w:r>
+              <w:rPr>
+                <w:noProof/>
+                <w:webHidden/>
+              </w:rPr>
+              <w:instrText xml:space="preserve"> PAGEREF _Toc232450495 \h </w:instrText>
+            </w:r>
+            <w:r>
+              <w:rPr>
+                <w:noProof/>
+                <w:webHidden/>
+              </w:rPr>
+            </w:r>
+            <w:r>
+              <w:rPr>
+                <w:noProof/>
+                <w:webHidden/>
+              </w:rPr>
+              <w:fldChar w:fldCharType="separate"/>
+            </w:r>
+            <w:r>
+              <w:rPr>
+                <w:noProof/>
+                <w:webHidden/>
+              </w:rPr>
+              <w:t>4</w:t>
+            </w:r>
+            <w:r>
+              <w:rPr>
+                <w:noProof/>
+                <w:webHidden/>
+              </w:rPr>
+              <w:fldChar w:fldCharType="end"/>
+            </w:r>
+          </w:hyperlink>
+        </w:p>
+        <w:p>
+          <w:pPr>
+            <w:pStyle w:val="TOC3"/>
+            <w:tabs>
+              <w:tab w:val="right" w:leader="dot" w:pos="9016"/>
+            </w:tabs>
+            <w:rPr>
+              <w:rFonts w:eastAsiaTheme="minorEastAsia"/>
+              <w:noProof/>
+              <w:kern w:val="0"/>
+              <w:sz w:val="22"/>
+              <w:szCs w:val="22"/>
+              <w:lang w:val="en-GB" w:eastAsia="en-GB"/>
+              <w14:ligatures w14:val="none"/>
+            </w:rPr>
+          </w:pPr>
+          <w:hyperlink w:anchor="_Toc232450496" w:history="1">
+            <w:r>
+              <w:rPr>
+                <w:rStyle w:val="Hyperlink"/>
+                <w:noProof/>
+              </w:rPr>
+              <w:t>Registration Screen</w:t>
+            </w:r>
+            <w:r>
+              <w:rPr>
+                <w:noProof/>
+                <w:webHidden/>
+              </w:rPr>
+              <w:tab/>
+            </w:r>
+            <w:r>
+              <w:rPr>
+                <w:noProof/>
+                <w:webHidden/>
+              </w:rPr>
+              <w:fldChar w:fldCharType="begin"/>
+            </w:r>
+            <w:r>
+              <w:rPr>
+                <w:noProof/>
+                <w:webHidden/>
+              </w:rPr>
+              <w:instrText xml:space="preserve"> PAGEREF _Toc232450496 \h </w:instrText>
+            </w:r>
+            <w:r>
+              <w:rPr>
+                <w:noProof/>
+                <w:webHidden/>
+              </w:rPr>
+            </w:r>
+            <w:r>
+              <w:rPr>
+                <w:noProof/>
+                <w:webHidden/>
+              </w:rPr>
+              <w:fldChar w:fldCharType="separate"/>
+            </w:r>
+            <w:r>
+              <w:rPr>
+                <w:noProof/>
+                <w:webHidden/>
+              </w:rPr>
+              <w:t>5</w:t>
+            </w:r>
+            <w:r>
+              <w:rPr>
+                <w:noProof/>
+                <w:webHidden/>
+              </w:rPr>
+              <w:fldChar w:fldCharType="end"/>
+            </w:r>
+          </w:hyperlink>
+        </w:p>
+        <w:p>
+          <w:pPr>
+            <w:pStyle w:val="TOC3"/>
+            <w:tabs>
+              <w:tab w:val="right" w:leader="dot" w:pos="9016"/>
+            </w:tabs>
+            <w:rPr>
+              <w:rFonts w:eastAsiaTheme="minorEastAsia"/>
+              <w:noProof/>
+              <w:kern w:val="0"/>
+              <w:sz w:val="22"/>
+              <w:szCs w:val="22"/>
+              <w:lang w:val="en-GB" w:eastAsia="en-GB"/>
+              <w14:ligatures w14:val="none"/>
+            </w:rPr>
+          </w:pPr>
+          <w:hyperlink w:anchor="_Toc232450497" w:history="1">
+            <w:r>
+              <w:rPr>
+                <w:rStyle w:val="Hyperlink"/>
+                <w:noProof/>
+              </w:rPr>
+              <w:t>LOGIN PAGE</w:t>
+            </w:r>
+            <w:r>
+              <w:rPr>
+                <w:noProof/>
+                <w:webHidden/>
+              </w:rPr>
+              <w:tab/>
+            </w:r>
+            <w:r>
+              <w:rPr>
+                <w:noProof/>
+                <w:webHidden/>
+              </w:rPr>
+              <w:fldChar w:fldCharType="begin"/>
+            </w:r>
+            <w:r>
+              <w:rPr>
+                <w:noProof/>
+                <w:webHidden/>
+              </w:rPr>
+              <w:instrText xml:space="preserve"> PAGEREF _Toc232450497 \h </w:instrText>
+            </w:r>
+            <w:r>
+              <w:rPr>
+                <w:noProof/>
+                <w:webHidden/>
+              </w:rPr>
+            </w:r>
+            <w:r>
+              <w:rPr>
+                <w:noProof/>
+                <w:webHidden/>
+              </w:rPr>
+              <w:fldChar w:fldCharType="separate"/>
+            </w:r>
+            <w:r>
+              <w:rPr>
+                <w:noProof/>
+                <w:webHidden/>
+              </w:rPr>
+              <w:t>5</w:t>
+            </w:r>
+            <w:r>
+              <w:rPr>
+                <w:noProof/>
+                <w:webHidden/>
+              </w:rPr>
+              <w:fldChar w:fldCharType="end"/>
+            </w:r>
+          </w:hyperlink>
+        </w:p>
+        <w:p>
+          <w:pPr>
+            <w:pStyle w:val="TOC3"/>
+            <w:tabs>
+              <w:tab w:val="right" w:leader="dot" w:pos="9016"/>
+            </w:tabs>
+            <w:rPr>
+              <w:rFonts w:eastAsiaTheme="minorEastAsia"/>
+              <w:noProof/>
+              <w:kern w:val="0"/>
+              <w:sz w:val="22"/>
+              <w:szCs w:val="22"/>
+              <w:lang w:val="en-GB" w:eastAsia="en-GB"/>
+              <w14:ligatures w14:val="none"/>
+            </w:rPr>
+          </w:pPr>
+          <w:hyperlink w:anchor="_Toc232450498" w:history="1">
+            <w:r>
+              <w:rPr>
+                <w:rStyle w:val="Hyperlink"/>
+                <w:noProof/>
+              </w:rPr>
+              <w:t>FIREBASE USERS</w:t>
+            </w:r>
+            <w:r>
+              <w:rPr>
+                <w:noProof/>
+                <w:webHidden/>
+              </w:rPr>
+              <w:tab/>
+            </w:r>
+            <w:r>
+              <w:rPr>
+                <w:noProof/>
+                <w:webHidden/>
+              </w:rPr>
+              <w:fldChar w:fldCharType="begin"/>
+            </w:r>
+            <w:r>
+              <w:rPr>
+                <w:noProof/>
+                <w:webHidden/>
+              </w:rPr>
+              <w:instrText xml:space="preserve"> PAGEREF _Toc232450498 \h </w:instrText>
+            </w:r>
+            <w:r>
+              <w:rPr>
+                <w:noProof/>
+                <w:webHidden/>
+              </w:rPr>
+            </w:r>
+            <w:r>
+              <w:rPr>
+                <w:noProof/>
+                <w:webHidden/>
+              </w:rPr>
+              <w:fldChar w:fldCharType="separate"/>
+            </w:r>
+            <w:r>
+              <w:rPr>
+                <w:noProof/>
+                <w:webHidden/>
+              </w:rPr>
+              <w:t>6</w:t>
+            </w:r>
+            <w:r>
+              <w:rPr>
+                <w:noProof/>
+                <w:webHidden/>
+              </w:rPr>
+              <w:fldChar w:fldCharType="end"/>
+            </w:r>
+          </w:hyperlink>
+        </w:p>
+        <w:p>
+          <w:pPr>
+            <w:pStyle w:val="TOC3"/>
+            <w:tabs>
+              <w:tab w:val="right" w:leader="dot" w:pos="9016"/>
+            </w:tabs>
+            <w:rPr>
+              <w:rFonts w:eastAsiaTheme="minorEastAsia"/>
+              <w:noProof/>
+              <w:kern w:val="0"/>
+              <w:sz w:val="22"/>
+              <w:szCs w:val="22"/>
+              <w:lang w:val="en-GB" w:eastAsia="en-GB"/>
+              <w14:ligatures w14:val="none"/>
+            </w:rPr>
+          </w:pPr>
+          <w:hyperlink w:anchor="_Toc232450499" w:history="1">
+            <w:r>
+              <w:rPr>
+                <w:rStyle w:val="Hyperlink"/>
+                <w:noProof/>
+              </w:rPr>
+              <w:t>ADMINISTRATOR DASHBOARD</w:t>
+            </w:r>
+            <w:r>
+              <w:rPr>
+                <w:noProof/>
+                <w:webHidden/>
+              </w:rPr>
+              <w:tab/>
+            </w:r>
+            <w:r>
+              <w:rPr>
+                <w:noProof/>
+                <w:webHidden/>
+              </w:rPr>
+              <w:fldChar w:fldCharType="begin"/>
+            </w:r>
+            <w:r>
+              <w:rPr>
+                <w:noProof/>
+                <w:webHidden/>
+              </w:rPr>
+              <w:instrText xml:space="preserve"> PAGEREF _Toc232450499 \h </w:instrText>
+            </w:r>
+            <w:r>
+              <w:rPr>
+                <w:noProof/>
+                <w:webHidden/>
+              </w:rPr>
+            </w:r>
+            <w:r>
+              <w:rPr>
+                <w:noProof/>
+                <w:webHidden/>
+              </w:rPr>
+              <w:fldChar w:fldCharType="separate"/>
+            </w:r>
+            <w:r>
+              <w:rPr>
+                <w:noProof/>
+                <w:webHidden/>
+              </w:rPr>
+              <w:t>6</w:t>
+            </w:r>
+            <w:r>
+              <w:rPr>
+                <w:noProof/>
+                <w:webHidden/>
+              </w:rPr>
+              <w:fldChar w:fldCharType="end"/>
+            </w:r>
+          </w:hyperlink>
+        </w:p>
+        <w:p>
+          <w:pPr>
+            <w:pStyle w:val="TOC3"/>
+            <w:tabs>
+              <w:tab w:val="right" w:leader="dot" w:pos="9016"/>
+            </w:tabs>
+            <w:rPr>
+              <w:rFonts w:eastAsiaTheme="minorEastAsia"/>
+              <w:noProof/>
+              <w:kern w:val="0"/>
+              <w:sz w:val="22"/>
+              <w:szCs w:val="22"/>
+              <w:lang w:val="en-GB" w:eastAsia="en-GB"/>
+              <w14:ligatures w14:val="none"/>
+            </w:rPr>
+          </w:pPr>
+          <w:hyperlink w:anchor="_Toc232450500" w:history="1">
+            <w:r>
+              <w:rPr>
+                <w:rStyle w:val="Hyperlink"/>
+                <w:noProof/>
+              </w:rPr>
+              <w:t>DONOR  DASHBOARD</w:t>
+            </w:r>
+            <w:r>
+              <w:rPr>
+                <w:noProof/>
+                <w:webHidden/>
+              </w:rPr>
+              <w:tab/>
+            </w:r>
+            <w:r>
+              <w:rPr>
+                <w:noProof/>
+                <w:webHidden/>
+              </w:rPr>
+              <w:fldChar w:fldCharType="begin"/>
+            </w:r>
+            <w:r>
+              <w:rPr>
+                <w:noProof/>
+                <w:webHidden/>
+              </w:rPr>
+              <w:instrText xml:space="preserve"> PAGEREF _Toc232450500 \h </w:instrText>
+            </w:r>
+            <w:r>
+              <w:rPr>
+                <w:noProof/>
+                <w:webHidden/>
+              </w:rPr>
+            </w:r>
+            <w:r>
+              <w:rPr>
+                <w:noProof/>
+                <w:webHidden/>
+              </w:rPr>
+              <w:fldChar w:fldCharType="separate"/>
+            </w:r>
+            <w:r>
+              <w:rPr>
+                <w:noProof/>
+                <w:webHidden/>
+              </w:rPr>
+              <w:t>7</w:t>
+            </w:r>
+            <w:r>
+              <w:rPr>
+                <w:noProof/>
+                <w:webHidden/>
+              </w:rPr>
+              <w:fldChar w:fldCharType="end"/>
+            </w:r>
+          </w:hyperlink>
+        </w:p>
+        <w:p>
+          <w:pPr>
+            <w:pStyle w:val="TOC3"/>
+            <w:tabs>
+              <w:tab w:val="right" w:leader="dot" w:pos="9016"/>
+            </w:tabs>
+            <w:rPr>
+              <w:rFonts w:eastAsiaTheme="minorEastAsia"/>
+              <w:noProof/>
+              <w:kern w:val="0"/>
+              <w:sz w:val="22"/>
+              <w:szCs w:val="22"/>
+              <w:lang w:val="en-GB" w:eastAsia="en-GB"/>
+              <w14:ligatures w14:val="none"/>
+            </w:rPr>
+          </w:pPr>
+          <w:hyperlink w:anchor="_Toc232450501" w:history="1">
+            <w:r>
+              <w:rPr>
+                <w:rStyle w:val="Hyperlink"/>
+                <w:noProof/>
+              </w:rPr>
+              <w:t>RECIPIENT PORTAL</w:t>
+            </w:r>
+            <w:r>
+              <w:rPr>
+                <w:noProof/>
+                <w:webHidden/>
+              </w:rPr>
+              <w:tab/>
+            </w:r>
+            <w:r>
+              <w:rPr>
+                <w:noProof/>
+                <w:webHidden/>
+              </w:rPr>
+              <w:fldChar w:fldCharType="begin"/>
+            </w:r>
+            <w:r>
+              <w:rPr>
+                <w:noProof/>
+                <w:webHidden/>
+              </w:rPr>
+              <w:instrText xml:space="preserve"> PAGEREF _Toc232450501 \h </w:instrText>
+            </w:r>
+            <w:r>
+              <w:rPr>
+                <w:noProof/>
+                <w:webHidden/>
+              </w:rPr>
+            </w:r>
+            <w:r>
+              <w:rPr>
+                <w:noProof/>
+                <w:webHidden/>
+              </w:rPr>
+              <w:fldChar w:fldCharType="separate"/>
+            </w:r>
+            <w:r>
+              <w:rPr>
+                <w:noProof/>
+                <w:webHidden/>
+              </w:rPr>
+              <w:t>7</w:t>
+            </w:r>
+            <w:r>
+              <w:rPr>
+                <w:noProof/>
+                <w:webHidden/>
+              </w:rPr>
+              <w:fldChar w:fldCharType="end"/>
+            </w:r>
+          </w:hyperlink>
+        </w:p>
+        <w:p>
+          <w:pPr>
+            <w:pStyle w:val="TOC1"/>
+            <w:tabs>
+              <w:tab w:val="right" w:leader="dot" w:pos="9016"/>
+            </w:tabs>
+            <w:rPr>
+              <w:rFonts w:eastAsiaTheme="minorEastAsia"/>
+              <w:noProof/>
+              <w:kern w:val="0"/>
+              <w:sz w:val="22"/>
+              <w:szCs w:val="22"/>
+              <w:lang w:val="en-GB" w:eastAsia="en-GB"/>
+              <w14:ligatures w14:val="none"/>
+            </w:rPr>
+          </w:pPr>
+          <w:hyperlink w:anchor="_Toc232450502" w:history="1">
+            <w:r>
+              <w:rPr>
+                <w:rStyle w:val="Hyperlink"/>
+                <w:noProof/>
+              </w:rPr>
+              <w:t>WEEK 4: DATA MANAGEMENT</w:t>
+            </w:r>
+            <w:r>
+              <w:rPr>
+                <w:noProof/>
+                <w:webHidden/>
+              </w:rPr>
+              <w:tab/>
+            </w:r>
+            <w:r>
+              <w:rPr>
+                <w:noProof/>
+                <w:webHidden/>
+              </w:rPr>
+              <w:fldChar w:fldCharType="begin"/>
+            </w:r>
+            <w:r>
+              <w:rPr>
+                <w:noProof/>
+                <w:webHidden/>
+              </w:rPr>
+              <w:instrText xml:space="preserve"> PAGEREF _Toc232450502 \h </w:instrText>
+            </w:r>
+            <w:r>
+              <w:rPr>
+                <w:noProof/>
+                <w:webHidden/>
+              </w:rPr>
+            </w:r>
+            <w:r>
+              <w:rPr>
+                <w:noProof/>
+                <w:webHidden/>
+              </w:rPr>
+              <w:fldChar w:fldCharType="separate"/>
+            </w:r>
+            <w:r>
+              <w:rPr>
+                <w:noProof/>
+                <w:webHidden/>
+              </w:rPr>
+              <w:t>7</w:t>
+            </w:r>
+            <w:r>
+              <w:rPr>
+                <w:noProof/>
+                <w:webHidden/>
+              </w:rPr>
+              <w:fldChar w:fldCharType="end"/>
+            </w:r>
+          </w:hyperlink>
+        </w:p>
+        <w:p>
+          <w:pPr>
+            <w:pStyle w:val="TOC2"/>
+            <w:tabs>
+              <w:tab w:val="right" w:leader="dot" w:pos="9016"/>
+            </w:tabs>
+            <w:rPr>
+              <w:rFonts w:eastAsiaTheme="minorEastAsia"/>
+              <w:noProof/>
+              <w:kern w:val="0"/>
+              <w:sz w:val="22"/>
+              <w:szCs w:val="22"/>
+              <w:lang w:val="en-GB" w:eastAsia="en-GB"/>
+              <w14:ligatures w14:val="none"/>
+            </w:rPr>
+          </w:pPr>
+          <w:hyperlink w:anchor="_Toc232450503" w:history="1">
+            <w:r>
+              <w:rPr>
+                <w:rStyle w:val="Hyperlink"/>
+                <w:noProof/>
+              </w:rPr>
+              <w:t>FIREBASE DATABASE</w:t>
+            </w:r>
+            <w:r>
+              <w:rPr>
+                <w:noProof/>
+                <w:webHidden/>
+              </w:rPr>
+              <w:tab/>
+            </w:r>
+            <w:r>
+              <w:rPr>
+                <w:noProof/>
+                <w:webHidden/>
+              </w:rPr>
+              <w:fldChar w:fldCharType="begin"/>
+            </w:r>
+            <w:r>
+              <w:rPr>
+                <w:noProof/>
+                <w:webHidden/>
+              </w:rPr>
+              <w:instrText xml:space="preserve"> PAGEREF _Toc232450503 \h </w:instrText>
+            </w:r>
+            <w:r>
+              <w:rPr>
+                <w:noProof/>
+                <w:webHidden/>
+              </w:rPr>
+            </w:r>
+            <w:r>
+              <w:rPr>
+                <w:noProof/>
+                <w:webHidden/>
+              </w:rPr>
+              <w:fldChar w:fldCharType="separate"/>
+            </w:r>
+            <w:r>
+              <w:rPr>
+                <w:noProof/>
+                <w:webHidden/>
+              </w:rPr>
+              <w:t>7</w:t>
+            </w:r>
+            <w:r>
+              <w:rPr>
+                <w:noProof/>
+                <w:webHidden/>
+              </w:rPr>
+              <w:fldChar w:fldCharType="end"/>
+            </w:r>
+          </w:hyperlink>
+        </w:p>
+        <w:p>
+          <w:pPr>
+            <w:pStyle w:val="TOC2"/>
+            <w:tabs>
+              <w:tab w:val="right" w:leader="dot" w:pos="9016"/>
+            </w:tabs>
+            <w:rPr>
+              <w:rFonts w:eastAsiaTheme="minorEastAsia"/>
+              <w:noProof/>
+              <w:kern w:val="0"/>
+              <w:sz w:val="22"/>
+              <w:szCs w:val="22"/>
+              <w:lang w:val="en-GB" w:eastAsia="en-GB"/>
+              <w14:ligatures w14:val="none"/>
+            </w:rPr>
+          </w:pPr>
+          <w:hyperlink w:anchor="_Toc232450504" w:history="1">
+            <w:r>
+              <w:rPr>
+                <w:rStyle w:val="Hyperlink"/>
+                <w:noProof/>
+              </w:rPr>
+              <w:t>Create Donation</w:t>
+            </w:r>
+            <w:r>
+              <w:rPr>
+                <w:noProof/>
+                <w:webHidden/>
+              </w:rPr>
+              <w:tab/>
+            </w:r>
+            <w:r>
+              <w:rPr>
+                <w:noProof/>
+                <w:webHidden/>
+              </w:rPr>
+              <w:fldChar w:fldCharType="begin"/>
+            </w:r>
+            <w:r>
+              <w:rPr>
+                <w:noProof/>
+                <w:webHidden/>
+              </w:rPr>
+              <w:instrText xml:space="preserve"> PAGEREF _Toc232450504 \h </w:instrText>
+            </w:r>
+            <w:r>
+              <w:rPr>
+                <w:noProof/>
+                <w:webHidden/>
+              </w:rPr>
+            </w:r>
+            <w:r>
+              <w:rPr>
+                <w:noProof/>
+                <w:webHidden/>
+              </w:rPr>
+              <w:fldChar w:fldCharType="separate"/>
+            </w:r>
+            <w:r>
+              <w:rPr>
+                <w:noProof/>
+                <w:webHidden/>
+              </w:rPr>
+              <w:t>8</w:t>
+            </w:r>
+            <w:r>
+              <w:rPr>
+                <w:noProof/>
+                <w:webHidden/>
+              </w:rPr>
+              <w:fldChar w:fldCharType="end"/>
+            </w:r>
+          </w:hyperlink>
+        </w:p>
+        <w:p>
+          <w:pPr>
+            <w:pStyle w:val="TOC3"/>
+            <w:tabs>
+              <w:tab w:val="right" w:leader="dot" w:pos="9016"/>
+            </w:tabs>
+            <w:rPr>
+              <w:rFonts w:eastAsiaTheme="minorEastAsia"/>
+              <w:noProof/>
+              <w:kern w:val="0"/>
+              <w:sz w:val="22"/>
+              <w:szCs w:val="22"/>
+              <w:lang w:val="en-GB" w:eastAsia="en-GB"/>
+              <w14:ligatures w14:val="none"/>
+            </w:rPr>
+          </w:pPr>
+          <w:hyperlink w:anchor="_Toc232450505" w:history="1">
+            <w:r>
+              <w:rPr>
+                <w:rStyle w:val="Hyperlink"/>
+                <w:rFonts w:ascii="Times New Roman" w:hAnsi="Times New Roman" w:cs="Times New Roman"/>
+                <w:noProof/>
+              </w:rPr>
+              <w:t>Screenshot:</w:t>
+            </w:r>
+            <w:r>
+              <w:rPr>
+                <w:rStyle w:val="Hyperlink"/>
+                <w:noProof/>
+              </w:rPr>
+              <w:t xml:space="preserve"> ADD DONATION</w:t>
+            </w:r>
+            <w:r>
+              <w:rPr>
+                <w:noProof/>
+                <w:webHidden/>
+              </w:rPr>
+              <w:tab/>
+            </w:r>
+            <w:r>
+              <w:rPr>
+                <w:noProof/>
+                <w:webHidden/>
+              </w:rPr>
+              <w:fldChar w:fldCharType="begin"/>
+            </w:r>
+            <w:r>
+              <w:rPr>
+                <w:noProof/>
+                <w:webHidden/>
+              </w:rPr>
+              <w:instrText xml:space="preserve"> PAGEREF _Toc232450505 \h </w:instrText>
+            </w:r>
+            <w:r>
+              <w:rPr>
+                <w:noProof/>
+                <w:webHidden/>
+              </w:rPr>
+            </w:r>
+            <w:r>
+              <w:rPr>
+                <w:noProof/>
+                <w:webHidden/>
+              </w:rPr>
+              <w:fldChar w:fldCharType="separate"/>
+            </w:r>
+            <w:r>
+              <w:rPr>
+                <w:noProof/>
+                <w:webHidden/>
+              </w:rPr>
+              <w:t>8</w:t>
+            </w:r>
+            <w:r>
+              <w:rPr>
+                <w:noProof/>
+                <w:webHidden/>
+              </w:rPr>
+              <w:fldChar w:fldCharType="end"/>
+            </w:r>
+          </w:hyperlink>
+        </w:p>
+        <w:p>
+          <w:pPr>
+            <w:pStyle w:val="TOC3"/>
+            <w:tabs>
+              <w:tab w:val="right" w:leader="dot" w:pos="9016"/>
+            </w:tabs>
+            <w:rPr>
+              <w:rFonts w:eastAsiaTheme="minorEastAsia"/>
+              <w:noProof/>
+              <w:kern w:val="0"/>
+              <w:sz w:val="22"/>
+              <w:szCs w:val="22"/>
+              <w:lang w:val="en-GB" w:eastAsia="en-GB"/>
+              <w14:ligatures w14:val="none"/>
+            </w:rPr>
+          </w:pPr>
+          <w:hyperlink w:anchor="_Toc232450506" w:history="1">
+            <w:r>
+              <w:rPr>
+                <w:rStyle w:val="Hyperlink"/>
+                <w:noProof/>
+                <w:lang w:eastAsia="en-GB"/>
+              </w:rPr>
+              <w:t>EDIT Screenshot:</w:t>
+            </w:r>
+            <w:r>
+              <w:rPr>
+                <w:noProof/>
+                <w:webHidden/>
+              </w:rPr>
+              <w:tab/>
+            </w:r>
+            <w:r>
+              <w:rPr>
+                <w:noProof/>
+                <w:webHidden/>
+              </w:rPr>
+              <w:fldChar w:fldCharType="begin"/>
+            </w:r>
+            <w:r>
+              <w:rPr>
+                <w:noProof/>
+                <w:webHidden/>
+              </w:rPr>
+              <w:instrText xml:space="preserve"> PAGEREF _Toc232450506 \h </w:instrText>
+            </w:r>
+            <w:r>
+              <w:rPr>
+                <w:noProof/>
+                <w:webHidden/>
+              </w:rPr>
+            </w:r>
+            <w:r>
+              <w:rPr>
+                <w:noProof/>
+                <w:webHidden/>
+              </w:rPr>
+              <w:fldChar w:fldCharType="separate"/>
+            </w:r>
+            <w:r>
+              <w:rPr>
+                <w:noProof/>
+                <w:webHidden/>
+              </w:rPr>
+              <w:t>9</w:t>
+            </w:r>
+            <w:r>
+              <w:rPr>
+                <w:noProof/>
+                <w:webHidden/>
+              </w:rPr>
+              <w:fldChar w:fldCharType="end"/>
+            </w:r>
+          </w:hyperlink>
+        </w:p>
+        <w:p>
+          <w:pPr>
+            <w:pStyle w:val="TOC3"/>
+            <w:tabs>
+              <w:tab w:val="right" w:leader="dot" w:pos="9016"/>
+            </w:tabs>
+            <w:rPr>
+              <w:rFonts w:eastAsiaTheme="minorEastAsia"/>
+              <w:noProof/>
+              <w:kern w:val="0"/>
+              <w:sz w:val="22"/>
+              <w:szCs w:val="22"/>
+              <w:lang w:val="en-GB" w:eastAsia="en-GB"/>
+              <w14:ligatures w14:val="none"/>
+            </w:rPr>
+          </w:pPr>
+          <w:hyperlink w:anchor="_Toc232450507" w:history="1">
+            <w:r>
+              <w:rPr>
+                <w:rStyle w:val="Hyperlink"/>
+                <w:noProof/>
+              </w:rPr>
+              <w:t>DELETE DONATION</w:t>
+            </w:r>
+            <w:r>
+              <w:rPr>
+                <w:noProof/>
+                <w:webHidden/>
+              </w:rPr>
+              <w:tab/>
+            </w:r>
+            <w:r>
+              <w:rPr>
+                <w:noProof/>
+                <w:webHidden/>
+              </w:rPr>
+              <w:fldChar w:fldCharType="begin"/>
+            </w:r>
+            <w:r>
+              <w:rPr>
+                <w:noProof/>
+                <w:webHidden/>
+              </w:rPr>
+              <w:instrText xml:space="preserve"> PAGEREF _Toc232450507 \h </w:instrText>
+            </w:r>
+            <w:r>
+              <w:rPr>
+                <w:noProof/>
+                <w:webHidden/>
+              </w:rPr>
+            </w:r>
+            <w:r>
+              <w:rPr>
+                <w:noProof/>
+                <w:webHidden/>
+              </w:rPr>
+              <w:fldChar w:fldCharType="separate"/>
+            </w:r>
+            <w:r>
+              <w:rPr>
+                <w:noProof/>
+                <w:webHidden/>
+              </w:rPr>
+              <w:t>9</w:t>
+            </w:r>
+            <w:r>
+              <w:rPr>
+                <w:noProof/>
+                <w:webHidden/>
+              </w:rPr>
+              <w:fldChar w:fldCharType="end"/>
+            </w:r>
+          </w:hyperlink>
+        </w:p>
+        <w:p>
+          <w:pPr>
+            <w:pStyle w:val="TOC2"/>
+            <w:tabs>
+              <w:tab w:val="right" w:leader="dot" w:pos="9016"/>
+            </w:tabs>
+            <w:rPr>
+              <w:rFonts w:eastAsiaTheme="minorEastAsia"/>
+              <w:noProof/>
+              <w:kern w:val="0"/>
+              <w:sz w:val="22"/>
+              <w:szCs w:val="22"/>
+              <w:lang w:val="en-GB" w:eastAsia="en-GB"/>
+              <w14:ligatures w14:val="none"/>
+            </w:rPr>
+          </w:pPr>
+          <w:hyperlink w:anchor="_Toc232450508" w:history="1">
+            <w:r>
+              <w:rPr>
+                <w:rStyle w:val="Hyperlink"/>
+                <w:noProof/>
+              </w:rPr>
+              <w:t>4.4 Search Functionality</w:t>
+            </w:r>
+            <w:r>
+              <w:rPr>
+                <w:noProof/>
+                <w:webHidden/>
+              </w:rPr>
+              <w:tab/>
+            </w:r>
+            <w:r>
+              <w:rPr>
+                <w:noProof/>
+                <w:webHidden/>
+              </w:rPr>
+              <w:fldChar w:fldCharType="begin"/>
+            </w:r>
+            <w:r>
+              <w:rPr>
+                <w:noProof/>
+                <w:webHidden/>
+              </w:rPr>
+              <w:instrText xml:space="preserve"> PAGEREF _Toc232450508 \h </w:instrText>
+            </w:r>
+            <w:r>
+              <w:rPr>
+                <w:noProof/>
+                <w:webHidden/>
+              </w:rPr>
+            </w:r>
+            <w:r>
+              <w:rPr>
+                <w:noProof/>
+                <w:webHidden/>
+              </w:rPr>
+              <w:fldChar w:fldCharType="separate"/>
+            </w:r>
+            <w:r>
+              <w:rPr>
+                <w:noProof/>
+                <w:webHidden/>
+              </w:rPr>
+              <w:t>9</w:t>
+            </w:r>
+            <w:r>
+              <w:rPr>
+                <w:noProof/>
+                <w:webHidden/>
+              </w:rPr>
+              <w:fldChar w:fldCharType="end"/>
+            </w:r>
+          </w:hyperlink>
+        </w:p>
+        <w:p>
+          <w:pPr>
+            <w:pStyle w:val="TOC3"/>
+            <w:tabs>
+              <w:tab w:val="right" w:leader="dot" w:pos="9016"/>
+            </w:tabs>
+            <w:rPr>
+              <w:rFonts w:eastAsiaTheme="minorEastAsia"/>
+              <w:noProof/>
+              <w:kern w:val="0"/>
+              <w:sz w:val="22"/>
+              <w:szCs w:val="22"/>
+              <w:lang w:val="en-GB" w:eastAsia="en-GB"/>
+              <w14:ligatures w14:val="none"/>
+            </w:rPr>
+          </w:pPr>
+          <w:hyperlink w:anchor="_Toc232450509" w:history="1">
+            <w:r>
+              <w:rPr>
+                <w:rStyle w:val="Hyperlink"/>
+                <w:noProof/>
+              </w:rPr>
+              <w:t>SEARCH DONATION</w:t>
+            </w:r>
+            <w:r>
+              <w:rPr>
+                <w:noProof/>
+                <w:webHidden/>
+              </w:rPr>
+              <w:tab/>
+            </w:r>
+            <w:r>
+              <w:rPr>
+                <w:noProof/>
+                <w:webHidden/>
+              </w:rPr>
+              <w:fldChar w:fldCharType="begin"/>
+            </w:r>
+            <w:r>
+              <w:rPr>
+                <w:noProof/>
+                <w:webHidden/>
+              </w:rPr>
+              <w:instrText xml:space="preserve"> PAGEREF _Toc232450509 \h </w:instrText>
+            </w:r>
+            <w:r>
+              <w:rPr>
+                <w:noProof/>
+                <w:webHidden/>
+              </w:rPr>
+            </w:r>
+            <w:r>
+              <w:rPr>
+                <w:noProof/>
+                <w:webHidden/>
+              </w:rPr>
+              <w:fldChar w:fldCharType="separate"/>
+            </w:r>
+            <w:r>
+              <w:rPr>
+                <w:noProof/>
+                <w:webHidden/>
+              </w:rPr>
+              <w:t>10</w:t>
+            </w:r>
+            <w:r>
+              <w:rPr>
+                <w:noProof/>
+                <w:webHidden/>
+              </w:rPr>
+              <w:fldChar w:fldCharType="end"/>
+            </w:r>
+          </w:hyperlink>
+        </w:p>
+        <w:p>
+          <w:pPr>
+            <w:pStyle w:val="TOC1"/>
+            <w:tabs>
+              <w:tab w:val="right" w:leader="dot" w:pos="9016"/>
+            </w:tabs>
+            <w:rPr>
+              <w:rFonts w:eastAsiaTheme="minorEastAsia"/>
+              <w:noProof/>
+              <w:kern w:val="0"/>
+              <w:sz w:val="22"/>
+              <w:szCs w:val="22"/>
+              <w:lang w:val="en-GB" w:eastAsia="en-GB"/>
+              <w14:ligatures w14:val="none"/>
+            </w:rPr>
+          </w:pPr>
+          <w:hyperlink w:anchor="_Toc232450510" w:history="1">
+            <w:r>
+              <w:rPr>
+                <w:rStyle w:val="Hyperlink"/>
+                <w:noProof/>
+              </w:rPr>
+              <w:t>WEEK 5-6: NETWORKING</w:t>
+            </w:r>
+            <w:r>
+              <w:rPr>
+                <w:noProof/>
+                <w:webHidden/>
+              </w:rPr>
+              <w:tab/>
+            </w:r>
+            <w:r>
+              <w:rPr>
+                <w:noProof/>
+                <w:webHidden/>
+              </w:rPr>
+              <w:fldChar w:fldCharType="begin"/>
+            </w:r>
+            <w:r>
+              <w:rPr>
+                <w:noProof/>
+                <w:webHidden/>
+              </w:rPr>
+              <w:instrText xml:space="preserve"> PAGEREF _Toc232450510 \h </w:instrText>
+            </w:r>
+            <w:r>
+              <w:rPr>
+                <w:noProof/>
+                <w:webHidden/>
+              </w:rPr>
+            </w:r>
+            <w:r>
+              <w:rPr>
+                <w:noProof/>
+                <w:webHidden/>
+              </w:rPr>
+              <w:fldChar w:fldCharType="separate"/>
+            </w:r>
+            <w:r>
+              <w:rPr>
+                <w:noProof/>
+                <w:webHidden/>
+              </w:rPr>
+              <w:t>10</w:t>
+            </w:r>
+            <w:r>
+              <w:rPr>
+                <w:noProof/>
+                <w:webHidden/>
+              </w:rPr>
+              <w:fldChar w:fldCharType="end"/>
+            </w:r>
+          </w:hyperlink>
+        </w:p>
+        <w:p>
+          <w:pPr>
+            <w:pStyle w:val="TOC2"/>
+            <w:tabs>
+              <w:tab w:val="right" w:leader="dot" w:pos="9016"/>
+            </w:tabs>
+            <w:rPr>
+              <w:rFonts w:eastAsiaTheme="minorEastAsia"/>
+              <w:noProof/>
+              <w:kern w:val="0"/>
+              <w:sz w:val="22"/>
+              <w:szCs w:val="22"/>
+              <w:lang w:val="en-GB" w:eastAsia="en-GB"/>
+              <w14:ligatures w14:val="none"/>
+            </w:rPr>
+          </w:pPr>
+          <w:hyperlink w:anchor="_Toc232450511" w:history="1">
+            <w:r>
+              <w:rPr>
+                <w:rStyle w:val="Hyperlink"/>
+                <w:rFonts w:eastAsiaTheme="majorEastAsia"/>
+                <w:noProof/>
+              </w:rPr>
+              <w:t>Screenshot: list</w:t>
+            </w:r>
+            <w:r>
+              <w:rPr>
+                <w:noProof/>
+                <w:webHidden/>
+              </w:rPr>
+              <w:tab/>
+            </w:r>
+            <w:r>
+              <w:rPr>
+                <w:noProof/>
+                <w:webHidden/>
+              </w:rPr>
+              <w:fldChar w:fldCharType="begin"/>
+            </w:r>
+            <w:r>
+              <w:rPr>
+                <w:noProof/>
+                <w:webHidden/>
+              </w:rPr>
+              <w:instrText xml:space="preserve"> PAGEREF _Toc232450511 \h </w:instrText>
+            </w:r>
+            <w:r>
+              <w:rPr>
+                <w:noProof/>
+                <w:webHidden/>
+              </w:rPr>
+            </w:r>
+            <w:r>
+              <w:rPr>
+                <w:noProof/>
+                <w:webHidden/>
+              </w:rPr>
+              <w:fldChar w:fldCharType="separate"/>
+            </w:r>
+            <w:r>
+              <w:rPr>
+                <w:noProof/>
+                <w:webHidden/>
+              </w:rPr>
+              <w:t>10</w:t>
+            </w:r>
+            <w:r>
+              <w:rPr>
+                <w:noProof/>
+                <w:webHidden/>
+              </w:rPr>
+              <w:fldChar w:fldCharType="end"/>
+            </w:r>
+          </w:hyperlink>
+        </w:p>
+        <w:p>
+          <w:pPr>
+            <w:pStyle w:val="TOC2"/>
+            <w:tabs>
+              <w:tab w:val="right" w:leader="dot" w:pos="9016"/>
+            </w:tabs>
+            <w:rPr>
+              <w:rFonts w:eastAsiaTheme="minorEastAsia"/>
+              <w:noProof/>
+              <w:kern w:val="0"/>
+              <w:sz w:val="22"/>
+              <w:szCs w:val="22"/>
+              <w:lang w:val="en-GB" w:eastAsia="en-GB"/>
+              <w14:ligatures w14:val="none"/>
+            </w:rPr>
+          </w:pPr>
+          <w:hyperlink w:anchor="_Toc232450512" w:history="1">
+            <w:r>
+              <w:rPr>
+                <w:rStyle w:val="Hyperlink"/>
+                <w:noProof/>
+              </w:rPr>
+              <w:t>API INTERGRATION SCREENSHOT</w:t>
+            </w:r>
+            <w:r>
+              <w:rPr>
+                <w:noProof/>
+                <w:webHidden/>
+              </w:rPr>
+              <w:tab/>
+            </w:r>
+            <w:r>
+              <w:rPr>
+                <w:noProof/>
+                <w:webHidden/>
+              </w:rPr>
+              <w:fldChar w:fldCharType="begin"/>
+            </w:r>
+            <w:r>
+              <w:rPr>
+                <w:noProof/>
+                <w:webHidden/>
+              </w:rPr>
+              <w:instrText xml:space="preserve"> PAGEREF _Toc232450512 \h </w:instrText>
+            </w:r>
+            <w:r>
+              <w:rPr>
+                <w:noProof/>
+                <w:webHidden/>
+              </w:rPr>
+            </w:r>
+            <w:r>
+              <w:rPr>
+                <w:noProof/>
+                <w:webHidden/>
+              </w:rPr>
+              <w:fldChar w:fldCharType="separate"/>
+            </w:r>
+            <w:r>
+              <w:rPr>
+                <w:noProof/>
+                <w:webHidden/>
+              </w:rPr>
+              <w:t>10</w:t>
+            </w:r>
+            <w:r>
+              <w:rPr>
+                <w:noProof/>
+                <w:webHidden/>
+              </w:rPr>
+              <w:fldChar w:fldCharType="end"/>
+            </w:r>
+          </w:hyperlink>
+        </w:p>
+        <w:p>
+          <w:pPr>
+            <w:pStyle w:val="TOC2"/>
+            <w:tabs>
+              <w:tab w:val="right" w:leader="dot" w:pos="9016"/>
+            </w:tabs>
+            <w:rPr>
+              <w:rFonts w:eastAsiaTheme="minorEastAsia"/>
+              <w:noProof/>
+              <w:kern w:val="0"/>
+              <w:sz w:val="22"/>
+              <w:szCs w:val="22"/>
+              <w:lang w:val="en-GB" w:eastAsia="en-GB"/>
+              <w14:ligatures w14:val="none"/>
+            </w:rPr>
+          </w:pPr>
+          <w:hyperlink w:anchor="_Toc232450513" w:history="1">
+            <w:r>
+              <w:rPr>
+                <w:rStyle w:val="Hyperlink"/>
+                <w:noProof/>
+              </w:rPr>
+              <w:t>API FIREBASE SCREENSHOT</w:t>
+            </w:r>
+            <w:r>
+              <w:rPr>
+                <w:noProof/>
+                <w:webHidden/>
+              </w:rPr>
+              <w:tab/>
+            </w:r>
+            <w:r>
+              <w:rPr>
+                <w:noProof/>
+                <w:webHidden/>
+              </w:rPr>
+              <w:fldChar w:fldCharType="begin"/>
+            </w:r>
+            <w:r>
+              <w:rPr>
+                <w:noProof/>
+                <w:webHidden/>
+              </w:rPr>
+              <w:instrText xml:space="preserve"> PAGEREF _Toc232450513 \h </w:instrText>
+            </w:r>
+            <w:r>
+              <w:rPr>
+                <w:noProof/>
+                <w:webHidden/>
+              </w:rPr>
+            </w:r>
+            <w:r>
+              <w:rPr>
+                <w:noProof/>
+                <w:webHidden/>
+              </w:rPr>
+              <w:fldChar w:fldCharType="separate"/>
+            </w:r>
+            <w:r>
+              <w:rPr>
+                <w:noProof/>
+                <w:webHidden/>
+              </w:rPr>
+              <w:t>11</w:t>
+            </w:r>
+            <w:r>
+              <w:rPr>
+                <w:noProof/>
+                <w:webHidden/>
+              </w:rPr>
+              <w:fldChar w:fldCharType="end"/>
+            </w:r>
+          </w:hyperlink>
+        </w:p>
+        <w:p>
+          <w:pPr>
+            <w:pStyle w:val="TOC2"/>
+            <w:tabs>
+              <w:tab w:val="right" w:leader="dot" w:pos="9016"/>
+            </w:tabs>
+            <w:rPr>
+              <w:rFonts w:eastAsiaTheme="minorEastAsia"/>
+              <w:noProof/>
+              <w:kern w:val="0"/>
+              <w:sz w:val="22"/>
+              <w:szCs w:val="22"/>
+              <w:lang w:val="en-GB" w:eastAsia="en-GB"/>
+              <w14:ligatures w14:val="none"/>
+            </w:rPr>
+          </w:pPr>
+          <w:hyperlink w:anchor="_Toc232450514" w:history="1">
+            <w:r>
+              <w:rPr>
+                <w:rStyle w:val="Hyperlink"/>
+                <w:noProof/>
+              </w:rPr>
+              <w:t>5.8 Error Handling</w:t>
+            </w:r>
+            <w:r>
+              <w:rPr>
+                <w:noProof/>
+                <w:webHidden/>
+              </w:rPr>
+              <w:tab/>
+            </w:r>
+            <w:r>
+              <w:rPr>
+                <w:noProof/>
+                <w:webHidden/>
+              </w:rPr>
+              <w:fldChar w:fldCharType="begin"/>
+            </w:r>
+            <w:r>
+              <w:rPr>
+                <w:noProof/>
+                <w:webHidden/>
+              </w:rPr>
+              <w:instrText xml:space="preserve"> PAGEREF _Toc232450514 \h </w:instrText>
+            </w:r>
+            <w:r>
+              <w:rPr>
+                <w:noProof/>
+                <w:webHidden/>
+              </w:rPr>
+            </w:r>
+            <w:r>
+              <w:rPr>
+                <w:noProof/>
+                <w:webHidden/>
+              </w:rPr>
+              <w:fldChar w:fldCharType="separate"/>
+            </w:r>
+            <w:r>
+              <w:rPr>
+                <w:noProof/>
+                <w:webHidden/>
+              </w:rPr>
+              <w:t>11</w:t>
+            </w:r>
+            <w:r>
+              <w:rPr>
+                <w:noProof/>
+                <w:webHidden/>
+              </w:rPr>
+              <w:fldChar w:fldCharType="end"/>
+            </w:r>
+          </w:hyperlink>
+        </w:p>
+        <w:p>
+          <w:pPr>
+            <w:pStyle w:val="TOC2"/>
+            <w:tabs>
+              <w:tab w:val="right" w:leader="dot" w:pos="9016"/>
+            </w:tabs>
+            <w:rPr>
+              <w:rFonts w:eastAsiaTheme="minorEastAsia"/>
+              <w:noProof/>
+              <w:kern w:val="0"/>
+              <w:sz w:val="22"/>
+              <w:szCs w:val="22"/>
+              <w:lang w:val="en-GB" w:eastAsia="en-GB"/>
+              <w14:ligatures w14:val="none"/>
+            </w:rPr>
+          </w:pPr>
+          <w:hyperlink w:anchor="_Toc232450515" w:history="1">
+            <w:r>
+              <w:rPr>
+                <w:rStyle w:val="Hyperlink"/>
+                <w:noProof/>
+              </w:rPr>
+              <w:t>ERROR HANDLING SCREENSHOT</w:t>
+            </w:r>
+            <w:r>
+              <w:rPr>
+                <w:noProof/>
+                <w:webHidden/>
+              </w:rPr>
+              <w:tab/>
+            </w:r>
+            <w:r>
+              <w:rPr>
+                <w:noProof/>
+                <w:webHidden/>
+              </w:rPr>
+              <w:fldChar w:fldCharType="begin"/>
+            </w:r>
+            <w:r>
+              <w:rPr>
+                <w:noProof/>
+                <w:webHidden/>
+              </w:rPr>
+              <w:instrText xml:space="preserve"> PAGEREF _Toc232450515 \h </w:instrText>
+            </w:r>
+            <w:r>
+              <w:rPr>
+                <w:noProof/>
+                <w:webHidden/>
+              </w:rPr>
+            </w:r>
+            <w:r>
+              <w:rPr>
+                <w:noProof/>
+                <w:webHidden/>
+              </w:rPr>
+              <w:fldChar w:fldCharType="separate"/>
+            </w:r>
+            <w:r>
+              <w:rPr>
+                <w:noProof/>
+                <w:webHidden/>
+              </w:rPr>
+              <w:t>11</w:t>
+            </w:r>
+            <w:r>
+              <w:rPr>
+                <w:noProof/>
+                <w:webHidden/>
+              </w:rPr>
+              <w:fldChar w:fldCharType="end"/>
+            </w:r>
+          </w:hyperlink>
+        </w:p>
+        <w:p>
+          <w:pPr>
+            <w:pStyle w:val="TOC2"/>
+            <w:tabs>
+              <w:tab w:val="right" w:leader="dot" w:pos="9016"/>
+            </w:tabs>
+            <w:rPr>
+              <w:rFonts w:eastAsiaTheme="minorEastAsia"/>
+              <w:noProof/>
+              <w:kern w:val="0"/>
+              <w:sz w:val="22"/>
+              <w:szCs w:val="22"/>
+              <w:lang w:val="en-GB" w:eastAsia="en-GB"/>
+              <w14:ligatures w14:val="none"/>
+            </w:rPr>
+          </w:pPr>
+          <w:hyperlink w:anchor="_Toc232450516" w:history="1">
+            <w:r>
+              <w:rPr>
+                <w:rStyle w:val="Hyperlink"/>
+                <w:noProof/>
+              </w:rPr>
+              <w:t>Donation Document Details</w:t>
+            </w:r>
+            <w:r>
+              <w:rPr>
+                <w:noProof/>
+                <w:webHidden/>
+              </w:rPr>
+              <w:tab/>
+            </w:r>
+            <w:r>
+              <w:rPr>
+                <w:noProof/>
+                <w:webHidden/>
+              </w:rPr>
+              <w:fldChar w:fldCharType="begin"/>
+            </w:r>
+            <w:r>
+              <w:rPr>
+                <w:noProof/>
+                <w:webHidden/>
+              </w:rPr>
+              <w:instrText xml:space="preserve"> PAGEREF _Toc232450516 \h </w:instrText>
+            </w:r>
+            <w:r>
+              <w:rPr>
+                <w:noProof/>
+                <w:webHidden/>
+              </w:rPr>
+            </w:r>
+            <w:r>
+              <w:rPr>
+                <w:noProof/>
+                <w:webHidden/>
+              </w:rPr>
+              <w:fldChar w:fldCharType="separate"/>
+            </w:r>
+            <w:r>
+              <w:rPr>
+                <w:noProof/>
+                <w:webHidden/>
+              </w:rPr>
+              <w:t>12</w:t>
+            </w:r>
+            <w:r>
+              <w:rPr>
+                <w:noProof/>
+                <w:webHidden/>
+              </w:rPr>
+              <w:fldChar w:fldCharType="end"/>
+            </w:r>
+          </w:hyperlink>
+        </w:p>
+        <w:p>
+          <w:pPr>
+            <w:pStyle w:val="TOC2"/>
+            <w:tabs>
+              <w:tab w:val="right" w:leader="dot" w:pos="9016"/>
+            </w:tabs>
+            <w:rPr>
+              <w:rFonts w:eastAsiaTheme="minorEastAsia"/>
+              <w:noProof/>
+              <w:kern w:val="0"/>
+              <w:sz w:val="22"/>
+              <w:szCs w:val="22"/>
+              <w:lang w:val="en-GB" w:eastAsia="en-GB"/>
+              <w14:ligatures w14:val="none"/>
+            </w:rPr>
+          </w:pPr>
+          <w:hyperlink w:anchor="_Toc232450517" w:history="1">
+            <w:r>
+              <w:rPr>
+                <w:rStyle w:val="Hyperlink"/>
+                <w:noProof/>
+              </w:rPr>
+              <w:t>Main Food Donations List Screen</w:t>
+            </w:r>
+            <w:r>
+              <w:rPr>
+                <w:noProof/>
+                <w:webHidden/>
+              </w:rPr>
+              <w:tab/>
+            </w:r>
+            <w:r>
+              <w:rPr>
+                <w:noProof/>
+                <w:webHidden/>
+              </w:rPr>
+              <w:fldChar w:fldCharType="begin"/>
+            </w:r>
+            <w:r>
+              <w:rPr>
+                <w:noProof/>
+                <w:webHidden/>
+              </w:rPr>
+              <w:instrText xml:space="preserve"> PAGEREF _Toc232450517 \h </w:instrText>
+            </w:r>
+            <w:r>
+              <w:rPr>
+                <w:noProof/>
+                <w:webHidden/>
+              </w:rPr>
+            </w:r>
+            <w:r>
+              <w:rPr>
+                <w:noProof/>
+                <w:webHidden/>
+              </w:rPr>
+              <w:fldChar w:fldCharType="separate"/>
+            </w:r>
+            <w:r>
+              <w:rPr>
+                <w:noProof/>
+                <w:webHidden/>
+              </w:rPr>
+              <w:t>12</w:t>
+            </w:r>
+            <w:r>
+              <w:rPr>
+                <w:noProof/>
+                <w:webHidden/>
+              </w:rPr>
+              <w:fldChar w:fldCharType="end"/>
+            </w:r>
+          </w:hyperlink>
+        </w:p>
+        <w:p>
+          <w:pPr>
+            <w:pStyle w:val="TOC2"/>
+            <w:tabs>
+              <w:tab w:val="right" w:leader="dot" w:pos="9016"/>
+            </w:tabs>
+            <w:rPr>
+              <w:rFonts w:eastAsiaTheme="minorEastAsia"/>
+              <w:noProof/>
+              <w:kern w:val="0"/>
+              <w:sz w:val="22"/>
+              <w:szCs w:val="22"/>
+              <w:lang w:val="en-GB" w:eastAsia="en-GB"/>
+              <w14:ligatures w14:val="none"/>
+            </w:rPr>
+          </w:pPr>
+          <w:hyperlink w:anchor="_Toc232450518" w:history="1">
+            <w:r>
+              <w:rPr>
+                <w:rStyle w:val="Hyperlink"/>
+                <w:noProof/>
+              </w:rPr>
+              <w:t>CLAIM FOOD SUCCESS MESSAGE</w:t>
+            </w:r>
+            <w:r>
+              <w:rPr>
+                <w:noProof/>
+                <w:webHidden/>
+              </w:rPr>
+              <w:tab/>
+            </w:r>
+            <w:r>
+              <w:rPr>
+                <w:noProof/>
+                <w:webHidden/>
+              </w:rPr>
+              <w:fldChar w:fldCharType="begin"/>
+            </w:r>
+            <w:r>
+              <w:rPr>
+                <w:noProof/>
+                <w:webHidden/>
+              </w:rPr>
+              <w:instrText xml:space="preserve"> PAGEREF _Toc232450518 \h </w:instrText>
+            </w:r>
+            <w:r>
+              <w:rPr>
+                <w:noProof/>
+                <w:webHidden/>
+              </w:rPr>
+            </w:r>
+            <w:r>
+              <w:rPr>
+                <w:noProof/>
+                <w:webHidden/>
+              </w:rPr>
+              <w:fldChar w:fldCharType="separate"/>
+            </w:r>
+            <w:r>
+              <w:rPr>
+                <w:noProof/>
+                <w:webHidden/>
+              </w:rPr>
+              <w:t>13</w:t>
+            </w:r>
+            <w:r>
+              <w:rPr>
+                <w:noProof/>
+                <w:webHidden/>
+              </w:rPr>
+              <w:fldChar w:fldCharType="end"/>
+            </w:r>
+          </w:hyperlink>
+        </w:p>
+        <w:p>
+          <w:r>
+            <w:rPr>
+              <w:b/>
+              <w:bCs/>
+              <w:noProof/>
+            </w:rPr>
+            <w:fldChar w:fldCharType="end"/>
+          </w:r>
+        </w:p>
+      </w:sdtContent>
+    </w:sdt>
+    <w:p>
+      <w:pPr>
+        <w:pStyle w:val="Heading2"/>
+        <w:rPr>
+          <w:sz w:val="28"/>
+          <w:szCs w:val="28"/>
+        </w:rPr>
+      </w:pPr>
+    </w:p>
+    <w:p>
+      <w:pPr>
+        <w:pStyle w:val="Heading2"/>
+        <w:rPr>
+          <w:sz w:val="28"/>
+          <w:szCs w:val="28"/>
+        </w:rPr>
+      </w:pPr>
+    </w:p>
+    <w:p>
+      <w:pPr>
+        <w:pStyle w:val="Heading2"/>
+        <w:rPr>
+          <w:sz w:val="28"/>
+          <w:szCs w:val="28"/>
+        </w:rPr>
+      </w:pPr>
+    </w:p>
+    <w:p>
+      <w:pPr>
+        <w:pStyle w:val="Heading2"/>
+        <w:rPr>
+          <w:sz w:val="28"/>
+          <w:szCs w:val="28"/>
+        </w:rPr>
+      </w:pPr>
+    </w:p>
+    <w:p>
+      <w:pPr>
+        <w:pStyle w:val="Heading2"/>
+        <w:rPr>
+          <w:sz w:val="28"/>
+          <w:szCs w:val="28"/>
+        </w:rPr>
+      </w:pPr>
+    </w:p>
+    <w:p>
+      <w:pPr>
+        <w:pStyle w:val="Heading2"/>
+        <w:rPr>
+          <w:sz w:val="28"/>
+          <w:szCs w:val="28"/>
+        </w:rPr>
+      </w:pPr>
+    </w:p>
+    <w:p>
+      <w:pPr>
+        <w:pStyle w:val="Heading2"/>
+        <w:rPr>
+          <w:sz w:val="28"/>
+          <w:szCs w:val="28"/>
+        </w:rPr>
+      </w:pPr>
+    </w:p>
+    <w:p>
+      <w:pPr>
+        <w:pStyle w:val="Heading2"/>
+        <w:rPr>
+          <w:sz w:val="28"/>
+          <w:szCs w:val="28"/>
+        </w:rPr>
+      </w:pPr>
+    </w:p>
+    <w:p>
+      <w:pPr>
+        <w:pStyle w:val="Heading2"/>
+        <w:rPr>
+          <w:sz w:val="28"/>
+          <w:szCs w:val="28"/>
+        </w:rPr>
+      </w:pPr>
+    </w:p>
+    <w:p>
+      <w:pPr>
+        <w:pStyle w:val="Heading2"/>
+        <w:rPr>
+          <w:sz w:val="28"/>
+          <w:szCs w:val="28"/>
+        </w:rPr>
+      </w:pPr>
+    </w:p>
+    <w:p>
+      <w:pPr>
+        <w:pStyle w:val="Heading2"/>
+        <w:rPr>
+          <w:sz w:val="28"/>
+          <w:szCs w:val="28"/>
+        </w:rPr>
+      </w:pPr>
+    </w:p>
+    <w:p>
+      <w:pPr>
+        <w:pStyle w:val="Heading2"/>
+        <w:rPr>
+          <w:sz w:val="28"/>
+          <w:szCs w:val="28"/>
+        </w:rPr>
+      </w:pPr>
+    </w:p>
+    <w:p>
+      <w:pPr>
+        <w:pStyle w:val="Heading2"/>
+        <w:rPr>
+          <w:sz w:val="28"/>
+          <w:szCs w:val="28"/>
+        </w:rPr>
+      </w:pPr>
+    </w:p>
+    <w:p>
+      <w:pPr>
+        <w:pStyle w:val="Heading2"/>
+        <w:rPr>
+          <w:sz w:val="28"/>
+          <w:szCs w:val="28"/>
+        </w:rPr>
+      </w:pPr>
+    </w:p>
+    <w:p>
+      <w:pPr>
+        <w:pStyle w:val="Heading2"/>
+        <w:rPr>
+          <w:sz w:val="28"/>
+          <w:szCs w:val="28"/>
+        </w:rPr>
+      </w:pPr>
+    </w:p>
+    <w:p>
+      <w:pPr>
+        <w:pStyle w:val="Heading2"/>
+        <w:rPr>
+          <w:sz w:val="28"/>
+          <w:szCs w:val="28"/>
+        </w:rPr>
+      </w:pPr>
+    </w:p>
+    <w:p>
+      <w:pPr>
+        <w:pStyle w:val="Heading2"/>
+        <w:rPr>
+          <w:sz w:val="28"/>
+          <w:szCs w:val="28"/>
+        </w:rPr>
+      </w:pPr>
+    </w:p>
+    <w:p>
+      <w:pPr>
+        <w:pStyle w:val="Heading2"/>
+        <w:rPr>
+          <w:sz w:val="28"/>
+          <w:szCs w:val="28"/>
+        </w:rPr>
+      </w:pPr>
+    </w:p>
+    <w:p>
+      <w:pPr>
+        <w:pStyle w:val="Heading2"/>
+        <w:rPr>
+          <w:sz w:val="28"/>
+          <w:szCs w:val="28"/>
+        </w:rPr>
+      </w:pPr>
+    </w:p>
+    <w:p>
+      <w:pPr>
+        <w:pStyle w:val="Heading2"/>
+        <w:rPr>
+          <w:sz w:val="28"/>
+          <w:szCs w:val="28"/>
+        </w:rPr>
+      </w:pPr>
+    </w:p>
+    <w:p>
+      <w:pPr>
+        <w:pStyle w:val="Heading2"/>
+        <w:rPr>
+          <w:sz w:val="28"/>
+          <w:szCs w:val="28"/>
+        </w:rPr>
+      </w:pPr>
+      <w:bookmarkStart w:id="1" w:name="_GoBack"/>
+      <w:bookmarkEnd w:id="1"/>
+    </w:p>
+    <w:p>
+      <w:pPr>
+        <w:pStyle w:val="Heading2"/>
+        <w:rPr>
+          <w:sz w:val="28"/>
+          <w:szCs w:val="28"/>
+        </w:rPr>
+      </w:pPr>
+      <w:bookmarkStart w:id="2" w:name="_Toc232450487"/>
+      <w:r>
+        <w:rPr>
+          <w:sz w:val="28"/>
+          <w:szCs w:val="28"/>
         </w:rPr>
         <w:lastRenderedPageBreak/>
-        <w:t>FIGURE 1:INSTALLATION PROCESS</w:t>
-      </w:r>
+        <w:t>WEEK 1</w:t>
+      </w:r>
+      <w:bookmarkEnd w:id="2"/>
+    </w:p>
+    <w:p>
+      <w:pPr>
+        <w:pStyle w:val="Heading2"/>
+        <w:rPr>
+          <w:sz w:val="28"/>
+          <w:szCs w:val="28"/>
+        </w:rPr>
+      </w:pPr>
+      <w:bookmarkStart w:id="3" w:name="_Toc232450488"/>
+      <w:r>
+        <w:rPr>
+          <w:sz w:val="28"/>
+          <w:szCs w:val="28"/>
+        </w:rPr>
+        <w:t>FIGURE 1</w:t>
+      </w:r>
+      <w:proofErr w:type="gramStart"/>
+      <w:r>
+        <w:rPr>
+          <w:sz w:val="28"/>
+          <w:szCs w:val="28"/>
+        </w:rPr>
+        <w:t>:INSTALLATION</w:t>
+      </w:r>
+      <w:proofErr w:type="gramEnd"/>
+      <w:r>
+        <w:rPr>
+          <w:sz w:val="28"/>
+          <w:szCs w:val="28"/>
+        </w:rPr>
+        <w:t xml:space="preserve"> PROCESS</w:t>
+      </w:r>
+      <w:bookmarkEnd w:id="3"/>
     </w:p>
     <w:p>
       <w:pPr>
         <w:pStyle w:val="NormalWeb"/>
+        <w:rPr>
+          <w:sz w:val="28"/>
+          <w:szCs w:val="28"/>
+        </w:rPr>
       </w:pPr>
       <w:r>
         <w:rPr>
           <w:noProof/>
+          <w:sz w:val="28"/>
+          <w:szCs w:val="28"/>
         </w:rPr>
         <w:drawing>
-          <wp:inline distT="0" distB="0" distL="0" distR="0">
+          <wp:inline distT="0" distB="0" distL="0" distR="0" wp14:anchorId="5441D9F2" wp14:editId="7D530688">
             <wp:extent cx="5731510" cy="1570990"/>
             <wp:effectExtent l="0" t="0" r="2540" b="0"/>
             <wp:docPr id="7" name="Picture 7"/>
@@ -313,7 +3140,7 @@
                     <pic:cNvPicPr/>
                   </pic:nvPicPr>
                   <pic:blipFill>
-                    <a:blip r:embed="rId7">
+                    <a:blip r:embed="rId10">
                       <a:extLst>
                         <a:ext uri="{28A0092B-C50C-407E-A947-70E740481C1C}">
                           <a14:useLocalDpi xmlns:a14="http://schemas.microsoft.com/office/drawing/2010/main" val="0"/>
@@ -340,45 +3167,66 @@
         </w:drawing>
       </w:r>
     </w:p>
-    <w:p/>
-    <w:p/>
+    <w:p>
+      <w:pPr>
+        <w:rPr>
+          <w:sz w:val="28"/>
+          <w:szCs w:val="28"/>
+        </w:rPr>
+      </w:pPr>
+    </w:p>
+    <w:p>
+      <w:pPr>
+        <w:rPr>
+          <w:sz w:val="28"/>
+          <w:szCs w:val="28"/>
+        </w:rPr>
+      </w:pPr>
+    </w:p>
+    <w:p>
+      <w:pPr>
+        <w:pStyle w:val="Heading2"/>
+        <w:rPr>
+          <w:sz w:val="28"/>
+          <w:szCs w:val="28"/>
+        </w:rPr>
+      </w:pPr>
+      <w:bookmarkStart w:id="4" w:name="_Toc232450489"/>
+      <w:r>
+        <w:rPr>
+          <w:sz w:val="28"/>
+          <w:szCs w:val="28"/>
+        </w:rPr>
+        <w:t>FIG 2:  TERMINAL</w:t>
+      </w:r>
+      <w:r>
+        <w:rPr>
+          <w:sz w:val="28"/>
+          <w:szCs w:val="28"/>
+        </w:rPr>
+        <w:t>: set the folder structure</w:t>
+      </w:r>
+      <w:bookmarkEnd w:id="4"/>
+    </w:p>
     <w:p>
       <w:pPr>
         <w:rPr>
           <w:rFonts w:ascii="Times New Roman" w:hAnsi="Times New Roman" w:cs="Times New Roman"/>
-          <w:b/>
-        </w:rPr>
-      </w:pPr>
-      <w:r>
-        <w:rPr>
-          <w:rFonts w:ascii="Times New Roman" w:hAnsi="Times New Roman" w:cs="Times New Roman"/>
-          <w:b/>
-        </w:rPr>
-        <w:t>FIG 2:  TERMINAL</w:t>
-      </w:r>
-      <w:r>
-        <w:rPr>
-          <w:rFonts w:ascii="Times New Roman" w:hAnsi="Times New Roman" w:cs="Times New Roman"/>
-          <w:b/>
-        </w:rPr>
-        <w:t>: set the folder structure</w:t>
-      </w:r>
-    </w:p>
-    <w:p>
-      <w:pPr>
-        <w:rPr>
-          <w:rFonts w:ascii="Times New Roman" w:hAnsi="Times New Roman" w:cs="Times New Roman"/>
+          <w:sz w:val="28"/>
+          <w:szCs w:val="28"/>
         </w:rPr>
       </w:pPr>
       <w:r>
         <w:rPr>
           <w:rFonts w:ascii="Times New Roman" w:hAnsi="Times New Roman" w:cs="Times New Roman"/>
           <w:noProof/>
+          <w:sz w:val="28"/>
+          <w:szCs w:val="28"/>
           <w:lang w:val="en-GB" w:eastAsia="en-GB"/>
           <w14:ligatures w14:val="none"/>
         </w:rPr>
         <w:drawing>
-          <wp:inline distT="0" distB="0" distL="0" distR="0">
+          <wp:inline distT="0" distB="0" distL="0" distR="0" wp14:anchorId="752E85A4" wp14:editId="14C9D6B2">
             <wp:extent cx="5731510" cy="2965450"/>
             <wp:effectExtent l="0" t="0" r="2540" b="6350"/>
             <wp:docPr id="8" name="Picture 8"/>
@@ -393,7 +3241,7 @@
                     <pic:cNvPicPr/>
                   </pic:nvPicPr>
                   <pic:blipFill>
-                    <a:blip r:embed="rId8">
+                    <a:blip r:embed="rId11">
                       <a:extLst>
                         <a:ext uri="{28A0092B-C50C-407E-A947-70E740481C1C}">
                           <a14:useLocalDpi xmlns:a14="http://schemas.microsoft.com/office/drawing/2010/main" val="0"/>
@@ -423,6 +3271,10 @@
     <w:p>
       <w:pPr>
         <w:pStyle w:val="NormalWeb"/>
+        <w:rPr>
+          <w:sz w:val="28"/>
+          <w:szCs w:val="28"/>
+        </w:rPr>
       </w:pPr>
     </w:p>
     <w:p>
@@ -430,6 +3282,8 @@
         <w:rPr>
           <w:rFonts w:ascii="Times New Roman" w:hAnsi="Times New Roman" w:cs="Times New Roman"/>
           <w:b/>
+          <w:sz w:val="28"/>
+          <w:szCs w:val="28"/>
         </w:rPr>
       </w:pPr>
     </w:p>
@@ -438,6 +3292,8 @@
         <w:rPr>
           <w:rFonts w:ascii="Times New Roman" w:hAnsi="Times New Roman" w:cs="Times New Roman"/>
           <w:b/>
+          <w:sz w:val="28"/>
+          <w:szCs w:val="28"/>
         </w:rPr>
       </w:pPr>
     </w:p>
@@ -446,6 +3302,8 @@
         <w:rPr>
           <w:rFonts w:ascii="Times New Roman" w:hAnsi="Times New Roman" w:cs="Times New Roman"/>
           <w:b/>
+          <w:sz w:val="28"/>
+          <w:szCs w:val="28"/>
         </w:rPr>
       </w:pPr>
     </w:p>
@@ -454,59 +3312,46 @@
         <w:rPr>
           <w:rFonts w:ascii="Times New Roman" w:hAnsi="Times New Roman" w:cs="Times New Roman"/>
           <w:b/>
-        </w:rPr>
-      </w:pPr>
-    </w:p>
-    <w:p>
-      <w:pPr>
-        <w:rPr>
-          <w:rFonts w:ascii="Times New Roman" w:hAnsi="Times New Roman" w:cs="Times New Roman"/>
-          <w:b/>
-        </w:rPr>
-      </w:pPr>
-    </w:p>
-    <w:p>
-      <w:pPr>
-        <w:rPr>
-          <w:rFonts w:ascii="Times New Roman" w:hAnsi="Times New Roman" w:cs="Times New Roman"/>
-          <w:b/>
-        </w:rPr>
-      </w:pPr>
-    </w:p>
-    <w:p>
-      <w:pPr>
-        <w:rPr>
-          <w:rFonts w:ascii="Times New Roman" w:hAnsi="Times New Roman" w:cs="Times New Roman"/>
-          <w:b/>
-        </w:rPr>
-      </w:pPr>
-    </w:p>
-    <w:p>
-      <w:pPr>
-        <w:rPr>
-          <w:rFonts w:ascii="Times New Roman" w:hAnsi="Times New Roman" w:cs="Times New Roman"/>
-          <w:b/>
-        </w:rPr>
-      </w:pPr>
-      <w:r>
-        <w:rPr>
-          <w:rFonts w:ascii="Times New Roman" w:hAnsi="Times New Roman" w:cs="Times New Roman"/>
-          <w:b/>
+          <w:sz w:val="28"/>
+          <w:szCs w:val="28"/>
+        </w:rPr>
+      </w:pPr>
+    </w:p>
+    <w:p>
+      <w:pPr>
+        <w:pStyle w:val="Heading2"/>
+        <w:rPr>
+          <w:sz w:val="28"/>
+          <w:szCs w:val="28"/>
+        </w:rPr>
+      </w:pPr>
+      <w:bookmarkStart w:id="5" w:name="_Toc232450490"/>
+      <w:r>
+        <w:rPr>
+          <w:sz w:val="28"/>
+          <w:szCs w:val="28"/>
         </w:rPr>
         <w:lastRenderedPageBreak/>
         <w:t>FIG 3: CODES</w:t>
       </w:r>
+      <w:bookmarkEnd w:id="5"/>
     </w:p>
     <w:p>
       <w:pPr>
         <w:pStyle w:val="NormalWeb"/>
+        <w:rPr>
+          <w:sz w:val="28"/>
+          <w:szCs w:val="28"/>
+        </w:rPr>
       </w:pPr>
       <w:r>
         <w:rPr>
           <w:noProof/>
+          <w:sz w:val="28"/>
+          <w:szCs w:val="28"/>
         </w:rPr>
         <w:drawing>
-          <wp:inline distT="0" distB="0" distL="0" distR="0">
+          <wp:inline distT="0" distB="0" distL="0" distR="0" wp14:anchorId="1E3E36B8" wp14:editId="53C5F255">
             <wp:extent cx="5731510" cy="2888615"/>
             <wp:effectExtent l="0" t="0" r="2540" b="6985"/>
             <wp:docPr id="9" name="Picture 9"/>
@@ -521,7 +3366,7 @@
                     <pic:cNvPicPr/>
                   </pic:nvPicPr>
                   <pic:blipFill>
-                    <a:blip r:embed="rId9">
+                    <a:blip r:embed="rId12">
                       <a:extLst>
                         <a:ext uri="{28A0092B-C50C-407E-A947-70E740481C1C}">
                           <a14:useLocalDpi xmlns:a14="http://schemas.microsoft.com/office/drawing/2010/main" val="0"/>
@@ -548,49 +3393,63 @@
         </w:drawing>
       </w:r>
     </w:p>
-    <w:p/>
-    <w:p/>
-    <w:p/>
-    <w:p/>
-    <w:p/>
-    <w:p>
-      <w:pPr>
-        <w:rPr>
-          <w:rFonts w:ascii="Times New Roman" w:hAnsi="Times New Roman" w:cs="Times New Roman"/>
-          <w:b/>
-        </w:rPr>
-      </w:pPr>
-      <w:r>
-        <w:rPr>
-          <w:rFonts w:ascii="Times New Roman" w:hAnsi="Times New Roman" w:cs="Times New Roman"/>
-          <w:b/>
+    <w:p>
+      <w:pPr>
+        <w:rPr>
+          <w:sz w:val="28"/>
+          <w:szCs w:val="28"/>
+        </w:rPr>
+      </w:pPr>
+    </w:p>
+    <w:p>
+      <w:pPr>
+        <w:pStyle w:val="Heading2"/>
+        <w:rPr>
+          <w:sz w:val="28"/>
+          <w:szCs w:val="28"/>
+        </w:rPr>
+      </w:pPr>
+      <w:bookmarkStart w:id="6" w:name="_Toc232450491"/>
+      <w:r>
+        <w:rPr>
+          <w:sz w:val="28"/>
+          <w:szCs w:val="28"/>
         </w:rPr>
         <w:t>FIG 4:FIRST_APP</w:t>
       </w:r>
       <w:r>
         <w:rPr>
-          <w:rFonts w:ascii="Times New Roman" w:hAnsi="Times New Roman" w:cs="Times New Roman"/>
-          <w:b/>
+          <w:sz w:val="28"/>
+          <w:szCs w:val="28"/>
         </w:rPr>
         <w:t>: disp</w:t>
       </w:r>
       <w:r>
         <w:rPr>
-          <w:rFonts w:ascii="Times New Roman" w:hAnsi="Times New Roman" w:cs="Times New Roman"/>
-          <w:b/>
+          <w:sz w:val="28"/>
+          <w:szCs w:val="28"/>
         </w:rPr>
         <w:t>lay</w:t>
       </w:r>
-    </w:p>
-    <w:p>
+      <w:bookmarkEnd w:id="6"/>
+    </w:p>
+    <w:p>
+      <w:pPr>
+        <w:rPr>
+          <w:sz w:val="28"/>
+          <w:szCs w:val="28"/>
+        </w:rPr>
+      </w:pPr>
       <w:r>
         <w:rPr>
           <w:noProof/>
+          <w:sz w:val="28"/>
+          <w:szCs w:val="28"/>
           <w:lang w:val="en-GB" w:eastAsia="en-GB"/>
           <w14:ligatures w14:val="none"/>
         </w:rPr>
         <w:drawing>
-          <wp:inline distT="0" distB="0" distL="0" distR="0">
+          <wp:inline distT="0" distB="0" distL="0" distR="0" wp14:anchorId="6BEE7746" wp14:editId="3662B4D0">
             <wp:extent cx="5731510" cy="2891155"/>
             <wp:effectExtent l="0" t="0" r="2540" b="4445"/>
             <wp:docPr id="6" name="Picture 6"/>
@@ -605,7 +3464,7 @@
                     <pic:cNvPicPr/>
                   </pic:nvPicPr>
                   <pic:blipFill>
-                    <a:blip r:embed="rId10">
+                    <a:blip r:embed="rId13">
                       <a:extLst>
                         <a:ext uri="{28A0092B-C50C-407E-A947-70E740481C1C}">
                           <a14:useLocalDpi xmlns:a14="http://schemas.microsoft.com/office/drawing/2010/main" val="0"/>
@@ -632,40 +3491,72 @@
         </w:drawing>
       </w:r>
     </w:p>
-    <w:p/>
-    <w:p>
-      <w:pPr>
-        <w:rPr>
-          <w:rFonts w:ascii="Times New Roman" w:hAnsi="Times New Roman" w:cs="Times New Roman"/>
-          <w:b/>
-        </w:rPr>
-      </w:pPr>
-      <w:r>
-        <w:rPr>
-          <w:b/>
+    <w:p>
+      <w:pPr>
+        <w:rPr>
+          <w:sz w:val="28"/>
+          <w:szCs w:val="28"/>
+        </w:rPr>
+      </w:pPr>
+    </w:p>
+    <w:p>
+      <w:pPr>
+        <w:pStyle w:val="Heading2"/>
+        <w:rPr>
+          <w:sz w:val="28"/>
+          <w:szCs w:val="28"/>
+        </w:rPr>
+      </w:pPr>
+      <w:bookmarkStart w:id="7" w:name="_Toc232450492"/>
+      <w:r>
+        <w:rPr>
+          <w:sz w:val="28"/>
+          <w:szCs w:val="28"/>
+        </w:rPr>
+        <w:t>FIG 5</w:t>
+      </w:r>
+      <w:proofErr w:type="gramStart"/>
+      <w:r>
+        <w:rPr>
+          <w:sz w:val="28"/>
+          <w:szCs w:val="28"/>
+        </w:rPr>
+        <w:t>:</w:t>
+      </w:r>
+      <w:r>
+        <w:rPr>
+          <w:sz w:val="28"/>
+          <w:szCs w:val="28"/>
+        </w:rPr>
+        <w:t>output</w:t>
+      </w:r>
+      <w:proofErr w:type="gramEnd"/>
+      <w:r>
+        <w:rPr>
+          <w:sz w:val="28"/>
+          <w:szCs w:val="28"/>
+        </w:rPr>
+        <w:t xml:space="preserve"> after clicking</w:t>
+      </w:r>
+      <w:bookmarkEnd w:id="7"/>
+    </w:p>
+    <w:p>
+      <w:pPr>
+        <w:rPr>
+          <w:sz w:val="28"/>
+          <w:szCs w:val="28"/>
+        </w:rPr>
+      </w:pPr>
+      <w:r>
+        <w:rPr>
+          <w:noProof/>
+          <w:sz w:val="28"/>
+          <w:szCs w:val="28"/>
+          <w:lang w:val="en-GB" w:eastAsia="en-GB"/>
         </w:rPr>
         <w:lastRenderedPageBreak/>
-        <w:t>FIG 5</w:t>
-      </w:r>
-      <w:r>
-        <w:rPr>
-          <w:rFonts w:ascii="Times New Roman" w:hAnsi="Times New Roman" w:cs="Times New Roman"/>
-          <w:b/>
-        </w:rPr>
-        <w:t>:</w:t>
-      </w:r>
-      <w:r>
-        <w:rPr>
-          <w:rFonts w:ascii="Times New Roman" w:hAnsi="Times New Roman" w:cs="Times New Roman"/>
-          <w:b/>
-        </w:rPr>
-        <w:t>output after clicking</w:t>
-      </w:r>
-    </w:p>
-    <w:p>
-      <w:r>
         <w:drawing>
-          <wp:inline distT="0" distB="0" distL="0" distR="0" wp14:anchorId="79716EFA" wp14:editId="0FBB60F6">
+          <wp:inline distT="0" distB="0" distL="0" distR="0" wp14:anchorId="03BF571F" wp14:editId="5E7E05A5">
             <wp:extent cx="5731510" cy="3040884"/>
             <wp:effectExtent l="0" t="0" r="2540" b="7620"/>
             <wp:docPr id="1" name="Picture 1"/>
@@ -680,7 +3571,7 @@
                     <pic:cNvPicPr/>
                   </pic:nvPicPr>
                   <pic:blipFill>
-                    <a:blip r:embed="rId11"/>
+                    <a:blip r:embed="rId14"/>
                     <a:stretch>
                       <a:fillRect/>
                     </a:stretch>
@@ -705,6 +3596,8 @@
       <w:pPr>
         <w:rPr>
           <w:b/>
+          <w:sz w:val="28"/>
+          <w:szCs w:val="28"/>
         </w:rPr>
       </w:pPr>
     </w:p>
@@ -712,6 +3605,8 @@
       <w:pPr>
         <w:rPr>
           <w:b/>
+          <w:sz w:val="28"/>
+          <w:szCs w:val="28"/>
         </w:rPr>
       </w:pPr>
     </w:p>
@@ -719,215 +3614,84 @@
       <w:pPr>
         <w:rPr>
           <w:b/>
-        </w:rPr>
-      </w:pPr>
+          <w:sz w:val="28"/>
+          <w:szCs w:val="28"/>
+        </w:rPr>
+      </w:pPr>
+    </w:p>
+    <w:p>
+      <w:pPr>
+        <w:pStyle w:val="Heading1"/>
+      </w:pPr>
+      <w:bookmarkStart w:id="8" w:name="_Toc232450493"/>
+      <w:r>
+        <w:t>WEEK 2</w:t>
+      </w:r>
+      <w:r>
+        <w:t xml:space="preserve"> </w:t>
+      </w:r>
+      <w:r>
+        <w:t>-3</w:t>
+      </w:r>
+      <w:r>
+        <w:t>:</w:t>
+      </w:r>
+      <w:r>
+        <w:t xml:space="preserve"> </w:t>
+      </w:r>
+      <w:r>
+        <w:t>DEVELOPMENT OF THE MOBILE APP</w:t>
+      </w:r>
+      <w:bookmarkEnd w:id="8"/>
+    </w:p>
+    <w:p>
+      <w:pPr>
+        <w:jc w:val="center"/>
+        <w:rPr>
+          <w:sz w:val="28"/>
+          <w:szCs w:val="28"/>
+        </w:rPr>
+      </w:pPr>
+    </w:p>
+    <w:p>
+      <w:pPr>
+        <w:pStyle w:val="Heading2"/>
+      </w:pPr>
+      <w:bookmarkStart w:id="9" w:name="_Toc232450494"/>
+      <w:r>
+        <w:t>Smart Food Rescue Mobile</w:t>
+      </w:r>
+      <w:bookmarkEnd w:id="9"/>
+    </w:p>
+    <w:p>
+      <w:pPr>
+        <w:pStyle w:val="Heading3"/>
+      </w:pPr>
+      <w:bookmarkStart w:id="10" w:name="_Toc232450495"/>
+      <w:r>
+        <w:t>Home screen</w:t>
+      </w:r>
+      <w:bookmarkEnd w:id="10"/>
     </w:p>
     <w:p>
       <w:pPr>
         <w:rPr>
           <w:b/>
-        </w:rPr>
-      </w:pPr>
-    </w:p>
-    <w:p>
-      <w:pPr>
+          <w:sz w:val="28"/>
+          <w:szCs w:val="28"/>
+        </w:rPr>
+      </w:pPr>
+      <w:r>
         <w:rPr>
           <w:b/>
-        </w:rPr>
-      </w:pPr>
-    </w:p>
-    <w:p>
-      <w:pPr>
-        <w:rPr>
-          <w:b/>
-        </w:rPr>
-      </w:pPr>
-    </w:p>
-    <w:p>
-      <w:pPr>
-        <w:rPr>
-          <w:b/>
-        </w:rPr>
-      </w:pPr>
-    </w:p>
-    <w:p>
-      <w:pPr>
-        <w:rPr>
-          <w:b/>
-        </w:rPr>
-      </w:pPr>
-    </w:p>
-    <w:p>
-      <w:pPr>
-        <w:rPr>
-          <w:b/>
-        </w:rPr>
-      </w:pPr>
-    </w:p>
-    <w:p>
-      <w:pPr>
-        <w:rPr>
-          <w:b/>
-        </w:rPr>
-      </w:pPr>
-    </w:p>
-    <w:p>
-      <w:pPr>
-        <w:rPr>
-          <w:b/>
-        </w:rPr>
-      </w:pPr>
-    </w:p>
-    <w:p>
-      <w:pPr>
-        <w:rPr>
-          <w:b/>
-        </w:rPr>
-      </w:pPr>
-    </w:p>
-    <w:p>
-      <w:pPr>
-        <w:rPr>
-          <w:b/>
-        </w:rPr>
-      </w:pPr>
-    </w:p>
-    <w:p>
-      <w:pPr>
-        <w:rPr>
-          <w:b/>
-        </w:rPr>
-      </w:pPr>
-    </w:p>
-    <w:p>
-      <w:pPr>
-        <w:rPr>
-          <w:b/>
-        </w:rPr>
-      </w:pPr>
-    </w:p>
-    <w:p>
-      <w:pPr>
-        <w:rPr>
-          <w:b/>
-        </w:rPr>
-      </w:pPr>
-    </w:p>
-    <w:p>
-      <w:pPr>
-        <w:rPr>
-          <w:b/>
-        </w:rPr>
-      </w:pPr>
-    </w:p>
-    <w:p>
-      <w:pPr>
-        <w:jc w:val="center"/>
-        <w:rPr>
-          <w:rFonts w:ascii="Times New Roman" w:hAnsi="Times New Roman" w:cs="Times New Roman"/>
-          <w:b/>
-        </w:rPr>
-      </w:pPr>
-      <w:r>
-        <w:rPr>
-          <w:b/>
-        </w:rPr>
-        <w:lastRenderedPageBreak/>
-        <w:t>WEEK 2</w:t>
-      </w:r>
-      <w:r>
-        <w:rPr>
-          <w:b/>
-        </w:rPr>
-        <w:t xml:space="preserve"> </w:t>
-      </w:r>
-      <w:r>
-        <w:rPr>
-          <w:b/>
-        </w:rPr>
-        <w:t>-3</w:t>
-      </w:r>
-      <w:r>
-        <w:t>:</w:t>
-      </w:r>
-      <w:r>
-        <w:t xml:space="preserve"> </w:t>
-      </w:r>
-      <w:r>
-        <w:rPr>
-          <w:rFonts w:ascii="Times New Roman" w:hAnsi="Times New Roman" w:cs="Times New Roman"/>
-          <w:b/>
-        </w:rPr>
-        <w:t>DEVELOPMENT OF THE MOBILE APP</w:t>
-      </w:r>
-    </w:p>
-    <w:p>
-      <w:pPr>
-        <w:jc w:val="center"/>
-      </w:pPr>
-    </w:p>
-    <w:p>
-      <w:pPr>
-        <w:shd w:val="clear" w:color="auto" w:fill="FFFFFF"/>
-        <w:spacing w:before="100" w:beforeAutospacing="1" w:after="240" w:line="480" w:lineRule="atLeast"/>
-        <w:outlineLvl w:val="1"/>
-        <w:rPr>
-          <w:rFonts w:ascii="Segoe UI" w:eastAsia="Times New Roman" w:hAnsi="Segoe UI" w:cs="Segoe UI"/>
-          <w:b/>
-          <w:bCs/>
-          <w:color w:val="0F1115"/>
-          <w:kern w:val="0"/>
-          <w:sz w:val="33"/>
-          <w:szCs w:val="33"/>
+          <w:noProof/>
+          <w:sz w:val="28"/>
+          <w:szCs w:val="28"/>
           <w:lang w:val="en-GB" w:eastAsia="en-GB"/>
           <w14:ligatures w14:val="none"/>
         </w:rPr>
-      </w:pPr>
-      <w:r>
-        <w:rPr>
-          <w:rFonts w:ascii="Segoe UI" w:eastAsia="Times New Roman" w:hAnsi="Segoe UI" w:cs="Segoe UI"/>
-          <w:b/>
-          <w:bCs/>
-          <w:color w:val="0F1115"/>
-          <w:kern w:val="0"/>
-          <w:sz w:val="33"/>
-          <w:szCs w:val="33"/>
-          <w:lang w:val="en-GB" w:eastAsia="en-GB"/>
-          <w14:ligatures w14:val="none"/>
-        </w:rPr>
-        <w:t>Smart Food Rescue Mobile</w:t>
-      </w:r>
-    </w:p>
-    <w:p>
-      <w:pPr>
-        <w:rPr>
-          <w:rFonts w:ascii="Times New Roman" w:hAnsi="Times New Roman" w:cs="Times New Roman"/>
-          <w:b/>
-        </w:rPr>
-      </w:pPr>
-      <w:r>
-        <w:rPr>
-          <w:rFonts w:ascii="Times New Roman" w:hAnsi="Times New Roman" w:cs="Times New Roman"/>
-          <w:b/>
-        </w:rPr>
-        <w:t>Home screen</w:t>
-      </w:r>
-    </w:p>
-    <w:p>
-      <w:pPr>
-        <w:rPr>
-          <w:b/>
-        </w:rPr>
-      </w:pPr>
-      <w:r>
-        <w:rPr>
-          <w:b/>
-          <w:noProof/>
-          <w:lang w:val="en-GB" w:eastAsia="en-GB"/>
-          <w14:ligatures w14:val="none"/>
-        </w:rPr>
         <w:drawing>
-          <wp:inline distT="0" distB="0" distL="0" distR="0">
+          <wp:inline distT="0" distB="0" distL="0" distR="0" wp14:anchorId="23AB6C6D" wp14:editId="026B5124">
             <wp:extent cx="5731510" cy="2654935"/>
             <wp:effectExtent l="0" t="0" r="2540" b="0"/>
             <wp:docPr id="25" name="Picture 25"/>
@@ -942,7 +3706,7 @@
                     <pic:cNvPicPr/>
                   </pic:nvPicPr>
                   <pic:blipFill>
-                    <a:blip r:embed="rId12">
+                    <a:blip r:embed="rId15">
                       <a:extLst>
                         <a:ext uri="{28A0092B-C50C-407E-A947-70E740481C1C}">
                           <a14:useLocalDpi xmlns:a14="http://schemas.microsoft.com/office/drawing/2010/main" val="0"/>
@@ -969,31 +3733,42 @@
         </w:drawing>
       </w:r>
     </w:p>
-    <w:p/>
-    <w:p>
-      <w:pPr>
-        <w:rPr>
-          <w:rFonts w:ascii="Times New Roman" w:hAnsi="Times New Roman" w:cs="Times New Roman"/>
-          <w:b/>
-        </w:rPr>
-      </w:pPr>
-      <w:r>
-        <w:rPr>
-          <w:rFonts w:ascii="Times New Roman" w:hAnsi="Times New Roman" w:cs="Times New Roman"/>
-          <w:b/>
-        </w:rPr>
+    <w:p>
+      <w:pPr>
+        <w:rPr>
+          <w:sz w:val="28"/>
+          <w:szCs w:val="28"/>
+        </w:rPr>
+      </w:pPr>
+    </w:p>
+    <w:p>
+      <w:pPr>
+        <w:pStyle w:val="Heading3"/>
+      </w:pPr>
+      <w:bookmarkStart w:id="11" w:name="_Toc232450496"/>
+      <w:r>
+        <w:lastRenderedPageBreak/>
         <w:t>Registration Screen</w:t>
       </w:r>
-    </w:p>
-    <w:p>
+      <w:bookmarkEnd w:id="11"/>
+    </w:p>
+    <w:p>
+      <w:pPr>
+        <w:rPr>
+          <w:sz w:val="28"/>
+          <w:szCs w:val="28"/>
+        </w:rPr>
+      </w:pPr>
       <w:r>
         <w:rPr>
           <w:noProof/>
+          <w:sz w:val="28"/>
+          <w:szCs w:val="28"/>
           <w:lang w:val="en-GB" w:eastAsia="en-GB"/>
           <w14:ligatures w14:val="none"/>
         </w:rPr>
         <w:drawing>
-          <wp:inline distT="0" distB="0" distL="0" distR="0">
+          <wp:inline distT="0" distB="0" distL="0" distR="0" wp14:anchorId="6A1486C0" wp14:editId="30826831">
             <wp:extent cx="5731510" cy="2842895"/>
             <wp:effectExtent l="0" t="0" r="2540" b="0"/>
             <wp:docPr id="26" name="Picture 26"/>
@@ -1008,7 +3783,7 @@
                     <pic:cNvPicPr/>
                   </pic:nvPicPr>
                   <pic:blipFill>
-                    <a:blip r:embed="rId13">
+                    <a:blip r:embed="rId16">
                       <a:extLst>
                         <a:ext uri="{28A0092B-C50C-407E-A947-70E740481C1C}">
                           <a14:useLocalDpi xmlns:a14="http://schemas.microsoft.com/office/drawing/2010/main" val="0"/>
@@ -1035,35 +3810,57 @@
         </w:drawing>
       </w:r>
     </w:p>
-    <w:p/>
-    <w:p/>
-    <w:p/>
-    <w:p>
-      <w:pPr>
-        <w:jc w:val="center"/>
-        <w:rPr>
-          <w:rFonts w:ascii="Times New Roman" w:hAnsi="Times New Roman" w:cs="Times New Roman"/>
-          <w:b/>
-        </w:rPr>
-      </w:pPr>
-      <w:r>
-        <w:rPr>
-          <w:rFonts w:ascii="Times New Roman" w:hAnsi="Times New Roman" w:cs="Times New Roman"/>
-          <w:b/>
-        </w:rPr>
-        <w:lastRenderedPageBreak/>
+    <w:p>
+      <w:pPr>
+        <w:rPr>
+          <w:sz w:val="28"/>
+          <w:szCs w:val="28"/>
+        </w:rPr>
+      </w:pPr>
+    </w:p>
+    <w:p>
+      <w:pPr>
+        <w:rPr>
+          <w:sz w:val="28"/>
+          <w:szCs w:val="28"/>
+        </w:rPr>
+      </w:pPr>
+    </w:p>
+    <w:p>
+      <w:pPr>
+        <w:rPr>
+          <w:sz w:val="28"/>
+          <w:szCs w:val="28"/>
+        </w:rPr>
+      </w:pPr>
+    </w:p>
+    <w:p>
+      <w:pPr>
+        <w:pStyle w:val="Heading3"/>
+      </w:pPr>
+      <w:bookmarkStart w:id="12" w:name="_Toc232450497"/>
+      <w:r>
         <w:t>LOGIN PAGE</w:t>
       </w:r>
-    </w:p>
-    <w:p>
+      <w:bookmarkEnd w:id="12"/>
+    </w:p>
+    <w:p>
+      <w:pPr>
+        <w:rPr>
+          <w:sz w:val="28"/>
+          <w:szCs w:val="28"/>
+        </w:rPr>
+      </w:pPr>
       <w:r>
         <w:rPr>
           <w:noProof/>
+          <w:sz w:val="28"/>
+          <w:szCs w:val="28"/>
           <w:lang w:val="en-GB" w:eastAsia="en-GB"/>
           <w14:ligatures w14:val="none"/>
         </w:rPr>
         <w:drawing>
-          <wp:inline distT="0" distB="0" distL="0" distR="0">
+          <wp:inline distT="0" distB="0" distL="0" distR="0" wp14:anchorId="15E3F49F" wp14:editId="652C42EA">
             <wp:extent cx="5731510" cy="2857500"/>
             <wp:effectExtent l="0" t="0" r="2540" b="0"/>
             <wp:docPr id="27" name="Picture 27"/>
@@ -1078,7 +3875,7 @@
                     <pic:cNvPicPr/>
                   </pic:nvPicPr>
                   <pic:blipFill>
-                    <a:blip r:embed="rId14">
+                    <a:blip r:embed="rId17">
                       <a:extLst>
                         <a:ext uri="{28A0092B-C50C-407E-A947-70E740481C1C}">
                           <a14:useLocalDpi xmlns:a14="http://schemas.microsoft.com/office/drawing/2010/main" val="0"/>
@@ -1105,41 +3902,48 @@
         </w:drawing>
       </w:r>
     </w:p>
-    <w:p/>
-    <w:p>
-      <w:pPr>
-        <w:rPr>
-          <w:rFonts w:ascii="Times New Roman" w:hAnsi="Times New Roman" w:cs="Times New Roman"/>
+    <w:p>
+      <w:pPr>
+        <w:rPr>
+          <w:sz w:val="28"/>
+          <w:szCs w:val="28"/>
+        </w:rPr>
+      </w:pPr>
+    </w:p>
+    <w:p>
+      <w:pPr>
+        <w:pStyle w:val="Heading3"/>
+      </w:pPr>
+      <w:r>
+        <w:lastRenderedPageBreak/>
+        <w:t xml:space="preserve">                                            </w:t>
+      </w:r>
+      <w:bookmarkStart w:id="13" w:name="_Toc232450498"/>
+      <w:r>
+        <w:t>FIREBASE</w:t>
+      </w:r>
+      <w:r>
+        <w:t xml:space="preserve"> USERS</w:t>
+      </w:r>
+      <w:bookmarkEnd w:id="13"/>
+    </w:p>
+    <w:p>
+      <w:pPr>
+        <w:rPr>
           <w:b/>
-        </w:rPr>
-      </w:pPr>
-      <w:r>
-        <w:t xml:space="preserve">                                            </w:t>
-      </w:r>
-      <w:r>
-        <w:rPr>
-          <w:rFonts w:ascii="Times New Roman" w:hAnsi="Times New Roman" w:cs="Times New Roman"/>
-          <w:b/>
-        </w:rPr>
-        <w:t>FIREBASE</w:t>
-      </w:r>
-      <w:r>
-        <w:rPr>
-          <w:rFonts w:ascii="Times New Roman" w:hAnsi="Times New Roman" w:cs="Times New Roman"/>
-          <w:b/>
-        </w:rPr>
-        <w:t xml:space="preserve"> USERS</w:t>
-      </w:r>
-    </w:p>
-    <w:p>
-      <w:pPr>
-        <w:rPr>
-          <w:b/>
-        </w:rPr>
-      </w:pPr>
-      <w:r>
+          <w:sz w:val="28"/>
+          <w:szCs w:val="28"/>
+        </w:rPr>
+      </w:pPr>
+      <w:r>
+        <w:rPr>
+          <w:noProof/>
+          <w:sz w:val="28"/>
+          <w:szCs w:val="28"/>
+          <w:lang w:val="en-GB" w:eastAsia="en-GB"/>
+        </w:rPr>
         <w:drawing>
-          <wp:inline distT="0" distB="0" distL="0" distR="0" wp14:anchorId="7A70F93F" wp14:editId="19072C36">
+          <wp:inline distT="0" distB="0" distL="0" distR="0" wp14:anchorId="6E0FEBF6" wp14:editId="73DC3E37">
             <wp:extent cx="5731510" cy="2888412"/>
             <wp:effectExtent l="0" t="0" r="2540" b="7620"/>
             <wp:docPr id="12" name="Picture 12"/>
@@ -1154,7 +3958,7 @@
                     <pic:cNvPicPr/>
                   </pic:nvPicPr>
                   <pic:blipFill>
-                    <a:blip r:embed="rId15"/>
+                    <a:blip r:embed="rId18"/>
                     <a:stretch>
                       <a:fillRect/>
                     </a:stretch>
@@ -1180,6 +3984,8 @@
         <w:rPr>
           <w:rFonts w:ascii="Times New Roman" w:hAnsi="Times New Roman" w:cs="Times New Roman"/>
           <w:b/>
+          <w:sz w:val="28"/>
+          <w:szCs w:val="28"/>
         </w:rPr>
       </w:pPr>
     </w:p>
@@ -1188,6 +3994,8 @@
         <w:rPr>
           <w:rFonts w:ascii="Times New Roman" w:hAnsi="Times New Roman" w:cs="Times New Roman"/>
           <w:b/>
+          <w:sz w:val="28"/>
+          <w:szCs w:val="28"/>
         </w:rPr>
       </w:pPr>
     </w:p>
@@ -1197,6 +4005,8 @@
         <w:rPr>
           <w:rFonts w:ascii="Times New Roman" w:hAnsi="Times New Roman" w:cs="Times New Roman"/>
           <w:b/>
+          <w:sz w:val="28"/>
+          <w:szCs w:val="28"/>
         </w:rPr>
       </w:pPr>
     </w:p>
@@ -1206,6 +4016,8 @@
         <w:rPr>
           <w:rFonts w:ascii="Times New Roman" w:hAnsi="Times New Roman" w:cs="Times New Roman"/>
           <w:b/>
+          <w:sz w:val="28"/>
+          <w:szCs w:val="28"/>
         </w:rPr>
       </w:pPr>
     </w:p>
@@ -1215,6 +4027,8 @@
         <w:rPr>
           <w:rFonts w:ascii="Times New Roman" w:hAnsi="Times New Roman" w:cs="Times New Roman"/>
           <w:b/>
+          <w:sz w:val="28"/>
+          <w:szCs w:val="28"/>
         </w:rPr>
       </w:pPr>
     </w:p>
@@ -1224,31 +4038,28 @@
         <w:rPr>
           <w:rFonts w:ascii="Times New Roman" w:hAnsi="Times New Roman" w:cs="Times New Roman"/>
           <w:b/>
-        </w:rPr>
-      </w:pPr>
-    </w:p>
-    <w:p>
-      <w:pPr>
-        <w:jc w:val="center"/>
+          <w:sz w:val="28"/>
+          <w:szCs w:val="28"/>
+        </w:rPr>
+      </w:pPr>
+    </w:p>
+    <w:p>
+      <w:pPr>
+        <w:pStyle w:val="Heading3"/>
+      </w:pPr>
+      <w:bookmarkStart w:id="14" w:name="_Toc232450499"/>
+      <w:r>
+        <w:t>ADMINISTRATOR DASHBOARD</w:t>
+      </w:r>
+      <w:bookmarkEnd w:id="14"/>
+    </w:p>
+    <w:p>
+      <w:pPr>
         <w:rPr>
           <w:rFonts w:ascii="Times New Roman" w:hAnsi="Times New Roman" w:cs="Times New Roman"/>
           <w:b/>
-        </w:rPr>
-      </w:pPr>
-      <w:r>
-        <w:rPr>
-          <w:rFonts w:ascii="Times New Roman" w:hAnsi="Times New Roman" w:cs="Times New Roman"/>
-          <w:b/>
-        </w:rPr>
-        <w:lastRenderedPageBreak/>
-        <w:t>ADMINISTRATOR DASHBOARD</w:t>
-      </w:r>
-    </w:p>
-    <w:p>
-      <w:pPr>
-        <w:rPr>
-          <w:rFonts w:ascii="Times New Roman" w:hAnsi="Times New Roman" w:cs="Times New Roman"/>
-          <w:b/>
+          <w:sz w:val="28"/>
+          <w:szCs w:val="28"/>
         </w:rPr>
       </w:pPr>
       <w:r>
@@ -1256,11 +4067,13 @@
           <w:rFonts w:ascii="Times New Roman" w:hAnsi="Times New Roman" w:cs="Times New Roman"/>
           <w:b/>
           <w:noProof/>
+          <w:sz w:val="28"/>
+          <w:szCs w:val="28"/>
           <w:lang w:val="en-GB" w:eastAsia="en-GB"/>
           <w14:ligatures w14:val="none"/>
         </w:rPr>
         <w:drawing>
-          <wp:inline distT="0" distB="0" distL="0" distR="0">
+          <wp:inline distT="0" distB="0" distL="0" distR="0" wp14:anchorId="634BBBF0" wp14:editId="6B75DF0B">
             <wp:extent cx="5731510" cy="2658745"/>
             <wp:effectExtent l="0" t="0" r="2540" b="8255"/>
             <wp:docPr id="15" name="Picture 15"/>
@@ -1275,7 +4088,7 @@
                     <pic:cNvPicPr/>
                   </pic:nvPicPr>
                   <pic:blipFill>
-                    <a:blip r:embed="rId16">
+                    <a:blip r:embed="rId19">
                       <a:extLst>
                         <a:ext uri="{28A0092B-C50C-407E-A947-70E740481C1C}">
                           <a14:useLocalDpi xmlns:a14="http://schemas.microsoft.com/office/drawing/2010/main" val="0"/>
@@ -1307,30 +4120,31 @@
         <w:rPr>
           <w:rFonts w:ascii="Times New Roman" w:hAnsi="Times New Roman" w:cs="Times New Roman"/>
           <w:b/>
-        </w:rPr>
-      </w:pPr>
-    </w:p>
-    <w:p>
-      <w:pPr>
-        <w:jc w:val="center"/>
+          <w:sz w:val="28"/>
+          <w:szCs w:val="28"/>
+        </w:rPr>
+      </w:pPr>
+    </w:p>
+    <w:p>
+      <w:pPr>
+        <w:pStyle w:val="Heading3"/>
+      </w:pPr>
+      <w:bookmarkStart w:id="15" w:name="_Toc232450500"/>
+      <w:proofErr w:type="gramStart"/>
+      <w:r>
+        <w:lastRenderedPageBreak/>
+        <w:t>DONOR  DASHBOARD</w:t>
+      </w:r>
+      <w:bookmarkEnd w:id="15"/>
+      <w:proofErr w:type="gramEnd"/>
+    </w:p>
+    <w:p>
+      <w:pPr>
         <w:rPr>
           <w:rFonts w:ascii="Times New Roman" w:hAnsi="Times New Roman" w:cs="Times New Roman"/>
           <w:b/>
-        </w:rPr>
-      </w:pPr>
-      <w:r>
-        <w:rPr>
-          <w:rFonts w:ascii="Times New Roman" w:hAnsi="Times New Roman" w:cs="Times New Roman"/>
-          <w:b/>
-        </w:rPr>
-        <w:t>DONOR  DASHBOARD</w:t>
-      </w:r>
-    </w:p>
-    <w:p>
-      <w:pPr>
-        <w:rPr>
-          <w:rFonts w:ascii="Times New Roman" w:hAnsi="Times New Roman" w:cs="Times New Roman"/>
-          <w:b/>
+          <w:sz w:val="28"/>
+          <w:szCs w:val="28"/>
         </w:rPr>
       </w:pPr>
       <w:r>
@@ -1338,11 +4152,13 @@
           <w:rFonts w:ascii="Times New Roman" w:hAnsi="Times New Roman" w:cs="Times New Roman"/>
           <w:b/>
           <w:noProof/>
+          <w:sz w:val="28"/>
+          <w:szCs w:val="28"/>
           <w:lang w:val="en-GB" w:eastAsia="en-GB"/>
           <w14:ligatures w14:val="none"/>
         </w:rPr>
         <w:drawing>
-          <wp:inline distT="0" distB="0" distL="0" distR="0">
+          <wp:inline distT="0" distB="0" distL="0" distR="0" wp14:anchorId="23FAA8AD" wp14:editId="6225BC1A">
             <wp:extent cx="5731510" cy="2689860"/>
             <wp:effectExtent l="0" t="0" r="2540" b="0"/>
             <wp:docPr id="16" name="Picture 16"/>
@@ -1357,7 +4173,7 @@
                     <pic:cNvPicPr/>
                   </pic:nvPicPr>
                   <pic:blipFill>
-                    <a:blip r:embed="rId17">
+                    <a:blip r:embed="rId20">
                       <a:extLst>
                         <a:ext uri="{28A0092B-C50C-407E-A947-70E740481C1C}">
                           <a14:useLocalDpi xmlns:a14="http://schemas.microsoft.com/office/drawing/2010/main" val="0"/>
@@ -1389,98 +4205,38 @@
         <w:rPr>
           <w:rFonts w:ascii="Times New Roman" w:hAnsi="Times New Roman" w:cs="Times New Roman"/>
           <w:b/>
-        </w:rPr>
-      </w:pPr>
-    </w:p>
-    <w:p>
-      <w:pPr>
-        <w:jc w:val="center"/>
-        <w:rPr>
-          <w:rFonts w:ascii="Times New Roman" w:hAnsi="Times New Roman" w:cs="Times New Roman"/>
-          <w:b/>
-        </w:rPr>
-      </w:pPr>
-    </w:p>
-    <w:p>
-      <w:pPr>
-        <w:jc w:val="center"/>
-        <w:rPr>
-          <w:rFonts w:ascii="Times New Roman" w:hAnsi="Times New Roman" w:cs="Times New Roman"/>
-          <w:b/>
-        </w:rPr>
-      </w:pPr>
-    </w:p>
-    <w:p>
-      <w:pPr>
-        <w:jc w:val="center"/>
-        <w:rPr>
-          <w:rFonts w:ascii="Times New Roman" w:hAnsi="Times New Roman" w:cs="Times New Roman"/>
-          <w:b/>
-        </w:rPr>
-      </w:pPr>
-    </w:p>
-    <w:p>
-      <w:pPr>
-        <w:jc w:val="center"/>
-        <w:rPr>
-          <w:rFonts w:ascii="Times New Roman" w:hAnsi="Times New Roman" w:cs="Times New Roman"/>
-          <w:b/>
-        </w:rPr>
-      </w:pPr>
-    </w:p>
-    <w:p>
-      <w:pPr>
-        <w:jc w:val="center"/>
-        <w:rPr>
-          <w:rFonts w:ascii="Times New Roman" w:hAnsi="Times New Roman" w:cs="Times New Roman"/>
-          <w:b/>
-        </w:rPr>
-      </w:pPr>
-    </w:p>
-    <w:p>
-      <w:pPr>
-        <w:jc w:val="center"/>
-        <w:rPr>
-          <w:rFonts w:ascii="Times New Roman" w:hAnsi="Times New Roman" w:cs="Times New Roman"/>
-          <w:b/>
-        </w:rPr>
-      </w:pPr>
-    </w:p>
-    <w:p>
-      <w:pPr>
-        <w:jc w:val="center"/>
-        <w:rPr>
-          <w:rFonts w:ascii="Times New Roman" w:hAnsi="Times New Roman" w:cs="Times New Roman"/>
-          <w:b/>
-        </w:rPr>
-      </w:pPr>
-    </w:p>
-    <w:p>
-      <w:pPr>
-        <w:jc w:val="center"/>
-        <w:rPr>
-          <w:rFonts w:ascii="Times New Roman" w:hAnsi="Times New Roman" w:cs="Times New Roman"/>
-          <w:b/>
-        </w:rPr>
-      </w:pPr>
-      <w:r>
-        <w:rPr>
-          <w:rFonts w:ascii="Times New Roman" w:hAnsi="Times New Roman" w:cs="Times New Roman"/>
-          <w:b/>
-        </w:rPr>
-        <w:lastRenderedPageBreak/>
+          <w:sz w:val="28"/>
+          <w:szCs w:val="28"/>
+        </w:rPr>
+      </w:pPr>
+    </w:p>
+    <w:p>
+      <w:pPr>
+        <w:pStyle w:val="Heading3"/>
+      </w:pPr>
+      <w:bookmarkStart w:id="16" w:name="_Toc232450501"/>
+      <w:r>
         <w:t>RECIPIENT PORTAL</w:t>
       </w:r>
-    </w:p>
-    <w:p>
+      <w:bookmarkEnd w:id="16"/>
+    </w:p>
+    <w:p>
+      <w:pPr>
+        <w:rPr>
+          <w:sz w:val="28"/>
+          <w:szCs w:val="28"/>
+        </w:rPr>
+      </w:pPr>
       <w:r>
         <w:rPr>
           <w:noProof/>
+          <w:sz w:val="28"/>
+          <w:szCs w:val="28"/>
           <w:lang w:val="en-GB" w:eastAsia="en-GB"/>
           <w14:ligatures w14:val="none"/>
         </w:rPr>
         <w:drawing>
-          <wp:inline distT="0" distB="0" distL="0" distR="0">
+          <wp:inline distT="0" distB="0" distL="0" distR="0" wp14:anchorId="5CAE27AE" wp14:editId="2035302E">
             <wp:extent cx="5731510" cy="2842895"/>
             <wp:effectExtent l="0" t="0" r="2540" b="0"/>
             <wp:docPr id="14" name="Picture 14"/>
@@ -1495,7 +4251,7 @@
                     <pic:cNvPicPr/>
                   </pic:nvPicPr>
                   <pic:blipFill>
-                    <a:blip r:embed="rId18">
+                    <a:blip r:embed="rId21">
                       <a:extLst>
                         <a:ext uri="{28A0092B-C50C-407E-A947-70E740481C1C}">
                           <a14:useLocalDpi xmlns:a14="http://schemas.microsoft.com/office/drawing/2010/main" val="0"/>
@@ -1524,1058 +4280,45 @@
     </w:p>
     <w:p>
       <w:pPr>
+        <w:pStyle w:val="Heading1"/>
+        <w:rPr>
+          <w:rFonts w:ascii="Times New Roman" w:hAnsi="Times New Roman" w:cs="Times New Roman"/>
+        </w:rPr>
+      </w:pPr>
+      <w:bookmarkStart w:id="17" w:name="_Toc232450502"/>
+      <w:r>
+        <w:t>WEEK 4: DATA MANAGEMENT</w:t>
+      </w:r>
+      <w:bookmarkEnd w:id="17"/>
+    </w:p>
+    <w:p>
+      <w:pPr>
         <w:pStyle w:val="Heading2"/>
-        <w:rPr>
-          <w:sz w:val="24"/>
-          <w:szCs w:val="24"/>
-        </w:rPr>
-      </w:pPr>
-      <w:r>
-        <w:rPr>
-          <w:sz w:val="24"/>
-          <w:szCs w:val="24"/>
-        </w:rPr>
-        <w:t>WEEK 4: DATA MANAGEMENT</w:t>
-      </w:r>
-    </w:p>
-    <w:p>
-      <w:pPr>
-        <w:pStyle w:val="Heading3"/>
-        <w:rPr>
-          <w:rFonts w:ascii="Times New Roman" w:hAnsi="Times New Roman" w:cs="Times New Roman"/>
-        </w:rPr>
-      </w:pPr>
-      <w:r>
-        <w:rPr>
-          <w:rFonts w:ascii="Times New Roman" w:hAnsi="Times New Roman" w:cs="Times New Roman"/>
-        </w:rPr>
-        <w:t>4.1 Introduction</w:t>
-      </w:r>
-    </w:p>
-    <w:p>
-      <w:pPr>
-        <w:pStyle w:val="NormalWeb"/>
-      </w:pPr>
-      <w:r>
-        <w:t>Data management is an important component of the Smart Food Rescue Mobile Application. It enables the application to collect, store, retrieve, update, and delete information related to food donations and users. The application utilizes Firebase Firestore as its primary database for managing data in real time.</w:t>
-      </w:r>
-    </w:p>
-    <w:p>
-      <w:pPr>
-        <w:pStyle w:val="Heading3"/>
-        <w:rPr>
-          <w:rFonts w:ascii="Times New Roman" w:hAnsi="Times New Roman" w:cs="Times New Roman"/>
-        </w:rPr>
-      </w:pPr>
-      <w:r>
-        <w:rPr>
-          <w:rFonts w:ascii="Times New Roman" w:hAnsi="Times New Roman" w:cs="Times New Roman"/>
-        </w:rPr>
-        <w:t>4.2 Database Design</w:t>
-      </w:r>
-    </w:p>
-    <w:p>
-      <w:pPr>
-        <w:pStyle w:val="NormalWeb"/>
-      </w:pPr>
-      <w:r>
-        <w:t>The application stores information in Firebase Firestore using collections and documents.</w:t>
-      </w:r>
-    </w:p>
-    <w:p>
-      <w:pPr>
-        <w:pStyle w:val="Heading4"/>
-        <w:rPr>
-          <w:rFonts w:ascii="Times New Roman" w:hAnsi="Times New Roman" w:cs="Times New Roman"/>
-        </w:rPr>
-      </w:pPr>
-      <w:r>
-        <w:rPr>
-          <w:rFonts w:ascii="Times New Roman" w:hAnsi="Times New Roman" w:cs="Times New Roman"/>
-        </w:rPr>
-        <w:t>Users Collection</w:t>
-      </w:r>
-    </w:p>
-    <w:p>
-      <w:pPr>
-        <w:pStyle w:val="NormalWeb"/>
-      </w:pPr>
-      <w:r>
-        <w:t>The Users collection stores information about registered users.</w:t>
-      </w:r>
-    </w:p>
-    <w:tbl>
-      <w:tblPr>
-        <w:tblW w:w="0" w:type="auto"/>
-        <w:tblCellSpacing w:w="15" w:type="dxa"/>
-        <w:tblCellMar>
-          <w:top w:w="15" w:type="dxa"/>
-          <w:left w:w="15" w:type="dxa"/>
-          <w:bottom w:w="15" w:type="dxa"/>
-          <w:right w:w="15" w:type="dxa"/>
-        </w:tblCellMar>
-        <w:tblLook w:val="04A0" w:firstRow="1" w:lastRow="0" w:firstColumn="1" w:lastColumn="0" w:noHBand="0" w:noVBand="1"/>
-      </w:tblPr>
-      <w:tblGrid>
-        <w:gridCol w:w="1255"/>
-        <w:gridCol w:w="1112"/>
-        <w:gridCol w:w="3436"/>
-      </w:tblGrid>
-      <w:tr>
-        <w:trPr>
-          <w:tblHeader/>
-          <w:tblCellSpacing w:w="15" w:type="dxa"/>
-        </w:trPr>
-        <w:tc>
-          <w:tcPr>
-            <w:tcW w:w="0" w:type="auto"/>
-            <w:vAlign w:val="center"/>
-            <w:hideMark/>
-          </w:tcPr>
-          <w:p>
-            <w:pPr>
-              <w:jc w:val="center"/>
-              <w:rPr>
-                <w:rFonts w:ascii="Times New Roman" w:hAnsi="Times New Roman" w:cs="Times New Roman"/>
-                <w:b/>
-                <w:bCs/>
-              </w:rPr>
-            </w:pPr>
-            <w:r>
-              <w:rPr>
-                <w:rFonts w:ascii="Times New Roman" w:hAnsi="Times New Roman" w:cs="Times New Roman"/>
-                <w:b/>
-                <w:bCs/>
-              </w:rPr>
-              <w:t>Field Name</w:t>
-            </w:r>
-          </w:p>
-        </w:tc>
-        <w:tc>
-          <w:tcPr>
-            <w:tcW w:w="0" w:type="auto"/>
-            <w:vAlign w:val="center"/>
-            <w:hideMark/>
-          </w:tcPr>
-          <w:p>
-            <w:pPr>
-              <w:jc w:val="center"/>
-              <w:rPr>
-                <w:rFonts w:ascii="Times New Roman" w:hAnsi="Times New Roman" w:cs="Times New Roman"/>
-                <w:b/>
-                <w:bCs/>
-              </w:rPr>
-            </w:pPr>
-            <w:r>
-              <w:rPr>
-                <w:rFonts w:ascii="Times New Roman" w:hAnsi="Times New Roman" w:cs="Times New Roman"/>
-                <w:b/>
-                <w:bCs/>
-              </w:rPr>
-              <w:t>Data Type</w:t>
-            </w:r>
-          </w:p>
-        </w:tc>
-        <w:tc>
-          <w:tcPr>
-            <w:tcW w:w="0" w:type="auto"/>
-            <w:vAlign w:val="center"/>
-            <w:hideMark/>
-          </w:tcPr>
-          <w:p>
-            <w:pPr>
-              <w:jc w:val="center"/>
-              <w:rPr>
-                <w:rFonts w:ascii="Times New Roman" w:hAnsi="Times New Roman" w:cs="Times New Roman"/>
-                <w:b/>
-                <w:bCs/>
-              </w:rPr>
-            </w:pPr>
-            <w:r>
-              <w:rPr>
-                <w:rFonts w:ascii="Times New Roman" w:hAnsi="Times New Roman" w:cs="Times New Roman"/>
-                <w:b/>
-                <w:bCs/>
-              </w:rPr>
-              <w:t>Description</w:t>
-            </w:r>
-          </w:p>
-        </w:tc>
-      </w:tr>
-      <w:tr>
-        <w:trPr>
-          <w:tblCellSpacing w:w="15" w:type="dxa"/>
-        </w:trPr>
-        <w:tc>
-          <w:tcPr>
-            <w:tcW w:w="0" w:type="auto"/>
-            <w:vAlign w:val="center"/>
-            <w:hideMark/>
-          </w:tcPr>
-          <w:p>
-            <w:pPr>
-              <w:rPr>
-                <w:rFonts w:ascii="Times New Roman" w:hAnsi="Times New Roman" w:cs="Times New Roman"/>
-              </w:rPr>
-            </w:pPr>
-            <w:r>
-              <w:rPr>
-                <w:rFonts w:ascii="Times New Roman" w:hAnsi="Times New Roman" w:cs="Times New Roman"/>
-              </w:rPr>
-              <w:t>userId</w:t>
-            </w:r>
-          </w:p>
-        </w:tc>
-        <w:tc>
-          <w:tcPr>
-            <w:tcW w:w="0" w:type="auto"/>
-            <w:vAlign w:val="center"/>
-            <w:hideMark/>
-          </w:tcPr>
-          <w:p>
-            <w:pPr>
-              <w:rPr>
-                <w:rFonts w:ascii="Times New Roman" w:hAnsi="Times New Roman" w:cs="Times New Roman"/>
-              </w:rPr>
-            </w:pPr>
-            <w:r>
-              <w:rPr>
-                <w:rFonts w:ascii="Times New Roman" w:hAnsi="Times New Roman" w:cs="Times New Roman"/>
-              </w:rPr>
-              <w:t>String</w:t>
-            </w:r>
-          </w:p>
-        </w:tc>
-        <w:tc>
-          <w:tcPr>
-            <w:tcW w:w="0" w:type="auto"/>
-            <w:vAlign w:val="center"/>
-            <w:hideMark/>
-          </w:tcPr>
-          <w:p>
-            <w:pPr>
-              <w:rPr>
-                <w:rFonts w:ascii="Times New Roman" w:hAnsi="Times New Roman" w:cs="Times New Roman"/>
-              </w:rPr>
-            </w:pPr>
-            <w:r>
-              <w:rPr>
-                <w:rFonts w:ascii="Times New Roman" w:hAnsi="Times New Roman" w:cs="Times New Roman"/>
-              </w:rPr>
-              <w:t>Unique user identifier</w:t>
-            </w:r>
-          </w:p>
-        </w:tc>
-      </w:tr>
-      <w:tr>
-        <w:trPr>
-          <w:tblCellSpacing w:w="15" w:type="dxa"/>
-        </w:trPr>
-        <w:tc>
-          <w:tcPr>
-            <w:tcW w:w="0" w:type="auto"/>
-            <w:vAlign w:val="center"/>
-            <w:hideMark/>
-          </w:tcPr>
-          <w:p>
-            <w:pPr>
-              <w:rPr>
-                <w:rFonts w:ascii="Times New Roman" w:hAnsi="Times New Roman" w:cs="Times New Roman"/>
-              </w:rPr>
-            </w:pPr>
-            <w:r>
-              <w:rPr>
-                <w:rFonts w:ascii="Times New Roman" w:hAnsi="Times New Roman" w:cs="Times New Roman"/>
-              </w:rPr>
-              <w:t>fullName</w:t>
-            </w:r>
-          </w:p>
-        </w:tc>
-        <w:tc>
-          <w:tcPr>
-            <w:tcW w:w="0" w:type="auto"/>
-            <w:vAlign w:val="center"/>
-            <w:hideMark/>
-          </w:tcPr>
-          <w:p>
-            <w:pPr>
-              <w:rPr>
-                <w:rFonts w:ascii="Times New Roman" w:hAnsi="Times New Roman" w:cs="Times New Roman"/>
-              </w:rPr>
-            </w:pPr>
-            <w:r>
-              <w:rPr>
-                <w:rFonts w:ascii="Times New Roman" w:hAnsi="Times New Roman" w:cs="Times New Roman"/>
-              </w:rPr>
-              <w:t>String</w:t>
-            </w:r>
-          </w:p>
-        </w:tc>
-        <w:tc>
-          <w:tcPr>
-            <w:tcW w:w="0" w:type="auto"/>
-            <w:vAlign w:val="center"/>
-            <w:hideMark/>
-          </w:tcPr>
-          <w:p>
-            <w:pPr>
-              <w:rPr>
-                <w:rFonts w:ascii="Times New Roman" w:hAnsi="Times New Roman" w:cs="Times New Roman"/>
-              </w:rPr>
-            </w:pPr>
-            <w:r>
-              <w:rPr>
-                <w:rFonts w:ascii="Times New Roman" w:hAnsi="Times New Roman" w:cs="Times New Roman"/>
-              </w:rPr>
-              <w:t>User's full name</w:t>
-            </w:r>
-          </w:p>
-        </w:tc>
-      </w:tr>
-      <w:tr>
-        <w:trPr>
-          <w:tblCellSpacing w:w="15" w:type="dxa"/>
-        </w:trPr>
-        <w:tc>
-          <w:tcPr>
-            <w:tcW w:w="0" w:type="auto"/>
-            <w:vAlign w:val="center"/>
-            <w:hideMark/>
-          </w:tcPr>
-          <w:p>
-            <w:pPr>
-              <w:rPr>
-                <w:rFonts w:ascii="Times New Roman" w:hAnsi="Times New Roman" w:cs="Times New Roman"/>
-              </w:rPr>
-            </w:pPr>
-            <w:r>
-              <w:rPr>
-                <w:rFonts w:ascii="Times New Roman" w:hAnsi="Times New Roman" w:cs="Times New Roman"/>
-              </w:rPr>
-              <w:t>email</w:t>
-            </w:r>
-          </w:p>
-        </w:tc>
-        <w:tc>
-          <w:tcPr>
-            <w:tcW w:w="0" w:type="auto"/>
-            <w:vAlign w:val="center"/>
-            <w:hideMark/>
-          </w:tcPr>
-          <w:p>
-            <w:pPr>
-              <w:rPr>
-                <w:rFonts w:ascii="Times New Roman" w:hAnsi="Times New Roman" w:cs="Times New Roman"/>
-              </w:rPr>
-            </w:pPr>
-            <w:r>
-              <w:rPr>
-                <w:rFonts w:ascii="Times New Roman" w:hAnsi="Times New Roman" w:cs="Times New Roman"/>
-              </w:rPr>
-              <w:t>String</w:t>
-            </w:r>
-          </w:p>
-        </w:tc>
-        <w:tc>
-          <w:tcPr>
-            <w:tcW w:w="0" w:type="auto"/>
-            <w:vAlign w:val="center"/>
-            <w:hideMark/>
-          </w:tcPr>
-          <w:p>
-            <w:pPr>
-              <w:rPr>
-                <w:rFonts w:ascii="Times New Roman" w:hAnsi="Times New Roman" w:cs="Times New Roman"/>
-              </w:rPr>
-            </w:pPr>
-            <w:r>
-              <w:rPr>
-                <w:rFonts w:ascii="Times New Roman" w:hAnsi="Times New Roman" w:cs="Times New Roman"/>
-              </w:rPr>
-              <w:t>User email address</w:t>
-            </w:r>
-          </w:p>
-        </w:tc>
-      </w:tr>
-      <w:tr>
-        <w:trPr>
-          <w:tblCellSpacing w:w="15" w:type="dxa"/>
-        </w:trPr>
-        <w:tc>
-          <w:tcPr>
-            <w:tcW w:w="0" w:type="auto"/>
-            <w:vAlign w:val="center"/>
-            <w:hideMark/>
-          </w:tcPr>
-          <w:p>
-            <w:pPr>
-              <w:rPr>
-                <w:rFonts w:ascii="Times New Roman" w:hAnsi="Times New Roman" w:cs="Times New Roman"/>
-              </w:rPr>
-            </w:pPr>
-            <w:r>
-              <w:rPr>
-                <w:rFonts w:ascii="Times New Roman" w:hAnsi="Times New Roman" w:cs="Times New Roman"/>
-              </w:rPr>
-              <w:t>role</w:t>
-            </w:r>
-          </w:p>
-        </w:tc>
-        <w:tc>
-          <w:tcPr>
-            <w:tcW w:w="0" w:type="auto"/>
-            <w:vAlign w:val="center"/>
-            <w:hideMark/>
-          </w:tcPr>
-          <w:p>
-            <w:pPr>
-              <w:rPr>
-                <w:rFonts w:ascii="Times New Roman" w:hAnsi="Times New Roman" w:cs="Times New Roman"/>
-              </w:rPr>
-            </w:pPr>
-            <w:r>
-              <w:rPr>
-                <w:rFonts w:ascii="Times New Roman" w:hAnsi="Times New Roman" w:cs="Times New Roman"/>
-              </w:rPr>
-              <w:t>String</w:t>
-            </w:r>
-          </w:p>
-        </w:tc>
-        <w:tc>
-          <w:tcPr>
-            <w:tcW w:w="0" w:type="auto"/>
-            <w:vAlign w:val="center"/>
-            <w:hideMark/>
-          </w:tcPr>
-          <w:p>
-            <w:pPr>
-              <w:rPr>
-                <w:rFonts w:ascii="Times New Roman" w:hAnsi="Times New Roman" w:cs="Times New Roman"/>
-              </w:rPr>
-            </w:pPr>
-            <w:r>
-              <w:rPr>
-                <w:rFonts w:ascii="Times New Roman" w:hAnsi="Times New Roman" w:cs="Times New Roman"/>
-              </w:rPr>
-              <w:t>Administrator, Donor, or Recipient</w:t>
-            </w:r>
-          </w:p>
-        </w:tc>
-      </w:tr>
-    </w:tbl>
-    <w:p>
-      <w:pPr>
-        <w:pStyle w:val="Heading4"/>
-        <w:rPr>
-          <w:rFonts w:ascii="Times New Roman" w:hAnsi="Times New Roman" w:cs="Times New Roman"/>
-        </w:rPr>
-      </w:pPr>
-      <w:r>
-        <w:rPr>
-          <w:rFonts w:ascii="Times New Roman" w:hAnsi="Times New Roman" w:cs="Times New Roman"/>
-        </w:rPr>
-        <w:t>Donations Collection</w:t>
-      </w:r>
-    </w:p>
-    <w:p>
-      <w:pPr>
-        <w:pStyle w:val="NormalWeb"/>
-      </w:pPr>
-      <w:r>
-        <w:t>The Donations collection stores food donation records.</w:t>
-      </w:r>
-    </w:p>
-    <w:tbl>
-      <w:tblPr>
-        <w:tblW w:w="0" w:type="auto"/>
-        <w:tblCellSpacing w:w="15" w:type="dxa"/>
-        <w:tblCellMar>
-          <w:top w:w="15" w:type="dxa"/>
-          <w:left w:w="15" w:type="dxa"/>
-          <w:bottom w:w="15" w:type="dxa"/>
-          <w:right w:w="15" w:type="dxa"/>
-        </w:tblCellMar>
-        <w:tblLook w:val="04A0" w:firstRow="1" w:lastRow="0" w:firstColumn="1" w:lastColumn="0" w:noHBand="0" w:noVBand="1"/>
-      </w:tblPr>
-      <w:tblGrid>
-        <w:gridCol w:w="1255"/>
-        <w:gridCol w:w="1112"/>
-        <w:gridCol w:w="3303"/>
-      </w:tblGrid>
-      <w:tr>
-        <w:trPr>
-          <w:tblHeader/>
-          <w:tblCellSpacing w:w="15" w:type="dxa"/>
-        </w:trPr>
-        <w:tc>
-          <w:tcPr>
-            <w:tcW w:w="0" w:type="auto"/>
-            <w:vAlign w:val="center"/>
-            <w:hideMark/>
-          </w:tcPr>
-          <w:p>
-            <w:pPr>
-              <w:jc w:val="center"/>
-              <w:rPr>
-                <w:rFonts w:ascii="Times New Roman" w:hAnsi="Times New Roman" w:cs="Times New Roman"/>
-                <w:b/>
-                <w:bCs/>
-              </w:rPr>
-            </w:pPr>
-            <w:r>
-              <w:rPr>
-                <w:rFonts w:ascii="Times New Roman" w:hAnsi="Times New Roman" w:cs="Times New Roman"/>
-                <w:b/>
-                <w:bCs/>
-              </w:rPr>
-              <w:lastRenderedPageBreak/>
-              <w:t>Field Name</w:t>
-            </w:r>
-          </w:p>
-        </w:tc>
-        <w:tc>
-          <w:tcPr>
-            <w:tcW w:w="0" w:type="auto"/>
-            <w:vAlign w:val="center"/>
-            <w:hideMark/>
-          </w:tcPr>
-          <w:p>
-            <w:pPr>
-              <w:jc w:val="center"/>
-              <w:rPr>
-                <w:rFonts w:ascii="Times New Roman" w:hAnsi="Times New Roman" w:cs="Times New Roman"/>
-                <w:b/>
-                <w:bCs/>
-              </w:rPr>
-            </w:pPr>
-            <w:r>
-              <w:rPr>
-                <w:rFonts w:ascii="Times New Roman" w:hAnsi="Times New Roman" w:cs="Times New Roman"/>
-                <w:b/>
-                <w:bCs/>
-              </w:rPr>
-              <w:t>Data Type</w:t>
-            </w:r>
-          </w:p>
-        </w:tc>
-        <w:tc>
-          <w:tcPr>
-            <w:tcW w:w="0" w:type="auto"/>
-            <w:vAlign w:val="center"/>
-            <w:hideMark/>
-          </w:tcPr>
-          <w:p>
-            <w:pPr>
-              <w:jc w:val="center"/>
-              <w:rPr>
-                <w:rFonts w:ascii="Times New Roman" w:hAnsi="Times New Roman" w:cs="Times New Roman"/>
-                <w:b/>
-                <w:bCs/>
-              </w:rPr>
-            </w:pPr>
-            <w:r>
-              <w:rPr>
-                <w:rFonts w:ascii="Times New Roman" w:hAnsi="Times New Roman" w:cs="Times New Roman"/>
-                <w:b/>
-                <w:bCs/>
-              </w:rPr>
-              <w:t>Description</w:t>
-            </w:r>
-          </w:p>
-        </w:tc>
-      </w:tr>
-      <w:tr>
-        <w:trPr>
-          <w:tblCellSpacing w:w="15" w:type="dxa"/>
-        </w:trPr>
-        <w:tc>
-          <w:tcPr>
-            <w:tcW w:w="0" w:type="auto"/>
-            <w:vAlign w:val="center"/>
-            <w:hideMark/>
-          </w:tcPr>
-          <w:p>
-            <w:pPr>
-              <w:rPr>
-                <w:rFonts w:ascii="Times New Roman" w:hAnsi="Times New Roman" w:cs="Times New Roman"/>
-              </w:rPr>
-            </w:pPr>
-            <w:r>
-              <w:rPr>
-                <w:rFonts w:ascii="Times New Roman" w:hAnsi="Times New Roman" w:cs="Times New Roman"/>
-              </w:rPr>
-              <w:t>donationId</w:t>
-            </w:r>
-          </w:p>
-        </w:tc>
-        <w:tc>
-          <w:tcPr>
-            <w:tcW w:w="0" w:type="auto"/>
-            <w:vAlign w:val="center"/>
-            <w:hideMark/>
-          </w:tcPr>
-          <w:p>
-            <w:pPr>
-              <w:rPr>
-                <w:rFonts w:ascii="Times New Roman" w:hAnsi="Times New Roman" w:cs="Times New Roman"/>
-              </w:rPr>
-            </w:pPr>
-            <w:r>
-              <w:rPr>
-                <w:rFonts w:ascii="Times New Roman" w:hAnsi="Times New Roman" w:cs="Times New Roman"/>
-              </w:rPr>
-              <w:t>String</w:t>
-            </w:r>
-          </w:p>
-        </w:tc>
-        <w:tc>
-          <w:tcPr>
-            <w:tcW w:w="0" w:type="auto"/>
-            <w:vAlign w:val="center"/>
-            <w:hideMark/>
-          </w:tcPr>
-          <w:p>
-            <w:pPr>
-              <w:rPr>
-                <w:rFonts w:ascii="Times New Roman" w:hAnsi="Times New Roman" w:cs="Times New Roman"/>
-              </w:rPr>
-            </w:pPr>
-            <w:r>
-              <w:rPr>
-                <w:rFonts w:ascii="Times New Roman" w:hAnsi="Times New Roman" w:cs="Times New Roman"/>
-              </w:rPr>
-              <w:t>Unique donation identifier</w:t>
-            </w:r>
-          </w:p>
-        </w:tc>
-      </w:tr>
-      <w:tr>
-        <w:trPr>
-          <w:tblCellSpacing w:w="15" w:type="dxa"/>
-        </w:trPr>
-        <w:tc>
-          <w:tcPr>
-            <w:tcW w:w="0" w:type="auto"/>
-            <w:vAlign w:val="center"/>
-            <w:hideMark/>
-          </w:tcPr>
-          <w:p>
-            <w:pPr>
-              <w:rPr>
-                <w:rFonts w:ascii="Times New Roman" w:hAnsi="Times New Roman" w:cs="Times New Roman"/>
-              </w:rPr>
-            </w:pPr>
-            <w:r>
-              <w:rPr>
-                <w:rFonts w:ascii="Times New Roman" w:hAnsi="Times New Roman" w:cs="Times New Roman"/>
-              </w:rPr>
-              <w:t>foodName</w:t>
-            </w:r>
-          </w:p>
-        </w:tc>
-        <w:tc>
-          <w:tcPr>
-            <w:tcW w:w="0" w:type="auto"/>
-            <w:vAlign w:val="center"/>
-            <w:hideMark/>
-          </w:tcPr>
-          <w:p>
-            <w:pPr>
-              <w:rPr>
-                <w:rFonts w:ascii="Times New Roman" w:hAnsi="Times New Roman" w:cs="Times New Roman"/>
-              </w:rPr>
-            </w:pPr>
-            <w:r>
-              <w:rPr>
-                <w:rFonts w:ascii="Times New Roman" w:hAnsi="Times New Roman" w:cs="Times New Roman"/>
-              </w:rPr>
-              <w:t>String</w:t>
-            </w:r>
-          </w:p>
-        </w:tc>
-        <w:tc>
-          <w:tcPr>
-            <w:tcW w:w="0" w:type="auto"/>
-            <w:vAlign w:val="center"/>
-            <w:hideMark/>
-          </w:tcPr>
-          <w:p>
-            <w:pPr>
-              <w:rPr>
-                <w:rFonts w:ascii="Times New Roman" w:hAnsi="Times New Roman" w:cs="Times New Roman"/>
-              </w:rPr>
-            </w:pPr>
-            <w:r>
-              <w:rPr>
-                <w:rFonts w:ascii="Times New Roman" w:hAnsi="Times New Roman" w:cs="Times New Roman"/>
-              </w:rPr>
-              <w:t>Name of food item</w:t>
-            </w:r>
-          </w:p>
-        </w:tc>
-      </w:tr>
-      <w:tr>
-        <w:trPr>
-          <w:tblCellSpacing w:w="15" w:type="dxa"/>
-        </w:trPr>
-        <w:tc>
-          <w:tcPr>
-            <w:tcW w:w="0" w:type="auto"/>
-            <w:vAlign w:val="center"/>
-            <w:hideMark/>
-          </w:tcPr>
-          <w:p>
-            <w:pPr>
-              <w:rPr>
-                <w:rFonts w:ascii="Times New Roman" w:hAnsi="Times New Roman" w:cs="Times New Roman"/>
-              </w:rPr>
-            </w:pPr>
-            <w:r>
-              <w:rPr>
-                <w:rFonts w:ascii="Times New Roman" w:hAnsi="Times New Roman" w:cs="Times New Roman"/>
-              </w:rPr>
-              <w:t>quantity</w:t>
-            </w:r>
-          </w:p>
-        </w:tc>
-        <w:tc>
-          <w:tcPr>
-            <w:tcW w:w="0" w:type="auto"/>
-            <w:vAlign w:val="center"/>
-            <w:hideMark/>
-          </w:tcPr>
-          <w:p>
-            <w:pPr>
-              <w:rPr>
-                <w:rFonts w:ascii="Times New Roman" w:hAnsi="Times New Roman" w:cs="Times New Roman"/>
-              </w:rPr>
-            </w:pPr>
-            <w:r>
-              <w:rPr>
-                <w:rFonts w:ascii="Times New Roman" w:hAnsi="Times New Roman" w:cs="Times New Roman"/>
-              </w:rPr>
-              <w:t>String</w:t>
-            </w:r>
-          </w:p>
-        </w:tc>
-        <w:tc>
-          <w:tcPr>
-            <w:tcW w:w="0" w:type="auto"/>
-            <w:vAlign w:val="center"/>
-            <w:hideMark/>
-          </w:tcPr>
-          <w:p>
-            <w:pPr>
-              <w:rPr>
-                <w:rFonts w:ascii="Times New Roman" w:hAnsi="Times New Roman" w:cs="Times New Roman"/>
-              </w:rPr>
-            </w:pPr>
-            <w:r>
-              <w:rPr>
-                <w:rFonts w:ascii="Times New Roman" w:hAnsi="Times New Roman" w:cs="Times New Roman"/>
-              </w:rPr>
-              <w:t>Quantity available</w:t>
-            </w:r>
-          </w:p>
-        </w:tc>
-      </w:tr>
-      <w:tr>
-        <w:trPr>
-          <w:tblCellSpacing w:w="15" w:type="dxa"/>
-        </w:trPr>
-        <w:tc>
-          <w:tcPr>
-            <w:tcW w:w="0" w:type="auto"/>
-            <w:vAlign w:val="center"/>
-            <w:hideMark/>
-          </w:tcPr>
-          <w:p>
-            <w:pPr>
-              <w:rPr>
-                <w:rFonts w:ascii="Times New Roman" w:hAnsi="Times New Roman" w:cs="Times New Roman"/>
-              </w:rPr>
-            </w:pPr>
-            <w:r>
-              <w:rPr>
-                <w:rFonts w:ascii="Times New Roman" w:hAnsi="Times New Roman" w:cs="Times New Roman"/>
-              </w:rPr>
-              <w:t>location</w:t>
-            </w:r>
-          </w:p>
-        </w:tc>
-        <w:tc>
-          <w:tcPr>
-            <w:tcW w:w="0" w:type="auto"/>
-            <w:vAlign w:val="center"/>
-            <w:hideMark/>
-          </w:tcPr>
-          <w:p>
-            <w:pPr>
-              <w:rPr>
-                <w:rFonts w:ascii="Times New Roman" w:hAnsi="Times New Roman" w:cs="Times New Roman"/>
-              </w:rPr>
-            </w:pPr>
-            <w:r>
-              <w:rPr>
-                <w:rFonts w:ascii="Times New Roman" w:hAnsi="Times New Roman" w:cs="Times New Roman"/>
-              </w:rPr>
-              <w:t>String</w:t>
-            </w:r>
-          </w:p>
-        </w:tc>
-        <w:tc>
-          <w:tcPr>
-            <w:tcW w:w="0" w:type="auto"/>
-            <w:vAlign w:val="center"/>
-            <w:hideMark/>
-          </w:tcPr>
-          <w:p>
-            <w:pPr>
-              <w:rPr>
-                <w:rFonts w:ascii="Times New Roman" w:hAnsi="Times New Roman" w:cs="Times New Roman"/>
-              </w:rPr>
-            </w:pPr>
-            <w:r>
-              <w:rPr>
-                <w:rFonts w:ascii="Times New Roman" w:hAnsi="Times New Roman" w:cs="Times New Roman"/>
-              </w:rPr>
-              <w:t>Donation location</w:t>
-            </w:r>
-          </w:p>
-        </w:tc>
-      </w:tr>
-      <w:tr>
-        <w:trPr>
-          <w:tblCellSpacing w:w="15" w:type="dxa"/>
-        </w:trPr>
-        <w:tc>
-          <w:tcPr>
-            <w:tcW w:w="0" w:type="auto"/>
-            <w:vAlign w:val="center"/>
-            <w:hideMark/>
-          </w:tcPr>
-          <w:p>
-            <w:pPr>
-              <w:rPr>
-                <w:rFonts w:ascii="Times New Roman" w:hAnsi="Times New Roman" w:cs="Times New Roman"/>
-              </w:rPr>
-            </w:pPr>
-            <w:r>
-              <w:rPr>
-                <w:rFonts w:ascii="Times New Roman" w:hAnsi="Times New Roman" w:cs="Times New Roman"/>
-              </w:rPr>
-              <w:t>expiryDate</w:t>
-            </w:r>
-          </w:p>
-        </w:tc>
-        <w:tc>
-          <w:tcPr>
-            <w:tcW w:w="0" w:type="auto"/>
-            <w:vAlign w:val="center"/>
-            <w:hideMark/>
-          </w:tcPr>
-          <w:p>
-            <w:pPr>
-              <w:rPr>
-                <w:rFonts w:ascii="Times New Roman" w:hAnsi="Times New Roman" w:cs="Times New Roman"/>
-              </w:rPr>
-            </w:pPr>
-            <w:r>
-              <w:rPr>
-                <w:rFonts w:ascii="Times New Roman" w:hAnsi="Times New Roman" w:cs="Times New Roman"/>
-              </w:rPr>
-              <w:t>String</w:t>
-            </w:r>
-          </w:p>
-        </w:tc>
-        <w:tc>
-          <w:tcPr>
-            <w:tcW w:w="0" w:type="auto"/>
-            <w:vAlign w:val="center"/>
-            <w:hideMark/>
-          </w:tcPr>
-          <w:p>
-            <w:pPr>
-              <w:rPr>
-                <w:rFonts w:ascii="Times New Roman" w:hAnsi="Times New Roman" w:cs="Times New Roman"/>
-              </w:rPr>
-            </w:pPr>
-            <w:r>
-              <w:rPr>
-                <w:rFonts w:ascii="Times New Roman" w:hAnsi="Times New Roman" w:cs="Times New Roman"/>
-              </w:rPr>
-              <w:t>Food expiry date</w:t>
-            </w:r>
-          </w:p>
-        </w:tc>
-      </w:tr>
-      <w:tr>
-        <w:trPr>
-          <w:tblCellSpacing w:w="15" w:type="dxa"/>
-        </w:trPr>
-        <w:tc>
-          <w:tcPr>
-            <w:tcW w:w="0" w:type="auto"/>
-            <w:vAlign w:val="center"/>
-            <w:hideMark/>
-          </w:tcPr>
-          <w:p>
-            <w:pPr>
-              <w:rPr>
-                <w:rFonts w:ascii="Times New Roman" w:hAnsi="Times New Roman" w:cs="Times New Roman"/>
-              </w:rPr>
-            </w:pPr>
-            <w:r>
-              <w:rPr>
-                <w:rFonts w:ascii="Times New Roman" w:hAnsi="Times New Roman" w:cs="Times New Roman"/>
-              </w:rPr>
-              <w:t>donorId</w:t>
-            </w:r>
-          </w:p>
-        </w:tc>
-        <w:tc>
-          <w:tcPr>
-            <w:tcW w:w="0" w:type="auto"/>
-            <w:vAlign w:val="center"/>
-            <w:hideMark/>
-          </w:tcPr>
-          <w:p>
-            <w:pPr>
-              <w:rPr>
-                <w:rFonts w:ascii="Times New Roman" w:hAnsi="Times New Roman" w:cs="Times New Roman"/>
-              </w:rPr>
-            </w:pPr>
-            <w:r>
-              <w:rPr>
-                <w:rFonts w:ascii="Times New Roman" w:hAnsi="Times New Roman" w:cs="Times New Roman"/>
-              </w:rPr>
-              <w:t>String</w:t>
-            </w:r>
-          </w:p>
-        </w:tc>
-        <w:tc>
-          <w:tcPr>
-            <w:tcW w:w="0" w:type="auto"/>
-            <w:vAlign w:val="center"/>
-            <w:hideMark/>
-          </w:tcPr>
-          <w:p>
-            <w:pPr>
-              <w:rPr>
-                <w:rFonts w:ascii="Times New Roman" w:hAnsi="Times New Roman" w:cs="Times New Roman"/>
-              </w:rPr>
-            </w:pPr>
-            <w:r>
-              <w:rPr>
-                <w:rFonts w:ascii="Times New Roman" w:hAnsi="Times New Roman" w:cs="Times New Roman"/>
-              </w:rPr>
-              <w:t>Donor identifier</w:t>
-            </w:r>
-          </w:p>
-        </w:tc>
-      </w:tr>
-      <w:tr>
-        <w:trPr>
-          <w:tblCellSpacing w:w="15" w:type="dxa"/>
-        </w:trPr>
-        <w:tc>
-          <w:tcPr>
-            <w:tcW w:w="0" w:type="auto"/>
-            <w:vAlign w:val="center"/>
-            <w:hideMark/>
-          </w:tcPr>
-          <w:p>
-            <w:pPr>
-              <w:rPr>
-                <w:rFonts w:ascii="Times New Roman" w:hAnsi="Times New Roman" w:cs="Times New Roman"/>
-              </w:rPr>
-            </w:pPr>
-            <w:r>
-              <w:rPr>
-                <w:rFonts w:ascii="Times New Roman" w:hAnsi="Times New Roman" w:cs="Times New Roman"/>
-              </w:rPr>
-              <w:t>status</w:t>
-            </w:r>
-          </w:p>
-        </w:tc>
-        <w:tc>
-          <w:tcPr>
-            <w:tcW w:w="0" w:type="auto"/>
-            <w:vAlign w:val="center"/>
-            <w:hideMark/>
-          </w:tcPr>
-          <w:p>
-            <w:pPr>
-              <w:rPr>
-                <w:rFonts w:ascii="Times New Roman" w:hAnsi="Times New Roman" w:cs="Times New Roman"/>
-              </w:rPr>
-            </w:pPr>
-            <w:r>
-              <w:rPr>
-                <w:rFonts w:ascii="Times New Roman" w:hAnsi="Times New Roman" w:cs="Times New Roman"/>
-              </w:rPr>
-              <w:t>String</w:t>
-            </w:r>
-          </w:p>
-        </w:tc>
-        <w:tc>
-          <w:tcPr>
-            <w:tcW w:w="0" w:type="auto"/>
-            <w:vAlign w:val="center"/>
-            <w:hideMark/>
-          </w:tcPr>
-          <w:p>
-            <w:pPr>
-              <w:rPr>
-                <w:rFonts w:ascii="Times New Roman" w:hAnsi="Times New Roman" w:cs="Times New Roman"/>
-              </w:rPr>
-            </w:pPr>
-            <w:r>
-              <w:rPr>
-                <w:rFonts w:ascii="Times New Roman" w:hAnsi="Times New Roman" w:cs="Times New Roman"/>
-              </w:rPr>
-              <w:t>Available, Reserved, or Collected</w:t>
-            </w:r>
-          </w:p>
-        </w:tc>
-      </w:tr>
-    </w:tbl>
-    <w:p>
-      <w:pPr>
-        <w:rPr>
-          <w:rFonts w:ascii="Times New Roman" w:hAnsi="Times New Roman" w:cs="Times New Roman"/>
-          <w:b/>
-        </w:rPr>
-      </w:pPr>
-    </w:p>
-    <w:p>
-      <w:pPr>
-        <w:rPr>
-          <w:rFonts w:ascii="Times New Roman" w:hAnsi="Times New Roman" w:cs="Times New Roman"/>
-          <w:b/>
-        </w:rPr>
-      </w:pPr>
-    </w:p>
-    <w:p>
-      <w:pPr>
-        <w:pStyle w:val="NormalWeb"/>
-      </w:pPr>
-      <w:r>
-        <w:rPr>
-          <w:b/>
-        </w:rPr>
+      </w:pPr>
+      <w:bookmarkStart w:id="18" w:name="_Toc232450503"/>
+      <w:r>
         <w:t>FIREBASE DATABASE</w:t>
       </w:r>
-    </w:p>
-    <w:p>
+      <w:bookmarkEnd w:id="18"/>
+    </w:p>
+    <w:p>
+      <w:pPr>
+        <w:rPr>
+          <w:sz w:val="28"/>
+          <w:szCs w:val="28"/>
+        </w:rPr>
+      </w:pPr>
       <w:r>
         <w:rPr>
           <w:noProof/>
+          <w:sz w:val="28"/>
+          <w:szCs w:val="28"/>
           <w:lang w:val="en-GB" w:eastAsia="en-GB"/>
           <w14:ligatures w14:val="none"/>
         </w:rPr>
+        <w:lastRenderedPageBreak/>
         <w:drawing>
-          <wp:inline distT="0" distB="0" distL="0" distR="0" wp14:anchorId="2A373B27" wp14:editId="23E51086">
+          <wp:inline distT="0" distB="0" distL="0" distR="0" wp14:anchorId="338612C1" wp14:editId="398A38E0">
             <wp:extent cx="5731510" cy="2959100"/>
             <wp:effectExtent l="0" t="0" r="2540" b="0"/>
             <wp:docPr id="276915364" name="Picture 276915364"/>
@@ -2590,7 +4333,7 @@
                     <pic:cNvPicPr/>
                   </pic:nvPicPr>
                   <pic:blipFill>
-                    <a:blip r:embed="rId19">
+                    <a:blip r:embed="rId22">
                       <a:extLst>
                         <a:ext uri="{28A0092B-C50C-407E-A947-70E740481C1C}">
                           <a14:useLocalDpi xmlns:a14="http://schemas.microsoft.com/office/drawing/2010/main" val="0"/>
@@ -2619,117 +4362,50 @@
     </w:p>
     <w:p>
       <w:pPr>
-        <w:rPr>
-          <w:rFonts w:ascii="Times New Roman" w:hAnsi="Times New Roman" w:cs="Times New Roman"/>
-          <w:b/>
-        </w:rPr>
-      </w:pPr>
-    </w:p>
-    <w:p>
-      <w:pPr>
-        <w:rPr>
-          <w:rFonts w:ascii="Times New Roman" w:hAnsi="Times New Roman" w:cs="Times New Roman"/>
-          <w:b/>
-        </w:rPr>
-      </w:pPr>
-    </w:p>
-    <w:p>
-      <w:pPr>
-        <w:rPr>
-          <w:rFonts w:ascii="Times New Roman" w:hAnsi="Times New Roman" w:cs="Times New Roman"/>
-          <w:b/>
-        </w:rPr>
-      </w:pPr>
-    </w:p>
-    <w:p>
-      <w:pPr>
-        <w:rPr>
-          <w:rFonts w:ascii="Times New Roman" w:hAnsi="Times New Roman" w:cs="Times New Roman"/>
-          <w:b/>
-        </w:rPr>
-      </w:pPr>
-    </w:p>
-    <w:p>
-      <w:pPr>
-        <w:rPr>
-          <w:rFonts w:ascii="Times New Roman" w:hAnsi="Times New Roman" w:cs="Times New Roman"/>
-          <w:b/>
-        </w:rPr>
-      </w:pPr>
-    </w:p>
-    <w:p>
-      <w:pPr>
-        <w:rPr>
-          <w:rFonts w:ascii="Times New Roman" w:hAnsi="Times New Roman" w:cs="Times New Roman"/>
-          <w:b/>
-        </w:rPr>
-      </w:pPr>
-    </w:p>
-    <w:p>
-      <w:pPr>
-        <w:rPr>
-          <w:rFonts w:ascii="Times New Roman" w:hAnsi="Times New Roman" w:cs="Times New Roman"/>
-          <w:b/>
-        </w:rPr>
-      </w:pPr>
-      <w:r>
-        <w:rPr>
-          <w:rFonts w:ascii="Times New Roman" w:hAnsi="Times New Roman" w:cs="Times New Roman"/>
-          <w:b/>
-        </w:rPr>
-        <w:lastRenderedPageBreak/>
+        <w:pStyle w:val="Heading2"/>
+      </w:pPr>
+      <w:bookmarkStart w:id="19" w:name="_Toc232450504"/>
+      <w:r>
         <w:t>Create Donation</w:t>
       </w:r>
-    </w:p>
-    <w:p>
-      <w:pPr>
-        <w:rPr>
-          <w:rFonts w:ascii="Times New Roman" w:hAnsi="Times New Roman" w:cs="Times New Roman"/>
-          <w:b/>
-        </w:rPr>
-      </w:pPr>
-      <w:r>
-        <w:rPr>
-          <w:rFonts w:ascii="Times New Roman" w:hAnsi="Times New Roman" w:cs="Times New Roman"/>
-        </w:rPr>
-        <w:t>Donors can add new food donations by entering food details through the Add Donation form. The information is validated and saved to Firebase Firestore.</w:t>
-      </w:r>
-    </w:p>
-    <w:p>
-      <w:pPr>
-        <w:jc w:val="center"/>
-        <w:rPr>
-          <w:rFonts w:ascii="Times New Roman" w:hAnsi="Times New Roman" w:cs="Times New Roman"/>
-          <w:b/>
-        </w:rPr>
-      </w:pPr>
+      <w:bookmarkEnd w:id="19"/>
+    </w:p>
+    <w:p>
+      <w:pPr>
+        <w:pStyle w:val="Heading3"/>
+      </w:pPr>
+      <w:bookmarkStart w:id="20" w:name="_Toc232450505"/>
       <w:r>
         <w:rPr>
           <w:rStyle w:val="Strong"/>
           <w:rFonts w:ascii="Times New Roman" w:hAnsi="Times New Roman" w:cs="Times New Roman"/>
+          <w:sz w:val="28"/>
+          <w:szCs w:val="28"/>
         </w:rPr>
         <w:t>Screenshot:</w:t>
       </w:r>
       <w:r>
-        <w:t xml:space="preserve"> </w:t>
-      </w:r>
-      <w:r>
-        <w:rPr>
-          <w:rFonts w:ascii="Times New Roman" w:hAnsi="Times New Roman" w:cs="Times New Roman"/>
-          <w:b/>
-        </w:rPr>
-        <w:t>ADD DONATION</w:t>
-      </w:r>
-    </w:p>
-    <w:p>
+        <w:t xml:space="preserve"> ADD DONATION</w:t>
+      </w:r>
+      <w:bookmarkEnd w:id="20"/>
+    </w:p>
+    <w:p>
+      <w:pPr>
+        <w:rPr>
+          <w:sz w:val="28"/>
+          <w:szCs w:val="28"/>
+        </w:rPr>
+      </w:pPr>
       <w:r>
         <w:rPr>
           <w:noProof/>
+          <w:sz w:val="28"/>
+          <w:szCs w:val="28"/>
           <w:lang w:val="en-GB" w:eastAsia="en-GB"/>
           <w14:ligatures w14:val="none"/>
         </w:rPr>
         <w:drawing>
-          <wp:inline distT="0" distB="0" distL="0" distR="0" wp14:anchorId="52C812AC" wp14:editId="60814166">
+          <wp:inline distT="0" distB="0" distL="0" distR="0" wp14:anchorId="06B4BD26" wp14:editId="5EC91120">
             <wp:extent cx="5731510" cy="3737610"/>
             <wp:effectExtent l="0" t="0" r="2540" b="0"/>
             <wp:docPr id="28" name="Picture 28"/>
@@ -2744,7 +4420,7 @@
                     <pic:cNvPicPr/>
                   </pic:nvPicPr>
                   <pic:blipFill>
-                    <a:blip r:embed="rId20">
+                    <a:blip r:embed="rId23">
                       <a:extLst>
                         <a:ext uri="{28A0092B-C50C-407E-A947-70E740481C1C}">
                           <a14:useLocalDpi xmlns:a14="http://schemas.microsoft.com/office/drawing/2010/main" val="0"/>
@@ -2773,47 +4449,42 @@
     </w:p>
     <w:p>
       <w:pPr>
-        <w:rPr>
-          <w:rFonts w:ascii="Times New Roman" w:hAnsi="Times New Roman" w:cs="Times New Roman"/>
-          <w:b/>
-        </w:rPr>
-      </w:pPr>
-      <w:r>
-        <w:rPr>
-          <w:rFonts w:ascii="Times New Roman" w:hAnsi="Times New Roman" w:cs="Times New Roman"/>
-          <w:b/>
-        </w:rPr>
-        <w:t>Read Donation Records</w:t>
-      </w:r>
-    </w:p>
-    <w:p>
-      <w:pPr>
         <w:pStyle w:val="NormalWeb"/>
-      </w:pPr>
-      <w:r>
-        <w:t>The system retrieves donation records from Firebase Firestore and displays them in a list view. Users can view available food donations and their details.</w:t>
-      </w:r>
-    </w:p>
-    <w:p>
-      <w:pPr>
-        <w:pStyle w:val="NormalWeb"/>
-      </w:pPr>
-      <w:r>
-        <w:rPr>
-          <w:rStyle w:val="Strong"/>
-          <w:rFonts w:eastAsiaTheme="majorEastAsia"/>
+        <w:rPr>
+          <w:sz w:val="28"/>
+          <w:szCs w:val="28"/>
+        </w:rPr>
+      </w:pPr>
+      <w:bookmarkStart w:id="21" w:name="_Toc232450506"/>
+      <w:r>
+        <w:rPr>
+          <w:rStyle w:val="Heading3Char"/>
+        </w:rPr>
+        <w:lastRenderedPageBreak/>
+        <w:t xml:space="preserve">EDIT </w:t>
+      </w:r>
+      <w:r>
+        <w:rPr>
+          <w:rStyle w:val="Heading3Char"/>
         </w:rPr>
         <w:t>Screenshot:</w:t>
       </w:r>
-      <w:r>
+      <w:bookmarkEnd w:id="21"/>
+      <w:r>
+        <w:rPr>
+          <w:sz w:val="28"/>
+          <w:szCs w:val="28"/>
+        </w:rPr>
         <w:t xml:space="preserve"> </w:t>
       </w:r>
       <w:r>
         <w:rPr>
           <w:noProof/>
+          <w:sz w:val="28"/>
+          <w:szCs w:val="28"/>
         </w:rPr>
         <w:drawing>
-          <wp:inline distT="0" distB="0" distL="0" distR="0">
+          <wp:inline distT="0" distB="0" distL="0" distR="0" wp14:anchorId="62A2ECE9" wp14:editId="1F67A341">
             <wp:extent cx="5731510" cy="2644140"/>
             <wp:effectExtent l="0" t="0" r="2540" b="3810"/>
             <wp:docPr id="29" name="Picture 29"/>
@@ -2828,7 +4499,7 @@
                     <pic:cNvPicPr/>
                   </pic:nvPicPr>
                   <pic:blipFill>
-                    <a:blip r:embed="rId21">
+                    <a:blip r:embed="rId24">
                       <a:extLst>
                         <a:ext uri="{28A0092B-C50C-407E-A947-70E740481C1C}">
                           <a14:useLocalDpi xmlns:a14="http://schemas.microsoft.com/office/drawing/2010/main" val="0"/>
@@ -2857,65 +4528,33 @@
     </w:p>
     <w:p>
       <w:pPr>
+        <w:pStyle w:val="Heading3"/>
+      </w:pPr>
+      <w:bookmarkStart w:id="22" w:name="_Toc232450507"/>
+      <w:r>
+        <w:t>DELETE DONATION</w:t>
+      </w:r>
+      <w:bookmarkEnd w:id="22"/>
+    </w:p>
+    <w:p>
+      <w:pPr>
         <w:jc w:val="center"/>
         <w:rPr>
           <w:rFonts w:ascii="Times New Roman" w:hAnsi="Times New Roman" w:cs="Times New Roman"/>
-          <w:b/>
-        </w:rPr>
-      </w:pPr>
-      <w:r>
-        <w:rPr>
-          <w:rFonts w:ascii="Times New Roman" w:hAnsi="Times New Roman" w:cs="Times New Roman"/>
-          <w:b/>
-        </w:rPr>
-        <w:lastRenderedPageBreak/>
-        <w:t>Delete Donation Records</w:t>
-      </w:r>
-    </w:p>
-    <w:p>
-      <w:pPr>
-        <w:pStyle w:val="NormalWeb"/>
-        <w:rPr>
-          <w:rStyle w:val="Strong"/>
-          <w:b w:val="0"/>
-          <w:bCs w:val="0"/>
-        </w:rPr>
-      </w:pPr>
-      <w:r>
-        <w:t>Administrators can remove expired or invalid donation records from the system database.</w:t>
-      </w:r>
-    </w:p>
-    <w:p>
-      <w:pPr>
-        <w:jc w:val="center"/>
-        <w:rPr>
-          <w:rFonts w:ascii="Times New Roman" w:hAnsi="Times New Roman" w:cs="Times New Roman"/>
-          <w:b/>
-        </w:rPr>
-      </w:pPr>
-      <w:r>
-        <w:rPr>
-          <w:rFonts w:ascii="Times New Roman" w:hAnsi="Times New Roman" w:cs="Times New Roman"/>
-          <w:b/>
-        </w:rPr>
-        <w:t>DELETE DONATION</w:t>
-      </w:r>
-    </w:p>
-    <w:p>
-      <w:pPr>
-        <w:jc w:val="center"/>
-        <w:rPr>
-          <w:rFonts w:ascii="Times New Roman" w:hAnsi="Times New Roman" w:cs="Times New Roman"/>
+          <w:sz w:val="28"/>
+          <w:szCs w:val="28"/>
         </w:rPr>
       </w:pPr>
       <w:r>
         <w:rPr>
           <w:noProof/>
+          <w:sz w:val="28"/>
+          <w:szCs w:val="28"/>
           <w:lang w:val="en-GB" w:eastAsia="en-GB"/>
           <w14:ligatures w14:val="none"/>
         </w:rPr>
         <w:drawing>
-          <wp:inline distT="0" distB="0" distL="0" distR="0" wp14:anchorId="684F66D1" wp14:editId="49283D36">
+          <wp:inline distT="0" distB="0" distL="0" distR="0" wp14:anchorId="65EEAAB6" wp14:editId="1017E781">
             <wp:extent cx="5731510" cy="2922905"/>
             <wp:effectExtent l="0" t="0" r="2540" b="0"/>
             <wp:docPr id="30" name="Picture 30"/>
@@ -2930,7 +4569,7 @@
                     <pic:cNvPicPr/>
                   </pic:nvPicPr>
                   <pic:blipFill>
-                    <a:blip r:embed="rId22">
+                    <a:blip r:embed="rId25">
                       <a:extLst>
                         <a:ext uri="{28A0092B-C50C-407E-A947-70E740481C1C}">
                           <a14:useLocalDpi xmlns:a14="http://schemas.microsoft.com/office/drawing/2010/main" val="0"/>
@@ -2959,51 +4598,42 @@
     </w:p>
     <w:p>
       <w:pPr>
-        <w:jc w:val="center"/>
-        <w:rPr>
-          <w:b/>
-        </w:rPr>
-      </w:pPr>
-      <w:r>
-        <w:rPr>
-          <w:rFonts w:ascii="Times New Roman" w:hAnsi="Times New Roman" w:cs="Times New Roman"/>
-          <w:b/>
-        </w:rPr>
+        <w:pStyle w:val="Heading2"/>
+      </w:pPr>
+      <w:bookmarkStart w:id="23" w:name="_Toc232450508"/>
+      <w:r>
         <w:t>4.4 Search Functionality</w:t>
       </w:r>
-    </w:p>
-    <w:p>
-      <w:pPr>
-        <w:pStyle w:val="NormalWeb"/>
-      </w:pPr>
-      <w:r>
-        <w:t>The application provides a search feature that allows users to locate donations using keywords such as food name or location. Search results are retrieved dynamically from Firebase Firestore.</w:t>
-      </w:r>
-    </w:p>
-    <w:p>
-      <w:pPr>
-        <w:rPr>
-          <w:rFonts w:ascii="Times New Roman" w:hAnsi="Times New Roman" w:cs="Times New Roman"/>
-          <w:b/>
-        </w:rPr>
-      </w:pPr>
-      <w:r>
-        <w:rPr>
-          <w:rFonts w:ascii="Times New Roman" w:hAnsi="Times New Roman" w:cs="Times New Roman"/>
-          <w:b/>
-        </w:rPr>
+      <w:bookmarkEnd w:id="23"/>
+    </w:p>
+    <w:p>
+      <w:pPr>
+        <w:pStyle w:val="Heading3"/>
+      </w:pPr>
+      <w:bookmarkStart w:id="24" w:name="_Toc232450509"/>
+      <w:r>
+        <w:lastRenderedPageBreak/>
         <w:t>SEARCH DONATION</w:t>
       </w:r>
-    </w:p>
-    <w:p>
+      <w:bookmarkEnd w:id="24"/>
+    </w:p>
+    <w:p>
+      <w:pPr>
+        <w:rPr>
+          <w:sz w:val="28"/>
+          <w:szCs w:val="28"/>
+        </w:rPr>
+      </w:pPr>
       <w:r>
         <w:rPr>
           <w:noProof/>
+          <w:sz w:val="28"/>
+          <w:szCs w:val="28"/>
           <w:lang w:val="en-GB" w:eastAsia="en-GB"/>
           <w14:ligatures w14:val="none"/>
         </w:rPr>
         <w:drawing>
-          <wp:inline distT="0" distB="0" distL="0" distR="0" wp14:anchorId="6E433B37" wp14:editId="2443A2EB">
+          <wp:inline distT="0" distB="0" distL="0" distR="0" wp14:anchorId="0018FC1C" wp14:editId="598C7325">
             <wp:extent cx="5731510" cy="2649855"/>
             <wp:effectExtent l="0" t="0" r="2540" b="0"/>
             <wp:docPr id="31" name="Picture 31"/>
@@ -3018,7 +4648,7 @@
                     <pic:cNvPicPr/>
                   </pic:nvPicPr>
                   <pic:blipFill>
-                    <a:blip r:embed="rId23">
+                    <a:blip r:embed="rId26">
                       <a:extLst>
                         <a:ext uri="{28A0092B-C50C-407E-A947-70E740481C1C}">
                           <a14:useLocalDpi xmlns:a14="http://schemas.microsoft.com/office/drawing/2010/main" val="0"/>
@@ -3047,588 +4677,68 @@
     </w:p>
     <w:p>
       <w:pPr>
-        <w:rPr>
-          <w:rFonts w:ascii="Times New Roman" w:hAnsi="Times New Roman" w:cs="Times New Roman"/>
-          <w:b/>
-        </w:rPr>
-      </w:pPr>
-      <w:r>
-        <w:rPr>
-          <w:rFonts w:ascii="Times New Roman" w:hAnsi="Times New Roman" w:cs="Times New Roman"/>
-          <w:b/>
-        </w:rPr>
-        <w:t>4.5 Benefits of Data Management in the Application</w:t>
-      </w:r>
-    </w:p>
-    <w:p>
-      <w:pPr>
-        <w:rPr>
-          <w:rFonts w:ascii="Times New Roman" w:hAnsi="Times New Roman" w:cs="Times New Roman"/>
-          <w:b/>
-        </w:rPr>
-      </w:pPr>
-      <w:r>
-        <w:rPr>
-          <w:rFonts w:ascii="Times New Roman" w:hAnsi="Times New Roman" w:cs="Times New Roman"/>
-        </w:rPr>
-        <w:t>The implementation of data management provides several benefits:</w:t>
-      </w:r>
+        <w:pStyle w:val="Heading1"/>
+      </w:pPr>
+      <w:bookmarkStart w:id="25" w:name="_Toc232450510"/>
+      <w:r>
+        <w:t>WEEK 5</w:t>
+      </w:r>
+      <w:r>
+        <w:t>-6</w:t>
+      </w:r>
+      <w:r>
+        <w:t>: NETWORKING</w:t>
+      </w:r>
+      <w:bookmarkEnd w:id="25"/>
     </w:p>
     <w:p>
       <w:pPr>
         <w:pStyle w:val="NormalWeb"/>
-        <w:numPr>
-          <w:ilvl w:val="0"/>
-          <w:numId w:val="1"/>
-        </w:numPr>
-      </w:pPr>
-      <w:r>
-        <w:lastRenderedPageBreak/>
-        <w:t>Persistent storage of food donation records.</w:t>
-      </w:r>
-    </w:p>
-    <w:p>
-      <w:pPr>
-        <w:pStyle w:val="NormalWeb"/>
-        <w:numPr>
-          <w:ilvl w:val="0"/>
-          <w:numId w:val="1"/>
-        </w:numPr>
-      </w:pPr>
-      <w:r>
-        <w:t>Fast retrieval of donation information.</w:t>
-      </w:r>
-    </w:p>
-    <w:p>
-      <w:pPr>
-        <w:pStyle w:val="NormalWeb"/>
-        <w:numPr>
-          <w:ilvl w:val="0"/>
-          <w:numId w:val="1"/>
-        </w:numPr>
-      </w:pPr>
-      <w:r>
-        <w:t>Efficient management of donor and recipient records.</w:t>
-      </w:r>
-    </w:p>
-    <w:p>
-      <w:pPr>
-        <w:pStyle w:val="NormalWeb"/>
-        <w:numPr>
-          <w:ilvl w:val="0"/>
-          <w:numId w:val="1"/>
-        </w:numPr>
-      </w:pPr>
-      <w:r>
-        <w:t>Improved user experience through organized data access.</w:t>
-      </w:r>
-    </w:p>
-    <w:p>
-      <w:pPr>
-        <w:pStyle w:val="NormalWeb"/>
-        <w:numPr>
-          <w:ilvl w:val="0"/>
-          <w:numId w:val="1"/>
-        </w:numPr>
-      </w:pPr>
-      <w:r>
-        <w:t>Real-time synchronization of data using Firebase.</w:t>
-      </w:r>
-    </w:p>
-    <w:p>
-      <w:pPr>
-        <w:pStyle w:val="Heading2"/>
-        <w:jc w:val="center"/>
-      </w:pPr>
-      <w:r>
-        <w:t>WEEK 5: NETWORKING</w:t>
-      </w:r>
-    </w:p>
-    <w:p>
-      <w:pPr>
-        <w:pStyle w:val="Heading2"/>
-        <w:rPr>
-          <w:sz w:val="24"/>
-          <w:szCs w:val="24"/>
-        </w:rPr>
-      </w:pPr>
-      <w:r>
-        <w:rPr>
-          <w:sz w:val="24"/>
-          <w:szCs w:val="24"/>
-        </w:rPr>
-        <w:t>5.1 Introduction</w:t>
-      </w:r>
-    </w:p>
-    <w:p>
-      <w:pPr>
-        <w:pStyle w:val="NormalWeb"/>
-      </w:pPr>
-      <w:r>
-        <w:t>Networking enables mobile applications to communicate with remote servers and cloud databases through the internet. In the Smart Food Rescue Mobile Application, networking is used to facilitate communication between the mobile application and Firebase services. This allows users to register accounts, authenticate their identities, store donation information, retrieve records, and update data in real time.</w:t>
-      </w:r>
-    </w:p>
-    <w:p>
-      <w:pPr>
-        <w:pStyle w:val="Heading2"/>
-        <w:rPr>
-          <w:sz w:val="24"/>
-          <w:szCs w:val="24"/>
-        </w:rPr>
-      </w:pPr>
-      <w:r>
-        <w:rPr>
-          <w:sz w:val="24"/>
-          <w:szCs w:val="24"/>
-        </w:rPr>
-        <w:t>5.2 Client-Server Architecture</w:t>
-      </w:r>
-    </w:p>
-    <w:p>
-      <w:pPr>
-        <w:pStyle w:val="NormalWeb"/>
-      </w:pPr>
-      <w:r>
-        <w:t>The Smart Food Rescue Mobile Application follows a client-server architecture model.</w:t>
-      </w:r>
-    </w:p>
-    <w:p>
-      <w:pPr>
-        <w:pStyle w:val="NormalWeb"/>
-      </w:pPr>
-      <w:r>
-        <w:t>Components:</w:t>
-      </w:r>
-    </w:p>
-    <w:p>
-      <w:pPr>
-        <w:pStyle w:val="NormalWeb"/>
-        <w:numPr>
-          <w:ilvl w:val="0"/>
-          <w:numId w:val="2"/>
-        </w:numPr>
-      </w:pPr>
-      <w:r>
-        <w:t>Client: Mobile Application developed using Flutter.</w:t>
-      </w:r>
-    </w:p>
-    <w:p>
-      <w:pPr>
-        <w:pStyle w:val="NormalWeb"/>
-        <w:numPr>
-          <w:ilvl w:val="0"/>
-          <w:numId w:val="2"/>
-        </w:numPr>
-      </w:pPr>
-      <w:r>
-        <w:t>Server: Firebase Authentication and Firebase Firestore.</w:t>
-      </w:r>
-    </w:p>
-    <w:p>
-      <w:pPr>
-        <w:pStyle w:val="NormalWeb"/>
-        <w:numPr>
-          <w:ilvl w:val="0"/>
-          <w:numId w:val="2"/>
-        </w:numPr>
-      </w:pPr>
-      <w:r>
-        <w:t>Network: Internet connection used for communication.</w:t>
-      </w:r>
-    </w:p>
-    <w:p>
-      <w:pPr>
-        <w:pStyle w:val="NormalWeb"/>
-      </w:pPr>
-      <w:r>
-        <w:t>Data Flow:</w:t>
-      </w:r>
-    </w:p>
-    <w:p>
-      <w:pPr>
-        <w:pStyle w:val="NormalWeb"/>
-        <w:numPr>
-          <w:ilvl w:val="0"/>
-          <w:numId w:val="3"/>
-        </w:numPr>
-      </w:pPr>
-      <w:r>
-        <w:t>The user performs an action in the mobile application.</w:t>
-      </w:r>
-    </w:p>
-    <w:p>
-      <w:pPr>
-        <w:pStyle w:val="NormalWeb"/>
-        <w:numPr>
-          <w:ilvl w:val="0"/>
-          <w:numId w:val="3"/>
-        </w:numPr>
-      </w:pPr>
-      <w:r>
-        <w:t>The application sends a request to Firebase.</w:t>
-      </w:r>
-    </w:p>
-    <w:p>
-      <w:pPr>
-        <w:pStyle w:val="NormalWeb"/>
-        <w:numPr>
-          <w:ilvl w:val="0"/>
-          <w:numId w:val="3"/>
-        </w:numPr>
-      </w:pPr>
-      <w:r>
-        <w:t>Firebase processes the request.</w:t>
-      </w:r>
-    </w:p>
-    <w:p>
-      <w:pPr>
-        <w:pStyle w:val="NormalWeb"/>
-        <w:numPr>
-          <w:ilvl w:val="0"/>
-          <w:numId w:val="3"/>
-        </w:numPr>
-      </w:pPr>
-      <w:r>
-        <w:t>Firebase returns a response.</w:t>
-      </w:r>
-    </w:p>
-    <w:p>
-      <w:pPr>
-        <w:pStyle w:val="NormalWeb"/>
-        <w:numPr>
-          <w:ilvl w:val="0"/>
-          <w:numId w:val="3"/>
-        </w:numPr>
-      </w:pPr>
-      <w:r>
-        <w:t>The application displays the results to the user.</w:t>
-      </w:r>
-    </w:p>
-    <w:p>
-      <w:pPr>
-        <w:pStyle w:val="Heading2"/>
-        <w:rPr>
-          <w:sz w:val="24"/>
-          <w:szCs w:val="24"/>
-        </w:rPr>
-      </w:pPr>
-      <w:r>
-        <w:rPr>
-          <w:sz w:val="24"/>
-          <w:szCs w:val="24"/>
-        </w:rPr>
-        <w:t>5.3 Application Programming Interface (API)</w:t>
-      </w:r>
-    </w:p>
-    <w:p>
-      <w:pPr>
-        <w:pStyle w:val="NormalWeb"/>
-      </w:pPr>
-      <w:r>
-        <w:t>The application uses Firebase APIs to enable communication between the mobile application and cloud services.</w:t>
-      </w:r>
-    </w:p>
-    <w:p>
-      <w:pPr>
-        <w:pStyle w:val="NormalWeb"/>
-      </w:pPr>
-      <w:r>
-        <w:t>The APIs perform the following functions:</w:t>
-      </w:r>
-    </w:p>
-    <w:p>
-      <w:pPr>
-        <w:pStyle w:val="NormalWeb"/>
-        <w:numPr>
-          <w:ilvl w:val="0"/>
-          <w:numId w:val="4"/>
-        </w:numPr>
-      </w:pPr>
-      <w:r>
-        <w:t>User Registration</w:t>
-      </w:r>
-    </w:p>
-    <w:p>
-      <w:pPr>
-        <w:pStyle w:val="NormalWeb"/>
-        <w:numPr>
-          <w:ilvl w:val="0"/>
-          <w:numId w:val="4"/>
-        </w:numPr>
-      </w:pPr>
-      <w:r>
-        <w:t>User Login</w:t>
-      </w:r>
-    </w:p>
-    <w:p>
-      <w:pPr>
-        <w:pStyle w:val="NormalWeb"/>
-        <w:numPr>
-          <w:ilvl w:val="0"/>
-          <w:numId w:val="4"/>
-        </w:numPr>
-      </w:pPr>
-      <w:r>
-        <w:t>Data Storage</w:t>
-      </w:r>
-    </w:p>
-    <w:p>
-      <w:pPr>
-        <w:pStyle w:val="NormalWeb"/>
-        <w:numPr>
-          <w:ilvl w:val="0"/>
-          <w:numId w:val="4"/>
-        </w:numPr>
-      </w:pPr>
-      <w:r>
-        <w:t>Data Retrieval</w:t>
-      </w:r>
-    </w:p>
-    <w:p>
-      <w:pPr>
-        <w:pStyle w:val="NormalWeb"/>
-        <w:numPr>
-          <w:ilvl w:val="0"/>
-          <w:numId w:val="4"/>
-        </w:numPr>
-      </w:pPr>
-      <w:r>
-        <w:t>Data Deletion</w:t>
-      </w:r>
-    </w:p>
-    <w:p>
-      <w:pPr>
-        <w:pStyle w:val="NormalWeb"/>
-        <w:numPr>
-          <w:ilvl w:val="0"/>
-          <w:numId w:val="4"/>
-        </w:numPr>
-      </w:pPr>
-      <w:r>
-        <w:t>User Authentication</w:t>
-      </w:r>
-    </w:p>
-    <w:p>
-      <w:pPr>
-        <w:pStyle w:val="NormalWeb"/>
-      </w:pPr>
-      <w:r>
-        <w:lastRenderedPageBreak/>
-        <w:t>The API integration enables real-time synchronization of donation records between users and the database.</w:t>
-      </w:r>
-    </w:p>
-    <w:p>
-      <w:pPr>
-        <w:pStyle w:val="Heading2"/>
-        <w:rPr>
-          <w:sz w:val="24"/>
-          <w:szCs w:val="24"/>
-        </w:rPr>
-      </w:pPr>
-      <w:r>
-        <w:rPr>
-          <w:sz w:val="24"/>
-          <w:szCs w:val="24"/>
-        </w:rPr>
-        <w:t>5.4 JSON Data Exchange</w:t>
-      </w:r>
-    </w:p>
-    <w:p>
-      <w:pPr>
-        <w:pStyle w:val="NormalWeb"/>
-      </w:pPr>
-      <w:r>
-        <w:t>Data exchanged between the mobile application and Firebase is transmitted using JSON (JavaScript Object Notation).</w:t>
-      </w:r>
-    </w:p>
-    <w:p>
-      <w:pPr>
-        <w:pStyle w:val="NormalWeb"/>
-      </w:pPr>
-      <w:r>
-        <w:t>Example JSON Donation Record:</w:t>
-      </w:r>
-    </w:p>
-    <w:p>
-      <w:pPr>
-        <w:pStyle w:val="NormalWeb"/>
-      </w:pPr>
-      <w:r>
-        <w:t>{</w:t>
-      </w:r>
-    </w:p>
-    <w:p>
-      <w:pPr>
-        <w:pStyle w:val="NormalWeb"/>
-      </w:pPr>
-      <w:r>
-        <w:t xml:space="preserve">  "foodName": "Rice",</w:t>
-      </w:r>
-    </w:p>
-    <w:p>
-      <w:pPr>
-        <w:pStyle w:val="NormalWeb"/>
-      </w:pPr>
-      <w:r>
-        <w:t xml:space="preserve">  "quantity": "20 Kg",</w:t>
-      </w:r>
-    </w:p>
-    <w:p>
-      <w:pPr>
-        <w:pStyle w:val="NormalWeb"/>
-      </w:pPr>
-      <w:r>
-        <w:t xml:space="preserve">  "location": "Thika",</w:t>
-      </w:r>
-    </w:p>
-    <w:p>
-      <w:pPr>
-        <w:pStyle w:val="NormalWeb"/>
-      </w:pPr>
-      <w:r>
-        <w:t xml:space="preserve">  "expiryDate": "2026-06-15",</w:t>
-      </w:r>
-    </w:p>
-    <w:p>
-      <w:pPr>
-        <w:pStyle w:val="NormalWeb"/>
-      </w:pPr>
-      <w:r>
-        <w:t xml:space="preserve">  "status": "Available"</w:t>
-      </w:r>
-    </w:p>
-    <w:p>
-      <w:pPr>
-        <w:pStyle w:val="NormalWeb"/>
-      </w:pPr>
-      <w:r>
-        <w:t>}</w:t>
-      </w:r>
-    </w:p>
-    <w:p>
-      <w:pPr>
-        <w:pStyle w:val="NormalWeb"/>
-      </w:pPr>
-      <w:r>
-        <w:t>JSON provides a lightweight and structured format for transmitting data between the application and Firebase services.</w:t>
-      </w:r>
-    </w:p>
-    <w:p>
-      <w:pPr>
-        <w:pStyle w:val="Heading2"/>
-        <w:rPr>
-          <w:sz w:val="24"/>
-          <w:szCs w:val="24"/>
-        </w:rPr>
-      </w:pPr>
-      <w:r>
-        <w:rPr>
-          <w:sz w:val="24"/>
-          <w:szCs w:val="24"/>
-        </w:rPr>
-        <w:t>5.5 Data Retrieval</w:t>
-      </w:r>
-    </w:p>
-    <w:p>
-      <w:pPr>
-        <w:pStyle w:val="NormalWeb"/>
-      </w:pPr>
-      <w:r>
-        <w:t>The application retrieves donation records stored in Firebase Firestore and displays them to users.</w:t>
-      </w:r>
-    </w:p>
-    <w:p>
-      <w:pPr>
-        <w:pStyle w:val="NormalWeb"/>
-      </w:pPr>
-      <w:r>
-        <w:t>Functions performed include:</w:t>
-      </w:r>
-    </w:p>
-    <w:p>
-      <w:pPr>
-        <w:pStyle w:val="NormalWeb"/>
-        <w:numPr>
-          <w:ilvl w:val="0"/>
-          <w:numId w:val="5"/>
-        </w:numPr>
-      </w:pPr>
-      <w:r>
-        <w:t>Viewing available donations</w:t>
-      </w:r>
-    </w:p>
-    <w:p>
-      <w:pPr>
-        <w:pStyle w:val="NormalWeb"/>
-        <w:numPr>
-          <w:ilvl w:val="0"/>
-          <w:numId w:val="5"/>
-        </w:numPr>
-      </w:pPr>
-      <w:r>
-        <w:t>Searching donations</w:t>
-      </w:r>
-      <w:bookmarkStart w:id="0" w:name="_GoBack"/>
-      <w:bookmarkEnd w:id="0"/>
-    </w:p>
-    <w:p>
-      <w:pPr>
-        <w:pStyle w:val="NormalWeb"/>
-        <w:numPr>
-          <w:ilvl w:val="0"/>
-          <w:numId w:val="5"/>
-        </w:numPr>
-      </w:pPr>
-      <w:r>
-        <w:t>Loading user information</w:t>
-      </w:r>
-    </w:p>
-    <w:p>
-      <w:pPr>
-        <w:pStyle w:val="NormalWeb"/>
-        <w:numPr>
-          <w:ilvl w:val="0"/>
-          <w:numId w:val="5"/>
-        </w:numPr>
-      </w:pPr>
-      <w:r>
-        <w:t>Updating dashboard statistics</w:t>
-      </w:r>
-    </w:p>
-    <w:p>
-      <w:pPr>
-        <w:pStyle w:val="NormalWeb"/>
-      </w:pPr>
-      <w:r>
-        <w:t>The retrieved records are displayed dynamically on the application screens.</w:t>
-      </w:r>
-    </w:p>
-    <w:p>
-      <w:pPr>
-        <w:pStyle w:val="NormalWeb"/>
-      </w:pPr>
-    </w:p>
-    <w:p>
-      <w:pPr>
-        <w:pStyle w:val="NormalWeb"/>
-      </w:pPr>
+        <w:rPr>
+          <w:sz w:val="28"/>
+          <w:szCs w:val="28"/>
+        </w:rPr>
+      </w:pPr>
+      <w:bookmarkStart w:id="26" w:name="_Toc232450511"/>
+      <w:r>
+        <w:rPr>
+          <w:rStyle w:val="Heading2Char"/>
+          <w:rFonts w:eastAsiaTheme="majorEastAsia"/>
+        </w:rPr>
+        <w:t>Screenshot:</w:t>
+      </w:r>
+      <w:r>
+        <w:rPr>
+          <w:rStyle w:val="Heading2Char"/>
+          <w:rFonts w:eastAsiaTheme="majorEastAsia"/>
+        </w:rPr>
+        <w:t xml:space="preserve"> list</w:t>
+      </w:r>
+      <w:bookmarkEnd w:id="26"/>
       <w:r>
         <w:rPr>
           <w:rStyle w:val="Strong"/>
           <w:rFonts w:eastAsiaTheme="majorEastAsia"/>
-        </w:rPr>
-        <w:lastRenderedPageBreak/>
-        <w:t>Screenshot:</w:t>
-      </w:r>
-      <w:r>
+          <w:sz w:val="28"/>
+          <w:szCs w:val="28"/>
+        </w:rPr>
         <w:t xml:space="preserve"> </w:t>
       </w:r>
       <w:r>
         <w:rPr>
+          <w:sz w:val="28"/>
+          <w:szCs w:val="28"/>
+        </w:rPr>
+        <w:t xml:space="preserve"> </w:t>
+      </w:r>
+      <w:r>
+        <w:rPr>
           <w:noProof/>
+          <w:sz w:val="28"/>
+          <w:szCs w:val="28"/>
         </w:rPr>
         <w:drawing>
-          <wp:inline distT="0" distB="0" distL="0" distR="0" wp14:anchorId="0EA49784" wp14:editId="5B555AC6">
+          <wp:inline distT="0" distB="0" distL="0" distR="0" wp14:anchorId="7C2A3C63" wp14:editId="7B5BA9A8">
             <wp:extent cx="5731510" cy="2644140"/>
             <wp:effectExtent l="0" t="0" r="2540" b="3810"/>
             <wp:docPr id="276915362" name="Picture 276915362"/>
@@ -3643,7 +4753,7 @@
                     <pic:cNvPicPr/>
                   </pic:nvPicPr>
                   <pic:blipFill>
-                    <a:blip r:embed="rId21">
+                    <a:blip r:embed="rId24">
                       <a:extLst>
                         <a:ext uri="{28A0092B-C50C-407E-A947-70E740481C1C}">
                           <a14:useLocalDpi xmlns:a14="http://schemas.microsoft.com/office/drawing/2010/main" val="0"/>
@@ -3669,254 +4779,61 @@
           </wp:inline>
         </w:drawing>
       </w:r>
-    </w:p>
-    <w:p>
-      <w:pPr>
-        <w:pStyle w:val="NormalWeb"/>
+      <w:r>
+        <w:rPr>
+          <w:b/>
+          <w:sz w:val="28"/>
+          <w:szCs w:val="28"/>
+        </w:rPr>
+        <w:t xml:space="preserve">                                  </w:t>
+      </w:r>
+    </w:p>
+    <w:p>
+      <w:pPr>
+        <w:rPr>
+          <w:rFonts w:ascii="Times New Roman" w:hAnsi="Times New Roman" w:cs="Times New Roman"/>
+          <w:b/>
+          <w:sz w:val="28"/>
+          <w:szCs w:val="28"/>
+        </w:rPr>
       </w:pPr>
     </w:p>
     <w:p>
       <w:pPr>
         <w:pStyle w:val="Heading2"/>
-        <w:rPr>
-          <w:sz w:val="24"/>
-          <w:szCs w:val="24"/>
-        </w:rPr>
-      </w:pPr>
-      <w:r>
-        <w:rPr>
-          <w:sz w:val="24"/>
-          <w:szCs w:val="24"/>
-        </w:rPr>
-        <w:t>5.6 Asynchronous Processing</w:t>
-      </w:r>
-    </w:p>
-    <w:p>
-      <w:pPr>
-        <w:pStyle w:val="NormalWeb"/>
-      </w:pPr>
-      <w:r>
-        <w:t>The Smart Food Rescue Mobile Application performs network operations asynchronously.</w:t>
-      </w:r>
-    </w:p>
-    <w:p>
-      <w:pPr>
-        <w:pStyle w:val="NormalWeb"/>
-      </w:pPr>
-      <w:r>
-        <w:t>Benefits include:</w:t>
-      </w:r>
-    </w:p>
-    <w:p>
-      <w:pPr>
-        <w:pStyle w:val="NormalWeb"/>
-        <w:numPr>
-          <w:ilvl w:val="0"/>
-          <w:numId w:val="6"/>
-        </w:numPr>
-      </w:pPr>
-      <w:r>
-        <w:t>Faster application performance</w:t>
-      </w:r>
-    </w:p>
-    <w:p>
-      <w:pPr>
-        <w:pStyle w:val="NormalWeb"/>
-        <w:numPr>
-          <w:ilvl w:val="0"/>
-          <w:numId w:val="6"/>
-        </w:numPr>
-      </w:pPr>
-      <w:r>
-        <w:t>Improved user experience</w:t>
-      </w:r>
-    </w:p>
-    <w:p>
-      <w:pPr>
-        <w:pStyle w:val="NormalWeb"/>
-        <w:numPr>
-          <w:ilvl w:val="0"/>
-          <w:numId w:val="6"/>
-        </w:numPr>
-      </w:pPr>
-      <w:r>
-        <w:t>Prevention of application freezing</w:t>
-      </w:r>
-    </w:p>
-    <w:p>
-      <w:pPr>
-        <w:pStyle w:val="NormalWeb"/>
-        <w:numPr>
-          <w:ilvl w:val="0"/>
-          <w:numId w:val="6"/>
-        </w:numPr>
-      </w:pPr>
-      <w:r>
-        <w:t>Background data loading</w:t>
-      </w:r>
-    </w:p>
-    <w:p>
-      <w:pPr>
-        <w:pStyle w:val="NormalWeb"/>
-      </w:pPr>
-      <w:r>
-        <w:t>Users can continue interacting with the application while data is being retrieved from Firebase.</w:t>
-      </w:r>
-    </w:p>
-    <w:p>
-      <w:pPr>
-        <w:pStyle w:val="Heading2"/>
-        <w:rPr>
-          <w:sz w:val="24"/>
-          <w:szCs w:val="24"/>
-        </w:rPr>
-      </w:pPr>
-      <w:r>
-        <w:rPr>
-          <w:sz w:val="24"/>
-          <w:szCs w:val="24"/>
-        </w:rPr>
-        <w:t>5.7 API Integration</w:t>
-      </w:r>
-    </w:p>
-    <w:p>
-      <w:pPr>
-        <w:pStyle w:val="NormalWeb"/>
-      </w:pPr>
-      <w:r>
-        <w:t>The application integrates Firebase APIs to support:</w:t>
-      </w:r>
-    </w:p>
-    <w:p>
-      <w:pPr>
-        <w:pStyle w:val="NormalWeb"/>
-        <w:numPr>
-          <w:ilvl w:val="0"/>
-          <w:numId w:val="7"/>
-        </w:numPr>
-      </w:pPr>
-      <w:r>
-        <w:t>Authentication Services</w:t>
-      </w:r>
-    </w:p>
-    <w:p>
-      <w:pPr>
-        <w:pStyle w:val="NormalWeb"/>
-        <w:numPr>
-          <w:ilvl w:val="0"/>
-          <w:numId w:val="7"/>
-        </w:numPr>
-      </w:pPr>
-      <w:r>
-        <w:t>Firestore Database Services</w:t>
-      </w:r>
-    </w:p>
-    <w:p>
-      <w:pPr>
-        <w:pStyle w:val="NormalWeb"/>
-        <w:numPr>
-          <w:ilvl w:val="0"/>
-          <w:numId w:val="7"/>
-        </w:numPr>
-      </w:pPr>
-      <w:r>
-        <w:t>Real-Time Data Synchronization</w:t>
-      </w:r>
-    </w:p>
-    <w:p>
-      <w:pPr>
-        <w:pStyle w:val="NormalWeb"/>
-      </w:pPr>
-      <w:r>
-        <w:t>Through API integration, donors can submit donations and recipients can instantly view available food records.</w:t>
-      </w:r>
-    </w:p>
-    <w:p>
-      <w:pPr>
-        <w:rPr>
-          <w:rFonts w:ascii="Times New Roman" w:eastAsia="Times New Roman" w:hAnsi="Times New Roman" w:cs="Times New Roman"/>
-          <w:kern w:val="0"/>
+      </w:pPr>
+      <w:r>
+        <w:t xml:space="preserve"> </w:t>
+      </w:r>
+      <w:bookmarkStart w:id="27" w:name="_Toc232450512"/>
+      <w:r>
+        <w:t>API INTERGRATION</w:t>
+      </w:r>
+      <w:r>
+        <w:t xml:space="preserve"> SCREENSHOT</w:t>
+      </w:r>
+      <w:bookmarkEnd w:id="27"/>
+    </w:p>
+    <w:p>
+      <w:pPr>
+        <w:rPr>
+          <w:rFonts w:ascii="Times New Roman" w:hAnsi="Times New Roman" w:cs="Times New Roman"/>
+          <w:b/>
+          <w:sz w:val="28"/>
+          <w:szCs w:val="28"/>
+        </w:rPr>
+      </w:pPr>
+      <w:r>
+        <w:rPr>
+          <w:noProof/>
+          <w:sz w:val="28"/>
+          <w:szCs w:val="28"/>
           <w:lang w:val="en-GB" w:eastAsia="en-GB"/>
           <w14:ligatures w14:val="none"/>
         </w:rPr>
-      </w:pPr>
-    </w:p>
-    <w:p>
-      <w:pPr>
-        <w:rPr>
-          <w:rFonts w:ascii="Times New Roman" w:hAnsi="Times New Roman" w:cs="Times New Roman"/>
-          <w:b/>
-        </w:rPr>
-      </w:pPr>
-    </w:p>
-    <w:p>
-      <w:pPr>
-        <w:rPr>
-          <w:rFonts w:ascii="Times New Roman" w:hAnsi="Times New Roman" w:cs="Times New Roman"/>
-          <w:b/>
-        </w:rPr>
-      </w:pPr>
-      <w:r>
-        <w:rPr>
-          <w:rFonts w:ascii="Times New Roman" w:hAnsi="Times New Roman" w:cs="Times New Roman"/>
-          <w:b/>
-        </w:rPr>
-        <w:t xml:space="preserve">                                  </w:t>
-      </w:r>
-    </w:p>
-    <w:p>
-      <w:pPr>
-        <w:rPr>
-          <w:rFonts w:ascii="Times New Roman" w:hAnsi="Times New Roman" w:cs="Times New Roman"/>
-          <w:b/>
-        </w:rPr>
-      </w:pPr>
-    </w:p>
-    <w:p>
-      <w:pPr>
-        <w:rPr>
-          <w:rFonts w:ascii="Times New Roman" w:hAnsi="Times New Roman" w:cs="Times New Roman"/>
-          <w:b/>
-        </w:rPr>
-      </w:pPr>
-      <w:r>
-        <w:rPr>
-          <w:rFonts w:ascii="Times New Roman" w:hAnsi="Times New Roman" w:cs="Times New Roman"/>
-          <w:b/>
-        </w:rPr>
         <w:lastRenderedPageBreak/>
-        <w:t xml:space="preserve"> </w:t>
-      </w:r>
-      <w:r>
-        <w:rPr>
-          <w:rFonts w:ascii="Times New Roman" w:hAnsi="Times New Roman" w:cs="Times New Roman"/>
-          <w:b/>
-        </w:rPr>
-        <w:t>API INTERGRATION</w:t>
-      </w:r>
-      <w:r>
-        <w:rPr>
-          <w:rFonts w:ascii="Times New Roman" w:hAnsi="Times New Roman" w:cs="Times New Roman"/>
-          <w:b/>
-        </w:rPr>
-        <w:t xml:space="preserve"> SCREENSHOT</w:t>
-      </w:r>
-    </w:p>
-    <w:p>
-      <w:pPr>
-        <w:rPr>
-          <w:rFonts w:ascii="Times New Roman" w:hAnsi="Times New Roman" w:cs="Times New Roman"/>
-          <w:b/>
-        </w:rPr>
-      </w:pPr>
-      <w:r>
-        <w:rPr>
-          <w:noProof/>
-          <w:lang w:val="en-GB" w:eastAsia="en-GB"/>
-          <w14:ligatures w14:val="none"/>
-        </w:rPr>
         <w:drawing>
-          <wp:inline distT="0" distB="0" distL="0" distR="0" wp14:anchorId="0EF67B08" wp14:editId="20DAA113">
+          <wp:inline distT="0" distB="0" distL="0" distR="0" wp14:anchorId="06889070" wp14:editId="4019DCA6">
             <wp:extent cx="5731510" cy="2131060"/>
             <wp:effectExtent l="0" t="0" r="2540" b="2540"/>
             <wp:docPr id="276915361" name="Picture 276915361"/>
@@ -3931,7 +4848,7 @@
                     <pic:cNvPicPr/>
                   </pic:nvPicPr>
                   <pic:blipFill>
-                    <a:blip r:embed="rId24">
+                    <a:blip r:embed="rId27">
                       <a:extLst>
                         <a:ext uri="{28A0092B-C50C-407E-A947-70E740481C1C}">
                           <a14:useLocalDpi xmlns:a14="http://schemas.microsoft.com/office/drawing/2010/main" val="0"/>
@@ -3961,37 +4878,58 @@
     <w:p>
       <w:pPr>
         <w:rPr>
-          <w:rFonts w:ascii="Times New Roman" w:hAnsi="Times New Roman" w:cs="Times New Roman"/>
-          <w:b/>
-        </w:rPr>
-      </w:pPr>
-      <w:r>
-        <w:t xml:space="preserve">                                         </w:t>
-      </w:r>
-      <w:r>
-        <w:rPr>
-          <w:rFonts w:ascii="Times New Roman" w:hAnsi="Times New Roman" w:cs="Times New Roman"/>
-          <w:b/>
-        </w:rPr>
+          <w:sz w:val="28"/>
+          <w:szCs w:val="28"/>
+        </w:rPr>
+      </w:pPr>
+      <w:r>
+        <w:rPr>
+          <w:sz w:val="28"/>
+          <w:szCs w:val="28"/>
+        </w:rPr>
+        <w:t xml:space="preserve">       </w:t>
+      </w:r>
+      <w:r>
+        <w:rPr>
+          <w:sz w:val="28"/>
+          <w:szCs w:val="28"/>
+        </w:rPr>
+        <w:t xml:space="preserve">                               </w:t>
+      </w:r>
+    </w:p>
+    <w:p>
+      <w:pPr>
+        <w:pStyle w:val="Heading2"/>
+      </w:pPr>
+      <w:r>
+        <w:t xml:space="preserve"> </w:t>
+      </w:r>
+      <w:bookmarkStart w:id="28" w:name="_Toc232450513"/>
+      <w:r>
         <w:t>API FIREBASE</w:t>
       </w:r>
       <w:r>
-        <w:rPr>
-          <w:rFonts w:ascii="Times New Roman" w:hAnsi="Times New Roman" w:cs="Times New Roman"/>
-          <w:b/>
-        </w:rPr>
         <w:t xml:space="preserve"> SCREENSHOT</w:t>
       </w:r>
-    </w:p>
-    <w:p>
+      <w:bookmarkEnd w:id="28"/>
+    </w:p>
+    <w:p>
+      <w:pPr>
+        <w:rPr>
+          <w:sz w:val="28"/>
+          <w:szCs w:val="28"/>
+        </w:rPr>
+      </w:pPr>
       <w:r>
         <w:rPr>
           <w:noProof/>
+          <w:sz w:val="28"/>
+          <w:szCs w:val="28"/>
           <w:lang w:val="en-GB" w:eastAsia="en-GB"/>
           <w14:ligatures w14:val="none"/>
         </w:rPr>
         <w:drawing>
-          <wp:inline distT="0" distB="0" distL="0" distR="0" wp14:anchorId="48944A5D" wp14:editId="7BF5A54A">
+          <wp:inline distT="0" distB="0" distL="0" distR="0" wp14:anchorId="3B329C7B" wp14:editId="1FA9DBCC">
             <wp:extent cx="5731510" cy="3039110"/>
             <wp:effectExtent l="0" t="0" r="2540" b="8890"/>
             <wp:docPr id="276915363" name="Picture 276915363"/>
@@ -4006,7 +4944,7 @@
                     <pic:cNvPicPr/>
                   </pic:nvPicPr>
                   <pic:blipFill>
-                    <a:blip r:embed="rId25">
+                    <a:blip r:embed="rId28">
                       <a:extLst>
                         <a:ext uri="{28A0092B-C50C-407E-A947-70E740481C1C}">
                           <a14:useLocalDpi xmlns:a14="http://schemas.microsoft.com/office/drawing/2010/main" val="0"/>
@@ -4034,142 +4972,46 @@
       </w:r>
     </w:p>
     <w:p>
-      <w:r>
-        <w:rPr>
-          <w:rFonts w:ascii="Times New Roman" w:hAnsi="Times New Roman" w:cs="Times New Roman"/>
-        </w:rPr>
+      <w:pPr>
+        <w:pStyle w:val="Heading2"/>
+      </w:pPr>
+      <w:bookmarkStart w:id="29" w:name="_Toc232450514"/>
+      <w:r>
         <w:t>5.8 Error Handling</w:t>
       </w:r>
-    </w:p>
-    <w:p>
-      <w:pPr>
-        <w:pStyle w:val="NormalWeb"/>
-      </w:pPr>
-      <w:r>
-        <w:t>The application includes mechanisms for handling network and system errors.</w:t>
-      </w:r>
-    </w:p>
-    <w:p>
-      <w:pPr>
-        <w:pStyle w:val="NormalWeb"/>
-      </w:pPr>
-      <w:r>
-        <w:t>Implemented error handling features include:</w:t>
-      </w:r>
-    </w:p>
-    <w:p>
-      <w:pPr>
-        <w:pStyle w:val="NormalWeb"/>
-        <w:numPr>
-          <w:ilvl w:val="0"/>
-          <w:numId w:val="8"/>
-        </w:numPr>
-      </w:pPr>
-      <w:r>
-        <w:t>Invalid login credentials</w:t>
-      </w:r>
-    </w:p>
-    <w:p>
-      <w:pPr>
-        <w:pStyle w:val="NormalWeb"/>
-        <w:numPr>
-          <w:ilvl w:val="0"/>
-          <w:numId w:val="8"/>
-        </w:numPr>
-      </w:pPr>
-      <w:r>
-        <w:t>Missing required fields</w:t>
-      </w:r>
-    </w:p>
-    <w:p>
-      <w:pPr>
-        <w:pStyle w:val="NormalWeb"/>
-        <w:numPr>
-          <w:ilvl w:val="0"/>
-          <w:numId w:val="8"/>
-        </w:numPr>
-      </w:pPr>
-      <w:r>
-        <w:t>Network connection failures</w:t>
-      </w:r>
-    </w:p>
-    <w:p>
-      <w:pPr>
-        <w:pStyle w:val="NormalWeb"/>
-        <w:numPr>
-          <w:ilvl w:val="0"/>
-          <w:numId w:val="8"/>
-        </w:numPr>
-      </w:pPr>
-      <w:r>
-        <w:t>Database access errors</w:t>
-      </w:r>
-    </w:p>
-    <w:p>
-      <w:pPr>
-        <w:pStyle w:val="NormalWeb"/>
-        <w:numPr>
-          <w:ilvl w:val="0"/>
-          <w:numId w:val="8"/>
-        </w:numPr>
-      </w:pPr>
-      <w:r>
-        <w:t>Authentication failures</w:t>
-      </w:r>
-    </w:p>
-    <w:p>
-      <w:pPr>
-        <w:pStyle w:val="NormalWeb"/>
-      </w:pPr>
-      <w:r>
-        <w:t>Appropriate error messages are displayed to guide</w:t>
-      </w:r>
-      <w:r>
-        <w:t xml:space="preserve"> users whenever an error occur</w:t>
-      </w:r>
-    </w:p>
-    <w:p>
-      <w:pPr>
-        <w:jc w:val="center"/>
-        <w:rPr>
-          <w:rFonts w:ascii="Times New Roman" w:hAnsi="Times New Roman" w:cs="Times New Roman"/>
-          <w:b/>
-        </w:rPr>
-      </w:pPr>
-    </w:p>
-    <w:p>
-      <w:pPr>
-        <w:jc w:val="center"/>
-        <w:rPr>
-          <w:rFonts w:ascii="Times New Roman" w:hAnsi="Times New Roman" w:cs="Times New Roman"/>
-          <w:b/>
-        </w:rPr>
-      </w:pPr>
-      <w:r>
-        <w:rPr>
-          <w:rFonts w:ascii="Times New Roman" w:hAnsi="Times New Roman" w:cs="Times New Roman"/>
-          <w:b/>
-        </w:rPr>
-        <w:lastRenderedPageBreak/>
+      <w:bookmarkEnd w:id="29"/>
+    </w:p>
+    <w:p>
+      <w:pPr>
+        <w:pStyle w:val="Heading2"/>
+      </w:pPr>
+      <w:bookmarkStart w:id="30" w:name="_Toc232450515"/>
+      <w:r>
         <w:t>ERROR HANDLING</w:t>
       </w:r>
       <w:r>
-        <w:rPr>
-          <w:rFonts w:ascii="Times New Roman" w:hAnsi="Times New Roman" w:cs="Times New Roman"/>
-          <w:b/>
-        </w:rPr>
         <w:t xml:space="preserve"> SCREENSHOT</w:t>
       </w:r>
-    </w:p>
-    <w:p>
+      <w:bookmarkEnd w:id="30"/>
+    </w:p>
+    <w:p>
+      <w:pPr>
+        <w:rPr>
+          <w:sz w:val="28"/>
+          <w:szCs w:val="28"/>
+        </w:rPr>
+      </w:pPr>
       <w:r>
         <w:rPr>
           <w:noProof/>
+          <w:sz w:val="28"/>
+          <w:szCs w:val="28"/>
           <w:lang w:val="en-GB" w:eastAsia="en-GB"/>
           <w14:ligatures w14:val="none"/>
         </w:rPr>
+        <w:lastRenderedPageBreak/>
         <w:drawing>
-          <wp:inline distT="0" distB="0" distL="0" distR="0" wp14:anchorId="3C902B8C" wp14:editId="01E37234">
+          <wp:inline distT="0" distB="0" distL="0" distR="0" wp14:anchorId="5261F507" wp14:editId="1301F82B">
             <wp:extent cx="5731510" cy="2833370"/>
             <wp:effectExtent l="0" t="0" r="2540" b="5080"/>
             <wp:docPr id="276915360" name="Picture 276915360"/>
@@ -4184,7 +5026,7 @@
                     <pic:cNvPicPr/>
                   </pic:nvPicPr>
                   <pic:blipFill>
-                    <a:blip r:embed="rId26">
+                    <a:blip r:embed="rId29">
                       <a:extLst>
                         <a:ext uri="{28A0092B-C50C-407E-A947-70E740481C1C}">
                           <a14:useLocalDpi xmlns:a14="http://schemas.microsoft.com/office/drawing/2010/main" val="0"/>
@@ -4213,34 +5055,24 @@
     </w:p>
     <w:p>
       <w:pPr>
+        <w:jc w:val="center"/>
         <w:rPr>
           <w:rFonts w:ascii="Times New Roman" w:hAnsi="Times New Roman" w:cs="Times New Roman"/>
           <w:b/>
-        </w:rPr>
-      </w:pPr>
-      <w:r>
-        <w:rPr>
-          <w:rFonts w:ascii="Times New Roman" w:hAnsi="Times New Roman" w:cs="Times New Roman"/>
-          <w:b/>
-        </w:rPr>
-        <w:t>Assignment</w:t>
-      </w:r>
-      <w:r>
-        <w:rPr>
-          <w:rFonts w:ascii="Times New Roman" w:hAnsi="Times New Roman" w:cs="Times New Roman"/>
-          <w:b/>
-        </w:rPr>
-        <w:br/>
-        <w:t>Develop a Mobile API Consumer Application that connects to a public REST API and displays records.</w:t>
-      </w:r>
-    </w:p>
-    <w:p>
-      <w:pPr>
-        <w:jc w:val="center"/>
-      </w:pPr>
-      <w:r>
+          <w:color w:val="0F1115"/>
+          <w:sz w:val="28"/>
+          <w:szCs w:val="28"/>
+        </w:rPr>
+      </w:pPr>
+      <w:r>
+        <w:rPr>
+          <w:noProof/>
+          <w:sz w:val="28"/>
+          <w:szCs w:val="28"/>
+          <w:lang w:val="en-GB" w:eastAsia="en-GB"/>
+        </w:rPr>
         <w:drawing>
-          <wp:inline distT="0" distB="0" distL="0" distR="0" wp14:anchorId="5547333C" wp14:editId="1A7EBB16">
+          <wp:inline distT="0" distB="0" distL="0" distR="0" wp14:anchorId="4D9A4F4E" wp14:editId="33E13A54">
             <wp:extent cx="5731510" cy="789307"/>
             <wp:effectExtent l="0" t="0" r="2540" b="0"/>
             <wp:docPr id="276915369" name="Picture 276915369"/>
@@ -4255,7 +5087,7 @@
                     <pic:cNvPicPr/>
                   </pic:nvPicPr>
                   <pic:blipFill>
-                    <a:blip r:embed="rId27"/>
+                    <a:blip r:embed="rId30"/>
                     <a:stretch>
                       <a:fillRect/>
                     </a:stretch>
@@ -4275,32 +5107,38 @@
           </wp:inline>
         </w:drawing>
       </w:r>
-      <w:r>
+    </w:p>
+    <w:p>
+      <w:pPr>
+        <w:pStyle w:val="Heading2"/>
+      </w:pPr>
+      <w:bookmarkStart w:id="31" w:name="_Toc232450516"/>
+      <w:r>
+        <w:t>Donation Document Details</w:t>
+      </w:r>
+      <w:bookmarkEnd w:id="31"/>
+    </w:p>
+    <w:p>
+      <w:pPr>
+        <w:jc w:val="center"/>
         <w:rPr>
           <w:rFonts w:ascii="Times New Roman" w:hAnsi="Times New Roman" w:cs="Times New Roman"/>
           <w:b/>
-          <w:color w:val="0F1115"/>
-        </w:rPr>
-        <w:t>Donation Document Details</w:t>
-      </w:r>
-    </w:p>
-    <w:p>
-      <w:pPr>
-        <w:jc w:val="center"/>
-        <w:rPr>
-          <w:rFonts w:ascii="Times New Roman" w:hAnsi="Times New Roman" w:cs="Times New Roman"/>
-          <w:b/>
+          <w:sz w:val="28"/>
+          <w:szCs w:val="28"/>
         </w:rPr>
       </w:pPr>
       <w:r>
         <w:rPr>
           <w:rFonts w:ascii="Times New Roman" w:hAnsi="Times New Roman" w:cs="Times New Roman"/>
           <w:noProof/>
+          <w:sz w:val="28"/>
+          <w:szCs w:val="28"/>
           <w:lang w:val="en-GB" w:eastAsia="en-GB"/>
           <w14:ligatures w14:val="none"/>
         </w:rPr>
         <w:drawing>
-          <wp:inline distT="0" distB="0" distL="0" distR="0" wp14:anchorId="612126FC" wp14:editId="4FE18024">
+          <wp:inline distT="0" distB="0" distL="0" distR="0" wp14:anchorId="62877DEF" wp14:editId="02F7165D">
             <wp:extent cx="5731510" cy="2969895"/>
             <wp:effectExtent l="0" t="0" r="2540" b="1905"/>
             <wp:docPr id="276915370" name="Picture 276915370"/>
@@ -4315,7 +5153,7 @@
                     <pic:cNvPicPr/>
                   </pic:nvPicPr>
                   <pic:blipFill>
-                    <a:blip r:embed="rId28">
+                    <a:blip r:embed="rId31">
                       <a:extLst>
                         <a:ext uri="{28A0092B-C50C-407E-A947-70E740481C1C}">
                           <a14:useLocalDpi xmlns:a14="http://schemas.microsoft.com/office/drawing/2010/main" val="0"/>
@@ -4346,6 +5184,8 @@
       <w:pPr>
         <w:rPr>
           <w:rFonts w:ascii="Times New Roman" w:hAnsi="Times New Roman" w:cs="Times New Roman"/>
+          <w:sz w:val="28"/>
+          <w:szCs w:val="28"/>
         </w:rPr>
       </w:pPr>
     </w:p>
@@ -4376,6 +5216,8 @@
           <w:b/>
           <w:color w:val="0F1115"/>
           <w:kern w:val="0"/>
+          <w:sz w:val="28"/>
+          <w:szCs w:val="28"/>
           <w:lang w:val="en-GB" w:eastAsia="en-GB"/>
           <w14:ligatures w14:val="none"/>
         </w:rPr>
@@ -4383,52 +5225,20 @@
     </w:p>
     <w:p>
       <w:pPr>
-        <w:tabs>
-          <w:tab w:val="left" w:pos="916"/>
-          <w:tab w:val="left" w:pos="1832"/>
-          <w:tab w:val="left" w:pos="2748"/>
-          <w:tab w:val="left" w:pos="3664"/>
-          <w:tab w:val="left" w:pos="4580"/>
-          <w:tab w:val="left" w:pos="5496"/>
-          <w:tab w:val="left" w:pos="6412"/>
-          <w:tab w:val="left" w:pos="7328"/>
-          <w:tab w:val="left" w:pos="8244"/>
-          <w:tab w:val="left" w:pos="9160"/>
-          <w:tab w:val="left" w:pos="10076"/>
-          <w:tab w:val="left" w:pos="10992"/>
-          <w:tab w:val="left" w:pos="11908"/>
-          <w:tab w:val="left" w:pos="12824"/>
-          <w:tab w:val="left" w:pos="13740"/>
-          <w:tab w:val="left" w:pos="14656"/>
-        </w:tabs>
-        <w:wordWrap w:val="0"/>
-        <w:spacing w:after="0" w:line="330" w:lineRule="atLeast"/>
-        <w:rPr>
-          <w:rFonts w:ascii="Times New Roman" w:eastAsia="Times New Roman" w:hAnsi="Times New Roman" w:cs="Times New Roman"/>
-          <w:b/>
-          <w:color w:val="0F1115"/>
-          <w:kern w:val="0"/>
-          <w:lang w:val="en-GB" w:eastAsia="en-GB"/>
-          <w14:ligatures w14:val="none"/>
-        </w:rPr>
-      </w:pPr>
-      <w:r>
-        <w:rPr>
-          <w:rFonts w:ascii="Times New Roman" w:eastAsia="Times New Roman" w:hAnsi="Times New Roman" w:cs="Times New Roman"/>
-          <w:b/>
-          <w:color w:val="0F1115"/>
-          <w:kern w:val="0"/>
-          <w:lang w:val="en-GB" w:eastAsia="en-GB"/>
-          <w14:ligatures w14:val="none"/>
-        </w:rPr>
-        <w:lastRenderedPageBreak/>
+        <w:pStyle w:val="Heading2"/>
+      </w:pPr>
+      <w:bookmarkStart w:id="32" w:name="_Toc232450517"/>
+      <w:r>
         <w:t>Main Food Donations List Screen</w:t>
       </w:r>
+      <w:bookmarkEnd w:id="32"/>
     </w:p>
     <w:p>
       <w:pPr>
         <w:rPr>
           <w:rFonts w:ascii="Times New Roman" w:hAnsi="Times New Roman" w:cs="Times New Roman"/>
+          <w:sz w:val="28"/>
+          <w:szCs w:val="28"/>
         </w:rPr>
       </w:pPr>
     </w:p>
@@ -4438,14 +5248,20 @@
         <w:rPr>
           <w:rFonts w:ascii="Times New Roman" w:hAnsi="Times New Roman" w:cs="Times New Roman"/>
           <w:b/>
+          <w:sz w:val="28"/>
+          <w:szCs w:val="28"/>
         </w:rPr>
       </w:pPr>
       <w:r>
         <w:rPr>
           <w:rFonts w:ascii="Times New Roman" w:hAnsi="Times New Roman" w:cs="Times New Roman"/>
+          <w:noProof/>
+          <w:sz w:val="28"/>
+          <w:szCs w:val="28"/>
+          <w:lang w:val="en-GB" w:eastAsia="en-GB"/>
         </w:rPr>
         <w:drawing>
-          <wp:inline distT="0" distB="0" distL="0" distR="0" wp14:anchorId="31850CBE" wp14:editId="58469875">
+          <wp:inline distT="0" distB="0" distL="0" distR="0" wp14:anchorId="5C21ADC6" wp14:editId="1314636B">
             <wp:extent cx="5727395" cy="3795623"/>
             <wp:effectExtent l="0" t="0" r="6985" b="0"/>
             <wp:docPr id="276915371" name="Picture 276915371"/>
@@ -4460,7 +5276,7 @@
                     <pic:cNvPicPr/>
                   </pic:nvPicPr>
                   <pic:blipFill>
-                    <a:blip r:embed="rId29"/>
+                    <a:blip r:embed="rId32"/>
                     <a:stretch>
                       <a:fillRect/>
                     </a:stretch>
@@ -4483,34 +5299,34 @@
     </w:p>
     <w:p>
       <w:pPr>
+        <w:pStyle w:val="Heading2"/>
+      </w:pPr>
+      <w:bookmarkStart w:id="33" w:name="_Toc232450518"/>
+      <w:r>
+        <w:t>CLAIM FOOD SUCCESS MESSAGE</w:t>
+      </w:r>
+      <w:bookmarkEnd w:id="33"/>
+    </w:p>
+    <w:p>
+      <w:pPr>
         <w:jc w:val="center"/>
         <w:rPr>
           <w:rFonts w:ascii="Times New Roman" w:hAnsi="Times New Roman" w:cs="Times New Roman"/>
           <w:b/>
+          <w:sz w:val="28"/>
+          <w:szCs w:val="28"/>
         </w:rPr>
       </w:pPr>
       <w:r>
         <w:rPr>
           <w:rFonts w:ascii="Times New Roman" w:hAnsi="Times New Roman" w:cs="Times New Roman"/>
-          <w:b/>
-        </w:rPr>
-        <w:t>CLAIM FOOD SUCCESS MESSAGE</w:t>
-      </w:r>
-    </w:p>
-    <w:p>
-      <w:pPr>
-        <w:jc w:val="center"/>
-        <w:rPr>
-          <w:rFonts w:ascii="Times New Roman" w:hAnsi="Times New Roman" w:cs="Times New Roman"/>
-          <w:b/>
-        </w:rPr>
-      </w:pPr>
-      <w:r>
-        <w:rPr>
-          <w:rFonts w:ascii="Times New Roman" w:hAnsi="Times New Roman" w:cs="Times New Roman"/>
+          <w:noProof/>
+          <w:sz w:val="28"/>
+          <w:szCs w:val="28"/>
+          <w:lang w:val="en-GB" w:eastAsia="en-GB"/>
         </w:rPr>
         <w:drawing>
-          <wp:inline distT="0" distB="0" distL="0" distR="0" wp14:anchorId="66A870CB" wp14:editId="66FBFE93">
+          <wp:inline distT="0" distB="0" distL="0" distR="0" wp14:anchorId="66932787" wp14:editId="36605384">
             <wp:extent cx="5731510" cy="3835703"/>
             <wp:effectExtent l="0" t="0" r="2540" b="0"/>
             <wp:docPr id="276915372" name="Picture 276915372"/>
@@ -4525,7 +5341,7 @@
                     <pic:cNvPicPr/>
                   </pic:nvPicPr>
                   <pic:blipFill>
-                    <a:blip r:embed="rId30"/>
+                    <a:blip r:embed="rId33"/>
                     <a:stretch>
                       <a:fillRect/>
                     </a:stretch>
@@ -4546,13 +5362,22 @@
         </w:drawing>
       </w:r>
     </w:p>
-    <w:p/>
+    <w:p>
+      <w:pPr>
+        <w:rPr>
+          <w:sz w:val="28"/>
+          <w:szCs w:val="28"/>
+        </w:rPr>
+      </w:pPr>
+    </w:p>
     <w:p>
       <w:pPr>
         <w:jc w:val="center"/>
         <w:rPr>
           <w:rFonts w:ascii="Times New Roman" w:hAnsi="Times New Roman" w:cs="Times New Roman"/>
           <w:b/>
+          <w:sz w:val="28"/>
+          <w:szCs w:val="28"/>
         </w:rPr>
       </w:pPr>
     </w:p>
@@ -4564,6 +5389,56 @@
     </w:sectPr>
   </w:body>
 </w:document>
+</file>
+
+<file path=word/endnotes.xml><?xml version="1.0" encoding="utf-8"?>
+<w:endnotes xmlns:wpc="http://schemas.microsoft.com/office/word/2010/wordprocessingCanvas" xmlns:mc="http://schemas.openxmlformats.org/markup-compatibility/2006" xmlns:o="urn:schemas-microsoft-com:office:office" xmlns:r="http://schemas.openxmlformats.org/officeDocument/2006/relationships" xmlns:m="http://schemas.openxmlformats.org/officeDocument/2006/math" xmlns:v="urn:schemas-microsoft-com:vml" xmlns:wp14="http://schemas.microsoft.com/office/word/2010/wordprocessingDrawing" xmlns:wp="http://schemas.openxmlformats.org/drawingml/2006/wordprocessingDrawing" xmlns:w10="urn:schemas-microsoft-com:office:word" xmlns:w="http://schemas.openxmlformats.org/wordprocessingml/2006/main" xmlns:w14="http://schemas.microsoft.com/office/word/2010/wordml" xmlns:wpg="http://schemas.microsoft.com/office/word/2010/wordprocessingGroup" xmlns:wpi="http://schemas.microsoft.com/office/word/2010/wordprocessingInk" xmlns:wne="http://schemas.microsoft.com/office/word/2006/wordml" xmlns:wps="http://schemas.microsoft.com/office/word/2010/wordprocessingShape" mc:Ignorable="w14 wp14">
+  <w:endnote w:type="separator" w:id="-1">
+    <w:p>
+      <w:pPr>
+        <w:spacing w:after="0" w:line="240" w:lineRule="auto"/>
+      </w:pPr>
+      <w:r>
+        <w:separator/>
+      </w:r>
+    </w:p>
+  </w:endnote>
+  <w:endnote w:type="continuationSeparator" w:id="0">
+    <w:p>
+      <w:pPr>
+        <w:spacing w:after="0" w:line="240" w:lineRule="auto"/>
+      </w:pPr>
+      <w:r>
+        <w:continuationSeparator/>
+      </w:r>
+    </w:p>
+  </w:endnote>
+</w:endnotes>
+</file>
+
+<file path=word/footnotes.xml><?xml version="1.0" encoding="utf-8"?>
+<w:footnotes xmlns:wpc="http://schemas.microsoft.com/office/word/2010/wordprocessingCanvas" xmlns:mc="http://schemas.openxmlformats.org/markup-compatibility/2006" xmlns:o="urn:schemas-microsoft-com:office:office" xmlns:r="http://schemas.openxmlformats.org/officeDocument/2006/relationships" xmlns:m="http://schemas.openxmlformats.org/officeDocument/2006/math" xmlns:v="urn:schemas-microsoft-com:vml" xmlns:wp14="http://schemas.microsoft.com/office/word/2010/wordprocessingDrawing" xmlns:wp="http://schemas.openxmlformats.org/drawingml/2006/wordprocessingDrawing" xmlns:w10="urn:schemas-microsoft-com:office:word" xmlns:w="http://schemas.openxmlformats.org/wordprocessingml/2006/main" xmlns:w14="http://schemas.microsoft.com/office/word/2010/wordml" xmlns:wpg="http://schemas.microsoft.com/office/word/2010/wordprocessingGroup" xmlns:wpi="http://schemas.microsoft.com/office/word/2010/wordprocessingInk" xmlns:wne="http://schemas.microsoft.com/office/word/2006/wordml" xmlns:wps="http://schemas.microsoft.com/office/word/2010/wordprocessingShape" mc:Ignorable="w14 wp14">
+  <w:footnote w:type="separator" w:id="-1">
+    <w:p>
+      <w:pPr>
+        <w:spacing w:after="0" w:line="240" w:lineRule="auto"/>
+      </w:pPr>
+      <w:r>
+        <w:separator/>
+      </w:r>
+    </w:p>
+  </w:footnote>
+  <w:footnote w:type="continuationSeparator" w:id="0">
+    <w:p>
+      <w:pPr>
+        <w:spacing w:after="0" w:line="240" w:lineRule="auto"/>
+      </w:pPr>
+      <w:r>
+        <w:continuationSeparator/>
+      </w:r>
+    </w:p>
+  </w:footnote>
+</w:footnotes>
 </file>
 
 <file path=word/numbering.xml><?xml version="1.0" encoding="utf-8"?>
@@ -6055,7 +6930,6 @@
     <w:next w:val="Normal"/>
     <w:link w:val="Heading3Char"/>
     <w:uiPriority w:val="9"/>
-    <w:semiHidden/>
     <w:unhideWhenUsed/>
     <w:qFormat/>
     <w:rsid w:val="00A75C7E"/>
@@ -6078,7 +6952,6 @@
     <w:next w:val="Normal"/>
     <w:link w:val="Heading4Char"/>
     <w:uiPriority w:val="9"/>
-    <w:semiHidden/>
     <w:unhideWhenUsed/>
     <w:qFormat/>
     <w:rsid w:val="00A75C7E"/>
@@ -6225,7 +7098,6 @@
     <w:basedOn w:val="DefaultParagraphFont"/>
     <w:link w:val="Heading3"/>
     <w:uiPriority w:val="9"/>
-    <w:semiHidden/>
     <w:rsid w:val="00A75C7E"/>
     <w:rPr>
       <w:rFonts w:asciiTheme="majorHAnsi" w:eastAsiaTheme="majorEastAsia" w:hAnsiTheme="majorHAnsi" w:cstheme="majorBidi"/>
@@ -6244,7 +7116,6 @@
     <w:basedOn w:val="DefaultParagraphFont"/>
     <w:link w:val="Heading4"/>
     <w:uiPriority w:val="9"/>
-    <w:semiHidden/>
     <w:rsid w:val="00A75C7E"/>
     <w:rPr>
       <w:rFonts w:asciiTheme="majorHAnsi" w:eastAsiaTheme="majorEastAsia" w:hAnsiTheme="majorHAnsi" w:cstheme="majorBidi"/>
@@ -6322,6 +7193,129 @@
       <w:szCs w:val="20"/>
       <w:lang w:eastAsia="en-GB"/>
     </w:rPr>
+  </w:style>
+  <w:style w:type="paragraph" w:styleId="TOCHeading">
+    <w:name w:val="TOC Heading"/>
+    <w:basedOn w:val="Heading1"/>
+    <w:next w:val="Normal"/>
+    <w:uiPriority w:val="39"/>
+    <w:semiHidden/>
+    <w:unhideWhenUsed/>
+    <w:qFormat/>
+    <w:rsid w:val="00915CC6"/>
+    <w:pPr>
+      <w:outlineLvl w:val="9"/>
+    </w:pPr>
+    <w:rPr>
+      <w:lang w:eastAsia="ja-JP"/>
+    </w:rPr>
+  </w:style>
+  <w:style w:type="paragraph" w:styleId="TOC2">
+    <w:name w:val="toc 2"/>
+    <w:basedOn w:val="Normal"/>
+    <w:next w:val="Normal"/>
+    <w:autoRedefine/>
+    <w:uiPriority w:val="39"/>
+    <w:unhideWhenUsed/>
+    <w:rsid w:val="00915CC6"/>
+    <w:pPr>
+      <w:spacing w:after="100"/>
+      <w:ind w:left="240"/>
+    </w:pPr>
+  </w:style>
+  <w:style w:type="character" w:styleId="Hyperlink">
+    <w:name w:val="Hyperlink"/>
+    <w:basedOn w:val="DefaultParagraphFont"/>
+    <w:uiPriority w:val="99"/>
+    <w:unhideWhenUsed/>
+    <w:rsid w:val="00915CC6"/>
+    <w:rPr>
+      <w:color w:val="0000FF" w:themeColor="hyperlink"/>
+      <w:u w:val="single"/>
+    </w:rPr>
+  </w:style>
+  <w:style w:type="paragraph" w:styleId="Header">
+    <w:name w:val="header"/>
+    <w:basedOn w:val="Normal"/>
+    <w:link w:val="HeaderChar"/>
+    <w:uiPriority w:val="99"/>
+    <w:unhideWhenUsed/>
+    <w:rsid w:val="00FF57F7"/>
+    <w:pPr>
+      <w:tabs>
+        <w:tab w:val="center" w:pos="4513"/>
+        <w:tab w:val="right" w:pos="9026"/>
+      </w:tabs>
+      <w:spacing w:after="0" w:line="240" w:lineRule="auto"/>
+    </w:pPr>
+  </w:style>
+  <w:style w:type="character" w:customStyle="1" w:styleId="HeaderChar">
+    <w:name w:val="Header Char"/>
+    <w:basedOn w:val="DefaultParagraphFont"/>
+    <w:link w:val="Header"/>
+    <w:uiPriority w:val="99"/>
+    <w:rsid w:val="00FF57F7"/>
+    <w:rPr>
+      <w:kern w:val="2"/>
+      <w:sz w:val="24"/>
+      <w:szCs w:val="24"/>
+      <w:lang w:val="en-US"/>
+      <w14:ligatures w14:val="standardContextual"/>
+    </w:rPr>
+  </w:style>
+  <w:style w:type="paragraph" w:styleId="Footer">
+    <w:name w:val="footer"/>
+    <w:basedOn w:val="Normal"/>
+    <w:link w:val="FooterChar"/>
+    <w:uiPriority w:val="99"/>
+    <w:unhideWhenUsed/>
+    <w:rsid w:val="00FF57F7"/>
+    <w:pPr>
+      <w:tabs>
+        <w:tab w:val="center" w:pos="4513"/>
+        <w:tab w:val="right" w:pos="9026"/>
+      </w:tabs>
+      <w:spacing w:after="0" w:line="240" w:lineRule="auto"/>
+    </w:pPr>
+  </w:style>
+  <w:style w:type="character" w:customStyle="1" w:styleId="FooterChar">
+    <w:name w:val="Footer Char"/>
+    <w:basedOn w:val="DefaultParagraphFont"/>
+    <w:link w:val="Footer"/>
+    <w:uiPriority w:val="99"/>
+    <w:rsid w:val="00FF57F7"/>
+    <w:rPr>
+      <w:kern w:val="2"/>
+      <w:sz w:val="24"/>
+      <w:szCs w:val="24"/>
+      <w:lang w:val="en-US"/>
+      <w14:ligatures w14:val="standardContextual"/>
+    </w:rPr>
+  </w:style>
+  <w:style w:type="paragraph" w:styleId="TOC1">
+    <w:name w:val="toc 1"/>
+    <w:basedOn w:val="Normal"/>
+    <w:next w:val="Normal"/>
+    <w:autoRedefine/>
+    <w:uiPriority w:val="39"/>
+    <w:unhideWhenUsed/>
+    <w:rsid w:val="00A30D8B"/>
+    <w:pPr>
+      <w:spacing w:after="100"/>
+    </w:pPr>
+  </w:style>
+  <w:style w:type="paragraph" w:styleId="TOC3">
+    <w:name w:val="toc 3"/>
+    <w:basedOn w:val="Normal"/>
+    <w:next w:val="Normal"/>
+    <w:autoRedefine/>
+    <w:uiPriority w:val="39"/>
+    <w:unhideWhenUsed/>
+    <w:rsid w:val="00A30D8B"/>
+    <w:pPr>
+      <w:spacing w:after="100"/>
+      <w:ind w:left="480"/>
+    </w:pPr>
   </w:style>
 </w:styles>
 </file>
@@ -6550,7 +7544,6 @@
     <w:next w:val="Normal"/>
     <w:link w:val="Heading3Char"/>
     <w:uiPriority w:val="9"/>
-    <w:semiHidden/>
     <w:unhideWhenUsed/>
     <w:qFormat/>
     <w:rsid w:val="00A75C7E"/>
@@ -6573,7 +7566,6 @@
     <w:next w:val="Normal"/>
     <w:link w:val="Heading4Char"/>
     <w:uiPriority w:val="9"/>
-    <w:semiHidden/>
     <w:unhideWhenUsed/>
     <w:qFormat/>
     <w:rsid w:val="00A75C7E"/>
@@ -6720,7 +7712,6 @@
     <w:basedOn w:val="DefaultParagraphFont"/>
     <w:link w:val="Heading3"/>
     <w:uiPriority w:val="9"/>
-    <w:semiHidden/>
     <w:rsid w:val="00A75C7E"/>
     <w:rPr>
       <w:rFonts w:asciiTheme="majorHAnsi" w:eastAsiaTheme="majorEastAsia" w:hAnsiTheme="majorHAnsi" w:cstheme="majorBidi"/>
@@ -6739,7 +7730,6 @@
     <w:basedOn w:val="DefaultParagraphFont"/>
     <w:link w:val="Heading4"/>
     <w:uiPriority w:val="9"/>
-    <w:semiHidden/>
     <w:rsid w:val="00A75C7E"/>
     <w:rPr>
       <w:rFonts w:asciiTheme="majorHAnsi" w:eastAsiaTheme="majorEastAsia" w:hAnsiTheme="majorHAnsi" w:cstheme="majorBidi"/>
@@ -6817,6 +7807,129 @@
       <w:szCs w:val="20"/>
       <w:lang w:eastAsia="en-GB"/>
     </w:rPr>
+  </w:style>
+  <w:style w:type="paragraph" w:styleId="TOCHeading">
+    <w:name w:val="TOC Heading"/>
+    <w:basedOn w:val="Heading1"/>
+    <w:next w:val="Normal"/>
+    <w:uiPriority w:val="39"/>
+    <w:semiHidden/>
+    <w:unhideWhenUsed/>
+    <w:qFormat/>
+    <w:rsid w:val="00915CC6"/>
+    <w:pPr>
+      <w:outlineLvl w:val="9"/>
+    </w:pPr>
+    <w:rPr>
+      <w:lang w:eastAsia="ja-JP"/>
+    </w:rPr>
+  </w:style>
+  <w:style w:type="paragraph" w:styleId="TOC2">
+    <w:name w:val="toc 2"/>
+    <w:basedOn w:val="Normal"/>
+    <w:next w:val="Normal"/>
+    <w:autoRedefine/>
+    <w:uiPriority w:val="39"/>
+    <w:unhideWhenUsed/>
+    <w:rsid w:val="00915CC6"/>
+    <w:pPr>
+      <w:spacing w:after="100"/>
+      <w:ind w:left="240"/>
+    </w:pPr>
+  </w:style>
+  <w:style w:type="character" w:styleId="Hyperlink">
+    <w:name w:val="Hyperlink"/>
+    <w:basedOn w:val="DefaultParagraphFont"/>
+    <w:uiPriority w:val="99"/>
+    <w:unhideWhenUsed/>
+    <w:rsid w:val="00915CC6"/>
+    <w:rPr>
+      <w:color w:val="0000FF" w:themeColor="hyperlink"/>
+      <w:u w:val="single"/>
+    </w:rPr>
+  </w:style>
+  <w:style w:type="paragraph" w:styleId="Header">
+    <w:name w:val="header"/>
+    <w:basedOn w:val="Normal"/>
+    <w:link w:val="HeaderChar"/>
+    <w:uiPriority w:val="99"/>
+    <w:unhideWhenUsed/>
+    <w:rsid w:val="00FF57F7"/>
+    <w:pPr>
+      <w:tabs>
+        <w:tab w:val="center" w:pos="4513"/>
+        <w:tab w:val="right" w:pos="9026"/>
+      </w:tabs>
+      <w:spacing w:after="0" w:line="240" w:lineRule="auto"/>
+    </w:pPr>
+  </w:style>
+  <w:style w:type="character" w:customStyle="1" w:styleId="HeaderChar">
+    <w:name w:val="Header Char"/>
+    <w:basedOn w:val="DefaultParagraphFont"/>
+    <w:link w:val="Header"/>
+    <w:uiPriority w:val="99"/>
+    <w:rsid w:val="00FF57F7"/>
+    <w:rPr>
+      <w:kern w:val="2"/>
+      <w:sz w:val="24"/>
+      <w:szCs w:val="24"/>
+      <w:lang w:val="en-US"/>
+      <w14:ligatures w14:val="standardContextual"/>
+    </w:rPr>
+  </w:style>
+  <w:style w:type="paragraph" w:styleId="Footer">
+    <w:name w:val="footer"/>
+    <w:basedOn w:val="Normal"/>
+    <w:link w:val="FooterChar"/>
+    <w:uiPriority w:val="99"/>
+    <w:unhideWhenUsed/>
+    <w:rsid w:val="00FF57F7"/>
+    <w:pPr>
+      <w:tabs>
+        <w:tab w:val="center" w:pos="4513"/>
+        <w:tab w:val="right" w:pos="9026"/>
+      </w:tabs>
+      <w:spacing w:after="0" w:line="240" w:lineRule="auto"/>
+    </w:pPr>
+  </w:style>
+  <w:style w:type="character" w:customStyle="1" w:styleId="FooterChar">
+    <w:name w:val="Footer Char"/>
+    <w:basedOn w:val="DefaultParagraphFont"/>
+    <w:link w:val="Footer"/>
+    <w:uiPriority w:val="99"/>
+    <w:rsid w:val="00FF57F7"/>
+    <w:rPr>
+      <w:kern w:val="2"/>
+      <w:sz w:val="24"/>
+      <w:szCs w:val="24"/>
+      <w:lang w:val="en-US"/>
+      <w14:ligatures w14:val="standardContextual"/>
+    </w:rPr>
+  </w:style>
+  <w:style w:type="paragraph" w:styleId="TOC1">
+    <w:name w:val="toc 1"/>
+    <w:basedOn w:val="Normal"/>
+    <w:next w:val="Normal"/>
+    <w:autoRedefine/>
+    <w:uiPriority w:val="39"/>
+    <w:unhideWhenUsed/>
+    <w:rsid w:val="00A30D8B"/>
+    <w:pPr>
+      <w:spacing w:after="100"/>
+    </w:pPr>
+  </w:style>
+  <w:style w:type="paragraph" w:styleId="TOC3">
+    <w:name w:val="toc 3"/>
+    <w:basedOn w:val="Normal"/>
+    <w:next w:val="Normal"/>
+    <w:autoRedefine/>
+    <w:uiPriority w:val="39"/>
+    <w:unhideWhenUsed/>
+    <w:rsid w:val="00A30D8B"/>
+    <w:pPr>
+      <w:spacing w:after="100"/>
+      <w:ind w:left="480"/>
+    </w:pPr>
   </w:style>
 </w:styles>
 </file>
@@ -7104,4 +8217,16 @@
   <a:objectDefaults/>
   <a:extraClrSchemeLst/>
 </a:theme>
+</file>
+
+<file path=customXml/item1.xml><?xml version="1.0" encoding="utf-8"?>
+<b:Sources xmlns:b="http://schemas.openxmlformats.org/officeDocument/2006/bibliography" xmlns="http://schemas.openxmlformats.org/officeDocument/2006/bibliography" SelectedStyle="\APA.XSL" StyleName="APA"/>
+</file>
+
+<file path=customXml/itemProps1.xml><?xml version="1.0" encoding="utf-8"?>
+<ds:datastoreItem xmlns:ds="http://schemas.openxmlformats.org/officeDocument/2006/customXml" ds:itemID="{374CBC57-87A3-4875-AEA1-FA1C9D8E8383}">
+  <ds:schemaRefs>
+    <ds:schemaRef ds:uri="http://schemas.openxmlformats.org/officeDocument/2006/bibliography"/>
+  </ds:schemaRefs>
+</ds:datastoreItem>
 </file>